--- a/UC00615_Dossier.docx
+++ b/UC00615_Dossier.docx
@@ -161,8 +161,20 @@
           <w:sz w:val="26"/>
           <w:szCs w:val="26"/>
         </w:rPr>
-        <w:t>1. Identificação</w:t>
+        <w:t xml:space="preserve">1. </w:t>
       </w:r>
+      <w:proofErr w:type="spellStart"/>
+      <w:r>
+        <w:rPr>
+          <w:b/>
+          <w:bCs/>
+          <w:color w:val="00713C"/>
+          <w:sz w:val="26"/>
+          <w:szCs w:val="26"/>
+        </w:rPr>
+        <w:t>Identificação</w:t>
+      </w:r>
+      <w:proofErr w:type="spellEnd"/>
     </w:p>
     <w:tbl>
       <w:tblPr>
@@ -212,6 +224,7 @@
             <w:pPr>
               <w:spacing w:line="264" w:lineRule="auto"/>
             </w:pPr>
+            <w:proofErr w:type="spellStart"/>
             <w:r>
               <w:rPr>
                 <w:b/>
@@ -219,8 +232,29 @@
                 <w:sz w:val="19"/>
                 <w:szCs w:val="19"/>
               </w:rPr>
-              <w:t>Título do projeto</w:t>
-            </w:r>
+              <w:t>Título</w:t>
+            </w:r>
+            <w:proofErr w:type="spellEnd"/>
+            <w:r>
+              <w:rPr>
+                <w:b/>
+                <w:bCs/>
+                <w:sz w:val="19"/>
+                <w:szCs w:val="19"/>
+              </w:rPr>
+              <w:t xml:space="preserve"> do </w:t>
+            </w:r>
+            <w:proofErr w:type="spellStart"/>
+            <w:r>
+              <w:rPr>
+                <w:b/>
+                <w:bCs/>
+                <w:sz w:val="19"/>
+                <w:szCs w:val="19"/>
+              </w:rPr>
+              <w:t>projeto</w:t>
+            </w:r>
+            <w:proofErr w:type="spellEnd"/>
           </w:p>
         </w:tc>
         <w:tc>
@@ -247,13 +281,59 @@
                 <w:lang w:val="pt-PT"/>
               </w:rPr>
             </w:pPr>
-            <w:r>
-              <w:rPr>
-                <w:color w:val="1D4E89"/>
-                <w:sz w:val="19"/>
-                <w:szCs w:val="19"/>
-              </w:rPr>
-              <w:t>ScoutGest — gestão dos elementos do agrupamento 676 Cristo-Rei</w:t>
+            <w:proofErr w:type="spellStart"/>
+            <w:r>
+              <w:rPr>
+                <w:color w:val="1D4E89"/>
+                <w:sz w:val="19"/>
+                <w:szCs w:val="19"/>
+              </w:rPr>
+              <w:t>ScoutGest</w:t>
+            </w:r>
+            <w:proofErr w:type="spellEnd"/>
+            <w:r>
+              <w:rPr>
+                <w:color w:val="1D4E89"/>
+                <w:sz w:val="19"/>
+                <w:szCs w:val="19"/>
+              </w:rPr>
+              <w:t xml:space="preserve"> — </w:t>
+            </w:r>
+            <w:proofErr w:type="spellStart"/>
+            <w:r>
+              <w:rPr>
+                <w:color w:val="1D4E89"/>
+                <w:sz w:val="19"/>
+                <w:szCs w:val="19"/>
+              </w:rPr>
+              <w:t>gestão</w:t>
+            </w:r>
+            <w:proofErr w:type="spellEnd"/>
+            <w:r>
+              <w:rPr>
+                <w:color w:val="1D4E89"/>
+                <w:sz w:val="19"/>
+                <w:szCs w:val="19"/>
+              </w:rPr>
+              <w:t xml:space="preserve"> dos elementos do </w:t>
+            </w:r>
+            <w:proofErr w:type="spellStart"/>
+            <w:r>
+              <w:rPr>
+                <w:color w:val="1D4E89"/>
+                <w:sz w:val="19"/>
+                <w:szCs w:val="19"/>
+              </w:rPr>
+              <w:t>agrupamento</w:t>
+            </w:r>
+            <w:proofErr w:type="spellEnd"/>
+            <w:r>
+              <w:rPr>
+                <w:color w:val="1D4E89"/>
+                <w:sz w:val="19"/>
+                <w:szCs w:val="19"/>
+              </w:rPr>
+              <w:t xml:space="preserve"> 676 Cristo-Rei</w:t>
             </w:r>
           </w:p>
         </w:tc>
@@ -284,6 +364,7 @@
             <w:pPr>
               <w:spacing w:line="264" w:lineRule="auto"/>
             </w:pPr>
+            <w:proofErr w:type="spellStart"/>
             <w:r>
               <w:rPr>
                 <w:b/>
@@ -293,6 +374,7 @@
               </w:rPr>
               <w:t>Turma</w:t>
             </w:r>
+            <w:proofErr w:type="spellEnd"/>
           </w:p>
         </w:tc>
         <w:tc>
@@ -353,6 +435,7 @@
             <w:pPr>
               <w:spacing w:line="264" w:lineRule="auto"/>
             </w:pPr>
+            <w:proofErr w:type="spellStart"/>
             <w:r>
               <w:rPr>
                 <w:b/>
@@ -362,6 +445,7 @@
               </w:rPr>
               <w:t>Formador</w:t>
             </w:r>
+            <w:proofErr w:type="spellEnd"/>
           </w:p>
         </w:tc>
         <w:tc>
@@ -429,8 +513,19 @@
                 <w:sz w:val="19"/>
                 <w:szCs w:val="19"/>
               </w:rPr>
-              <w:t>Data da proposta</w:t>
-            </w:r>
+              <w:t xml:space="preserve">Data da </w:t>
+            </w:r>
+            <w:proofErr w:type="spellStart"/>
+            <w:r>
+              <w:rPr>
+                <w:b/>
+                <w:bCs/>
+                <w:sz w:val="19"/>
+                <w:szCs w:val="19"/>
+              </w:rPr>
+              <w:t>proposta</w:t>
+            </w:r>
+            <w:proofErr w:type="spellEnd"/>
           </w:p>
         </w:tc>
         <w:tc>
@@ -498,7 +593,27 @@
                 <w:sz w:val="19"/>
                 <w:szCs w:val="19"/>
               </w:rPr>
-              <w:t>Data da entrega final</w:t>
+              <w:t xml:space="preserve">Data da </w:t>
+            </w:r>
+            <w:proofErr w:type="spellStart"/>
+            <w:r>
+              <w:rPr>
+                <w:b/>
+                <w:bCs/>
+                <w:sz w:val="19"/>
+                <w:szCs w:val="19"/>
+              </w:rPr>
+              <w:t>entrega</w:t>
+            </w:r>
+            <w:proofErr w:type="spellEnd"/>
+            <w:r>
+              <w:rPr>
+                <w:b/>
+                <w:bCs/>
+                <w:sz w:val="19"/>
+                <w:szCs w:val="19"/>
+              </w:rPr>
+              <w:t xml:space="preserve"> final</w:t>
             </w:r>
           </w:p>
         </w:tc>
@@ -547,8 +662,19 @@
           <w:sz w:val="21"/>
           <w:szCs w:val="21"/>
         </w:rPr>
-        <w:t>Elementos do grupo</w:t>
+        <w:t xml:space="preserve">Elementos do </w:t>
       </w:r>
+      <w:proofErr w:type="spellStart"/>
+      <w:r>
+        <w:rPr>
+          <w:b/>
+          <w:bCs/>
+          <w:sz w:val="21"/>
+          <w:szCs w:val="21"/>
+        </w:rPr>
+        <w:t>grupo</w:t>
+      </w:r>
+      <w:proofErr w:type="spellEnd"/>
     </w:p>
     <w:p>
       <w:pPr>
@@ -628,32 +754,9 @@
                 <w:sz w:val="18"/>
                 <w:szCs w:val="18"/>
               </w:rPr>
-              <w:t>Nome completo</w:t>
-            </w:r>
-          </w:p>
-        </w:tc>
-        <w:tc>
-          <w:tcPr>
-            <w:tcW w:w="1040" w:type="dxa"/>
-            <w:tcBorders>
-              <w:top w:val="single" w:sz="4" w:space="0" w:color="D5DBDF"/>
-              <w:left w:val="single" w:sz="4" w:space="0" w:color="D5DBDF"/>
-              <w:bottom w:val="single" w:sz="4" w:space="0" w:color="D5DBDF"/>
-              <w:right w:val="single" w:sz="4" w:space="0" w:color="D5DBDF"/>
-            </w:tcBorders>
-            <w:shd w:val="clear" w:color="auto" w:fill="EAF0EC"/>
-            <w:tcMar>
-              <w:top w:w="70" w:type="dxa"/>
-              <w:left w:w="110" w:type="dxa"/>
-              <w:bottom w:w="70" w:type="dxa"/>
-              <w:right w:w="110" w:type="dxa"/>
-            </w:tcMar>
-            <w:vAlign w:val="center"/>
-          </w:tcPr>
-          <w:p>
-            <w:pPr>
-              <w:spacing w:line="264" w:lineRule="auto"/>
-            </w:pPr>
+              <w:t xml:space="preserve">Nome </w:t>
+            </w:r>
+            <w:proofErr w:type="spellStart"/>
             <w:r>
               <w:rPr>
                 <w:b/>
@@ -662,13 +765,14 @@
                 <w:sz w:val="18"/>
                 <w:szCs w:val="18"/>
               </w:rPr>
-              <w:t>Nº</w:t>
-            </w:r>
-          </w:p>
-        </w:tc>
-        <w:tc>
-          <w:tcPr>
-            <w:tcW w:w="4506" w:type="dxa"/>
+              <w:t>completo</w:t>
+            </w:r>
+            <w:proofErr w:type="spellEnd"/>
+          </w:p>
+        </w:tc>
+        <w:tc>
+          <w:tcPr>
+            <w:tcW w:w="1040" w:type="dxa"/>
             <w:tcBorders>
               <w:top w:val="single" w:sz="4" w:space="0" w:color="D5DBDF"/>
               <w:left w:val="single" w:sz="4" w:space="0" w:color="D5DBDF"/>
@@ -696,8 +800,66 @@
                 <w:sz w:val="18"/>
                 <w:szCs w:val="18"/>
               </w:rPr>
-              <w:t>Responsável principal por</w:t>
-            </w:r>
+              <w:t>Nº</w:t>
+            </w:r>
+          </w:p>
+        </w:tc>
+        <w:tc>
+          <w:tcPr>
+            <w:tcW w:w="4506" w:type="dxa"/>
+            <w:tcBorders>
+              <w:top w:val="single" w:sz="4" w:space="0" w:color="D5DBDF"/>
+              <w:left w:val="single" w:sz="4" w:space="0" w:color="D5DBDF"/>
+              <w:bottom w:val="single" w:sz="4" w:space="0" w:color="D5DBDF"/>
+              <w:right w:val="single" w:sz="4" w:space="0" w:color="D5DBDF"/>
+            </w:tcBorders>
+            <w:shd w:val="clear" w:color="auto" w:fill="EAF0EC"/>
+            <w:tcMar>
+              <w:top w:w="70" w:type="dxa"/>
+              <w:left w:w="110" w:type="dxa"/>
+              <w:bottom w:w="70" w:type="dxa"/>
+              <w:right w:w="110" w:type="dxa"/>
+            </w:tcMar>
+            <w:vAlign w:val="center"/>
+          </w:tcPr>
+          <w:p>
+            <w:pPr>
+              <w:spacing w:line="264" w:lineRule="auto"/>
+            </w:pPr>
+            <w:proofErr w:type="spellStart"/>
+            <w:r>
+              <w:rPr>
+                <w:b/>
+                <w:bCs/>
+                <w:color w:val="00713C"/>
+                <w:sz w:val="18"/>
+                <w:szCs w:val="18"/>
+              </w:rPr>
+              <w:t>Responsável</w:t>
+            </w:r>
+            <w:proofErr w:type="spellEnd"/>
+            <w:r>
+              <w:rPr>
+                <w:b/>
+                <w:bCs/>
+                <w:color w:val="00713C"/>
+                <w:sz w:val="18"/>
+                <w:szCs w:val="18"/>
+              </w:rPr>
+              <w:t xml:space="preserve"> principal </w:t>
+            </w:r>
+            <w:proofErr w:type="spellStart"/>
+            <w:r>
+              <w:rPr>
+                <w:b/>
+                <w:bCs/>
+                <w:color w:val="00713C"/>
+                <w:sz w:val="18"/>
+                <w:szCs w:val="18"/>
+              </w:rPr>
+              <w:t>por</w:t>
+            </w:r>
+            <w:proofErr w:type="spellEnd"/>
           </w:p>
         </w:tc>
       </w:tr>
@@ -1070,7 +1232,781 @@
                 <w:sz w:val="19"/>
                 <w:szCs w:val="19"/>
               </w:rPr>
-              <w:t>O ScoutGest é uma aplicação web para a gestão dos elementos do Agrupamento de Escuteiros 676 Cristo-Rei. Permite registar os tutores (encarregados de educação) e os respetivos elementos, pesquisar um elemento pelo nome e consultar a sua ficha completa, incluindo os contactos do respetivo tutor. A aplicação pretende substituir o atual sistema de arquivo em papel, organizado em capas A4, tornando a consulta e gestão da informação mais rápida e eficiente.</w:t>
+              <w:t xml:space="preserve">O </w:t>
+            </w:r>
+            <w:proofErr w:type="spellStart"/>
+            <w:r>
+              <w:rPr>
+                <w:color w:val="1D4E89"/>
+                <w:sz w:val="19"/>
+                <w:szCs w:val="19"/>
+              </w:rPr>
+              <w:t>ScoutGest</w:t>
+            </w:r>
+            <w:proofErr w:type="spellEnd"/>
+            <w:r>
+              <w:rPr>
+                <w:color w:val="1D4E89"/>
+                <w:sz w:val="19"/>
+                <w:szCs w:val="19"/>
+              </w:rPr>
+              <w:t xml:space="preserve"> é </w:t>
+            </w:r>
+            <w:proofErr w:type="spellStart"/>
+            <w:r>
+              <w:rPr>
+                <w:color w:val="1D4E89"/>
+                <w:sz w:val="19"/>
+                <w:szCs w:val="19"/>
+              </w:rPr>
+              <w:t>uma</w:t>
+            </w:r>
+            <w:proofErr w:type="spellEnd"/>
+            <w:r>
+              <w:rPr>
+                <w:color w:val="1D4E89"/>
+                <w:sz w:val="19"/>
+                <w:szCs w:val="19"/>
+              </w:rPr>
+              <w:t xml:space="preserve"> </w:t>
+            </w:r>
+            <w:proofErr w:type="spellStart"/>
+            <w:r>
+              <w:rPr>
+                <w:color w:val="1D4E89"/>
+                <w:sz w:val="19"/>
+                <w:szCs w:val="19"/>
+              </w:rPr>
+              <w:t>aplicação</w:t>
+            </w:r>
+            <w:proofErr w:type="spellEnd"/>
+            <w:r>
+              <w:rPr>
+                <w:color w:val="1D4E89"/>
+                <w:sz w:val="19"/>
+                <w:szCs w:val="19"/>
+              </w:rPr>
+              <w:t xml:space="preserve"> web para a </w:t>
+            </w:r>
+            <w:proofErr w:type="spellStart"/>
+            <w:r>
+              <w:rPr>
+                <w:color w:val="1D4E89"/>
+                <w:sz w:val="19"/>
+                <w:szCs w:val="19"/>
+              </w:rPr>
+              <w:t>gestão</w:t>
+            </w:r>
+            <w:proofErr w:type="spellEnd"/>
+            <w:r>
+              <w:rPr>
+                <w:color w:val="1D4E89"/>
+                <w:sz w:val="19"/>
+                <w:szCs w:val="19"/>
+              </w:rPr>
+              <w:t xml:space="preserve"> dos elementos do </w:t>
+            </w:r>
+            <w:proofErr w:type="spellStart"/>
+            <w:r>
+              <w:rPr>
+                <w:color w:val="1D4E89"/>
+                <w:sz w:val="19"/>
+                <w:szCs w:val="19"/>
+              </w:rPr>
+              <w:t>Agrupamento</w:t>
+            </w:r>
+            <w:proofErr w:type="spellEnd"/>
+            <w:r>
+              <w:rPr>
+                <w:color w:val="1D4E89"/>
+                <w:sz w:val="19"/>
+                <w:szCs w:val="19"/>
+              </w:rPr>
+              <w:t xml:space="preserve"> de </w:t>
+            </w:r>
+            <w:proofErr w:type="spellStart"/>
+            <w:r>
+              <w:rPr>
+                <w:color w:val="1D4E89"/>
+                <w:sz w:val="19"/>
+                <w:szCs w:val="19"/>
+              </w:rPr>
+              <w:t>Escuteiros</w:t>
+            </w:r>
+            <w:proofErr w:type="spellEnd"/>
+            <w:r>
+              <w:rPr>
+                <w:color w:val="1D4E89"/>
+                <w:sz w:val="19"/>
+                <w:szCs w:val="19"/>
+              </w:rPr>
+              <w:t xml:space="preserve"> 676 Cristo-Rei. </w:t>
+            </w:r>
+            <w:proofErr w:type="spellStart"/>
+            <w:r>
+              <w:rPr>
+                <w:color w:val="1D4E89"/>
+                <w:sz w:val="19"/>
+                <w:szCs w:val="19"/>
+              </w:rPr>
+              <w:t>Permite</w:t>
+            </w:r>
+            <w:proofErr w:type="spellEnd"/>
+            <w:r>
+              <w:rPr>
+                <w:color w:val="1D4E89"/>
+                <w:sz w:val="19"/>
+                <w:szCs w:val="19"/>
+              </w:rPr>
+              <w:t xml:space="preserve"> </w:t>
+            </w:r>
+            <w:proofErr w:type="spellStart"/>
+            <w:r>
+              <w:rPr>
+                <w:color w:val="1D4E89"/>
+                <w:sz w:val="19"/>
+                <w:szCs w:val="19"/>
+              </w:rPr>
+              <w:t>registar</w:t>
+            </w:r>
+            <w:proofErr w:type="spellEnd"/>
+            <w:r>
+              <w:rPr>
+                <w:color w:val="1D4E89"/>
+                <w:sz w:val="19"/>
+                <w:szCs w:val="19"/>
+              </w:rPr>
+              <w:t xml:space="preserve"> </w:t>
+            </w:r>
+            <w:proofErr w:type="spellStart"/>
+            <w:r>
+              <w:rPr>
+                <w:color w:val="1D4E89"/>
+                <w:sz w:val="19"/>
+                <w:szCs w:val="19"/>
+              </w:rPr>
+              <w:t>os</w:t>
+            </w:r>
+            <w:proofErr w:type="spellEnd"/>
+            <w:r>
+              <w:rPr>
+                <w:color w:val="1D4E89"/>
+                <w:sz w:val="19"/>
+                <w:szCs w:val="19"/>
+              </w:rPr>
+              <w:t xml:space="preserve"> </w:t>
+            </w:r>
+            <w:proofErr w:type="spellStart"/>
+            <w:r>
+              <w:rPr>
+                <w:color w:val="1D4E89"/>
+                <w:sz w:val="19"/>
+                <w:szCs w:val="19"/>
+              </w:rPr>
+              <w:t>tutores</w:t>
+            </w:r>
+            <w:proofErr w:type="spellEnd"/>
+            <w:r>
+              <w:rPr>
+                <w:color w:val="1D4E89"/>
+                <w:sz w:val="19"/>
+                <w:szCs w:val="19"/>
+              </w:rPr>
+              <w:t xml:space="preserve"> (</w:t>
+            </w:r>
+            <w:proofErr w:type="spellStart"/>
+            <w:r>
+              <w:rPr>
+                <w:color w:val="1D4E89"/>
+                <w:sz w:val="19"/>
+                <w:szCs w:val="19"/>
+              </w:rPr>
+              <w:t>encarregados</w:t>
+            </w:r>
+            <w:proofErr w:type="spellEnd"/>
+            <w:r>
+              <w:rPr>
+                <w:color w:val="1D4E89"/>
+                <w:sz w:val="19"/>
+                <w:szCs w:val="19"/>
+              </w:rPr>
+              <w:t xml:space="preserve"> de </w:t>
+            </w:r>
+            <w:proofErr w:type="spellStart"/>
+            <w:r>
+              <w:rPr>
+                <w:color w:val="1D4E89"/>
+                <w:sz w:val="19"/>
+                <w:szCs w:val="19"/>
+              </w:rPr>
+              <w:t>educação</w:t>
+            </w:r>
+            <w:proofErr w:type="spellEnd"/>
+            <w:r>
+              <w:rPr>
+                <w:color w:val="1D4E89"/>
+                <w:sz w:val="19"/>
+                <w:szCs w:val="19"/>
+              </w:rPr>
+              <w:t xml:space="preserve">) e </w:t>
+            </w:r>
+            <w:proofErr w:type="spellStart"/>
+            <w:r>
+              <w:rPr>
+                <w:color w:val="1D4E89"/>
+                <w:sz w:val="19"/>
+                <w:szCs w:val="19"/>
+              </w:rPr>
+              <w:t>os</w:t>
+            </w:r>
+            <w:proofErr w:type="spellEnd"/>
+            <w:r>
+              <w:rPr>
+                <w:color w:val="1D4E89"/>
+                <w:sz w:val="19"/>
+                <w:szCs w:val="19"/>
+              </w:rPr>
+              <w:t xml:space="preserve"> </w:t>
+            </w:r>
+            <w:proofErr w:type="spellStart"/>
+            <w:r>
+              <w:rPr>
+                <w:color w:val="1D4E89"/>
+                <w:sz w:val="19"/>
+                <w:szCs w:val="19"/>
+              </w:rPr>
+              <w:t>respetivos</w:t>
+            </w:r>
+            <w:proofErr w:type="spellEnd"/>
+            <w:r>
+              <w:rPr>
+                <w:color w:val="1D4E89"/>
+                <w:sz w:val="19"/>
+                <w:szCs w:val="19"/>
+              </w:rPr>
+              <w:t xml:space="preserve"> elementos, </w:t>
+            </w:r>
+            <w:proofErr w:type="spellStart"/>
+            <w:r>
+              <w:rPr>
+                <w:color w:val="1D4E89"/>
+                <w:sz w:val="19"/>
+                <w:szCs w:val="19"/>
+              </w:rPr>
+              <w:t>pesquisar</w:t>
+            </w:r>
+            <w:proofErr w:type="spellEnd"/>
+            <w:r>
+              <w:rPr>
+                <w:color w:val="1D4E89"/>
+                <w:sz w:val="19"/>
+                <w:szCs w:val="19"/>
+              </w:rPr>
+              <w:t xml:space="preserve"> um </w:t>
+            </w:r>
+            <w:proofErr w:type="spellStart"/>
+            <w:r>
+              <w:rPr>
+                <w:color w:val="1D4E89"/>
+                <w:sz w:val="19"/>
+                <w:szCs w:val="19"/>
+              </w:rPr>
+              <w:t>elemento</w:t>
+            </w:r>
+            <w:proofErr w:type="spellEnd"/>
+            <w:r>
+              <w:rPr>
+                <w:color w:val="1D4E89"/>
+                <w:sz w:val="19"/>
+                <w:szCs w:val="19"/>
+              </w:rPr>
+              <w:t xml:space="preserve"> </w:t>
+            </w:r>
+            <w:proofErr w:type="spellStart"/>
+            <w:r>
+              <w:rPr>
+                <w:color w:val="1D4E89"/>
+                <w:sz w:val="19"/>
+                <w:szCs w:val="19"/>
+              </w:rPr>
+              <w:t>pelo</w:t>
+            </w:r>
+            <w:proofErr w:type="spellEnd"/>
+            <w:r>
+              <w:rPr>
+                <w:color w:val="1D4E89"/>
+                <w:sz w:val="19"/>
+                <w:szCs w:val="19"/>
+              </w:rPr>
+              <w:t xml:space="preserve"> </w:t>
+            </w:r>
+            <w:proofErr w:type="spellStart"/>
+            <w:r>
+              <w:rPr>
+                <w:color w:val="1D4E89"/>
+                <w:sz w:val="19"/>
+                <w:szCs w:val="19"/>
+              </w:rPr>
+              <w:t>nome</w:t>
+            </w:r>
+            <w:proofErr w:type="spellEnd"/>
+            <w:r>
+              <w:rPr>
+                <w:color w:val="1D4E89"/>
+                <w:sz w:val="19"/>
+                <w:szCs w:val="19"/>
+              </w:rPr>
+              <w:t xml:space="preserve"> e </w:t>
+            </w:r>
+            <w:proofErr w:type="spellStart"/>
+            <w:r>
+              <w:rPr>
+                <w:color w:val="1D4E89"/>
+                <w:sz w:val="19"/>
+                <w:szCs w:val="19"/>
+              </w:rPr>
+              <w:t>consultar</w:t>
+            </w:r>
+            <w:proofErr w:type="spellEnd"/>
+            <w:r>
+              <w:rPr>
+                <w:color w:val="1D4E89"/>
+                <w:sz w:val="19"/>
+                <w:szCs w:val="19"/>
+              </w:rPr>
+              <w:t xml:space="preserve"> a </w:t>
+            </w:r>
+            <w:proofErr w:type="spellStart"/>
+            <w:r>
+              <w:rPr>
+                <w:color w:val="1D4E89"/>
+                <w:sz w:val="19"/>
+                <w:szCs w:val="19"/>
+              </w:rPr>
+              <w:t>sua</w:t>
+            </w:r>
+            <w:proofErr w:type="spellEnd"/>
+            <w:r>
+              <w:rPr>
+                <w:color w:val="1D4E89"/>
+                <w:sz w:val="19"/>
+                <w:szCs w:val="19"/>
+              </w:rPr>
+              <w:t xml:space="preserve"> </w:t>
+            </w:r>
+            <w:proofErr w:type="spellStart"/>
+            <w:r>
+              <w:rPr>
+                <w:color w:val="1D4E89"/>
+                <w:sz w:val="19"/>
+                <w:szCs w:val="19"/>
+              </w:rPr>
+              <w:t>ficha</w:t>
+            </w:r>
+            <w:proofErr w:type="spellEnd"/>
+            <w:r>
+              <w:rPr>
+                <w:color w:val="1D4E89"/>
+                <w:sz w:val="19"/>
+                <w:szCs w:val="19"/>
+              </w:rPr>
+              <w:t xml:space="preserve"> completa, </w:t>
+            </w:r>
+            <w:proofErr w:type="spellStart"/>
+            <w:r>
+              <w:rPr>
+                <w:color w:val="1D4E89"/>
+                <w:sz w:val="19"/>
+                <w:szCs w:val="19"/>
+              </w:rPr>
+              <w:t>incluindo</w:t>
+            </w:r>
+            <w:proofErr w:type="spellEnd"/>
+            <w:r>
+              <w:rPr>
+                <w:color w:val="1D4E89"/>
+                <w:sz w:val="19"/>
+                <w:szCs w:val="19"/>
+              </w:rPr>
+              <w:t xml:space="preserve"> </w:t>
+            </w:r>
+            <w:proofErr w:type="spellStart"/>
+            <w:r>
+              <w:rPr>
+                <w:color w:val="1D4E89"/>
+                <w:sz w:val="19"/>
+                <w:szCs w:val="19"/>
+              </w:rPr>
+              <w:t>os</w:t>
+            </w:r>
+            <w:proofErr w:type="spellEnd"/>
+            <w:r>
+              <w:rPr>
+                <w:color w:val="1D4E89"/>
+                <w:sz w:val="19"/>
+                <w:szCs w:val="19"/>
+              </w:rPr>
+              <w:t xml:space="preserve"> </w:t>
+            </w:r>
+            <w:proofErr w:type="spellStart"/>
+            <w:r>
+              <w:rPr>
+                <w:color w:val="1D4E89"/>
+                <w:sz w:val="19"/>
+                <w:szCs w:val="19"/>
+              </w:rPr>
+              <w:t>contactos</w:t>
+            </w:r>
+            <w:proofErr w:type="spellEnd"/>
+            <w:r>
+              <w:rPr>
+                <w:color w:val="1D4E89"/>
+                <w:sz w:val="19"/>
+                <w:szCs w:val="19"/>
+              </w:rPr>
+              <w:t xml:space="preserve"> do </w:t>
+            </w:r>
+            <w:proofErr w:type="spellStart"/>
+            <w:r>
+              <w:rPr>
+                <w:color w:val="1D4E89"/>
+                <w:sz w:val="19"/>
+                <w:szCs w:val="19"/>
+              </w:rPr>
+              <w:t>respetivo</w:t>
+            </w:r>
+            <w:proofErr w:type="spellEnd"/>
+            <w:r>
+              <w:rPr>
+                <w:color w:val="1D4E89"/>
+                <w:sz w:val="19"/>
+                <w:szCs w:val="19"/>
+              </w:rPr>
+              <w:t xml:space="preserve"> tutor. </w:t>
+            </w:r>
+            <w:proofErr w:type="gramStart"/>
+            <w:r>
+              <w:rPr>
+                <w:color w:val="1D4E89"/>
+                <w:sz w:val="19"/>
+                <w:szCs w:val="19"/>
+              </w:rPr>
+              <w:t>A</w:t>
+            </w:r>
+            <w:proofErr w:type="gramEnd"/>
+            <w:r>
+              <w:rPr>
+                <w:color w:val="1D4E89"/>
+                <w:sz w:val="19"/>
+                <w:szCs w:val="19"/>
+              </w:rPr>
+              <w:t xml:space="preserve"> </w:t>
+            </w:r>
+            <w:proofErr w:type="spellStart"/>
+            <w:r>
+              <w:rPr>
+                <w:color w:val="1D4E89"/>
+                <w:sz w:val="19"/>
+                <w:szCs w:val="19"/>
+              </w:rPr>
+              <w:t>aplicação</w:t>
+            </w:r>
+            <w:proofErr w:type="spellEnd"/>
+            <w:r>
+              <w:rPr>
+                <w:color w:val="1D4E89"/>
+                <w:sz w:val="19"/>
+                <w:szCs w:val="19"/>
+              </w:rPr>
+              <w:t xml:space="preserve"> </w:t>
+            </w:r>
+            <w:proofErr w:type="spellStart"/>
+            <w:r>
+              <w:rPr>
+                <w:color w:val="1D4E89"/>
+                <w:sz w:val="19"/>
+                <w:szCs w:val="19"/>
+              </w:rPr>
+              <w:t>pretende</w:t>
+            </w:r>
+            <w:proofErr w:type="spellEnd"/>
+            <w:r>
+              <w:rPr>
+                <w:color w:val="1D4E89"/>
+                <w:sz w:val="19"/>
+                <w:szCs w:val="19"/>
+              </w:rPr>
+              <w:t xml:space="preserve"> </w:t>
+            </w:r>
+            <w:proofErr w:type="spellStart"/>
+            <w:r>
+              <w:rPr>
+                <w:color w:val="1D4E89"/>
+                <w:sz w:val="19"/>
+                <w:szCs w:val="19"/>
+              </w:rPr>
+              <w:t>substituir</w:t>
+            </w:r>
+            <w:proofErr w:type="spellEnd"/>
+            <w:r>
+              <w:rPr>
+                <w:color w:val="1D4E89"/>
+                <w:sz w:val="19"/>
+                <w:szCs w:val="19"/>
+              </w:rPr>
+              <w:t xml:space="preserve"> o </w:t>
+            </w:r>
+            <w:proofErr w:type="spellStart"/>
+            <w:r>
+              <w:rPr>
+                <w:color w:val="1D4E89"/>
+                <w:sz w:val="19"/>
+                <w:szCs w:val="19"/>
+              </w:rPr>
+              <w:t>atual</w:t>
+            </w:r>
+            <w:proofErr w:type="spellEnd"/>
+            <w:r>
+              <w:rPr>
+                <w:color w:val="1D4E89"/>
+                <w:sz w:val="19"/>
+                <w:szCs w:val="19"/>
+              </w:rPr>
+              <w:t xml:space="preserve"> </w:t>
+            </w:r>
+            <w:proofErr w:type="spellStart"/>
+            <w:r>
+              <w:rPr>
+                <w:color w:val="1D4E89"/>
+                <w:sz w:val="19"/>
+                <w:szCs w:val="19"/>
+              </w:rPr>
+              <w:t>sistema</w:t>
+            </w:r>
+            <w:proofErr w:type="spellEnd"/>
+            <w:r>
+              <w:rPr>
+                <w:color w:val="1D4E89"/>
+                <w:sz w:val="19"/>
+                <w:szCs w:val="19"/>
+              </w:rPr>
+              <w:t xml:space="preserve"> de </w:t>
+            </w:r>
+            <w:proofErr w:type="spellStart"/>
+            <w:r>
+              <w:rPr>
+                <w:color w:val="1D4E89"/>
+                <w:sz w:val="19"/>
+                <w:szCs w:val="19"/>
+              </w:rPr>
+              <w:t>arquivo</w:t>
+            </w:r>
+            <w:proofErr w:type="spellEnd"/>
+            <w:r>
+              <w:rPr>
+                <w:color w:val="1D4E89"/>
+                <w:sz w:val="19"/>
+                <w:szCs w:val="19"/>
+              </w:rPr>
+              <w:t xml:space="preserve"> </w:t>
+            </w:r>
+            <w:proofErr w:type="spellStart"/>
+            <w:r>
+              <w:rPr>
+                <w:color w:val="1D4E89"/>
+                <w:sz w:val="19"/>
+                <w:szCs w:val="19"/>
+              </w:rPr>
+              <w:t>em</w:t>
+            </w:r>
+            <w:proofErr w:type="spellEnd"/>
+            <w:r>
+              <w:rPr>
+                <w:color w:val="1D4E89"/>
+                <w:sz w:val="19"/>
+                <w:szCs w:val="19"/>
+              </w:rPr>
+              <w:t xml:space="preserve"> </w:t>
+            </w:r>
+            <w:proofErr w:type="spellStart"/>
+            <w:r>
+              <w:rPr>
+                <w:color w:val="1D4E89"/>
+                <w:sz w:val="19"/>
+                <w:szCs w:val="19"/>
+              </w:rPr>
+              <w:t>papel</w:t>
+            </w:r>
+            <w:proofErr w:type="spellEnd"/>
+            <w:r>
+              <w:rPr>
+                <w:color w:val="1D4E89"/>
+                <w:sz w:val="19"/>
+                <w:szCs w:val="19"/>
+              </w:rPr>
+              <w:t xml:space="preserve">, </w:t>
+            </w:r>
+            <w:proofErr w:type="spellStart"/>
+            <w:r>
+              <w:rPr>
+                <w:color w:val="1D4E89"/>
+                <w:sz w:val="19"/>
+                <w:szCs w:val="19"/>
+              </w:rPr>
+              <w:t>organizado</w:t>
+            </w:r>
+            <w:proofErr w:type="spellEnd"/>
+            <w:r>
+              <w:rPr>
+                <w:color w:val="1D4E89"/>
+                <w:sz w:val="19"/>
+                <w:szCs w:val="19"/>
+              </w:rPr>
+              <w:t xml:space="preserve"> </w:t>
+            </w:r>
+            <w:proofErr w:type="spellStart"/>
+            <w:r>
+              <w:rPr>
+                <w:color w:val="1D4E89"/>
+                <w:sz w:val="19"/>
+                <w:szCs w:val="19"/>
+              </w:rPr>
+              <w:t>em</w:t>
+            </w:r>
+            <w:proofErr w:type="spellEnd"/>
+            <w:r>
+              <w:rPr>
+                <w:color w:val="1D4E89"/>
+                <w:sz w:val="19"/>
+                <w:szCs w:val="19"/>
+              </w:rPr>
+              <w:t xml:space="preserve"> </w:t>
+            </w:r>
+            <w:proofErr w:type="spellStart"/>
+            <w:r>
+              <w:rPr>
+                <w:color w:val="1D4E89"/>
+                <w:sz w:val="19"/>
+                <w:szCs w:val="19"/>
+              </w:rPr>
+              <w:t>capas</w:t>
+            </w:r>
+            <w:proofErr w:type="spellEnd"/>
+            <w:r>
+              <w:rPr>
+                <w:color w:val="1D4E89"/>
+                <w:sz w:val="19"/>
+                <w:szCs w:val="19"/>
+              </w:rPr>
+              <w:t xml:space="preserve"> A4, </w:t>
+            </w:r>
+            <w:proofErr w:type="spellStart"/>
+            <w:r>
+              <w:rPr>
+                <w:color w:val="1D4E89"/>
+                <w:sz w:val="19"/>
+                <w:szCs w:val="19"/>
+              </w:rPr>
+              <w:t>tornando</w:t>
+            </w:r>
+            <w:proofErr w:type="spellEnd"/>
+            <w:r>
+              <w:rPr>
+                <w:color w:val="1D4E89"/>
+                <w:sz w:val="19"/>
+                <w:szCs w:val="19"/>
+              </w:rPr>
+              <w:t xml:space="preserve"> a consulta e </w:t>
+            </w:r>
+            <w:proofErr w:type="spellStart"/>
+            <w:r>
+              <w:rPr>
+                <w:color w:val="1D4E89"/>
+                <w:sz w:val="19"/>
+                <w:szCs w:val="19"/>
+              </w:rPr>
+              <w:t>gestão</w:t>
+            </w:r>
+            <w:proofErr w:type="spellEnd"/>
+            <w:r>
+              <w:rPr>
+                <w:color w:val="1D4E89"/>
+                <w:sz w:val="19"/>
+                <w:szCs w:val="19"/>
+              </w:rPr>
+              <w:t xml:space="preserve"> da </w:t>
+            </w:r>
+            <w:proofErr w:type="spellStart"/>
+            <w:r>
+              <w:rPr>
+                <w:color w:val="1D4E89"/>
+                <w:sz w:val="19"/>
+                <w:szCs w:val="19"/>
+              </w:rPr>
+              <w:t>informação</w:t>
+            </w:r>
+            <w:proofErr w:type="spellEnd"/>
+            <w:r>
+              <w:rPr>
+                <w:color w:val="1D4E89"/>
+                <w:sz w:val="19"/>
+                <w:szCs w:val="19"/>
+              </w:rPr>
+              <w:t xml:space="preserve"> </w:t>
+            </w:r>
+            <w:proofErr w:type="spellStart"/>
+            <w:r>
+              <w:rPr>
+                <w:color w:val="1D4E89"/>
+                <w:sz w:val="19"/>
+                <w:szCs w:val="19"/>
+              </w:rPr>
+              <w:t>mais</w:t>
+            </w:r>
+            <w:proofErr w:type="spellEnd"/>
+            <w:r>
+              <w:rPr>
+                <w:color w:val="1D4E89"/>
+                <w:sz w:val="19"/>
+                <w:szCs w:val="19"/>
+              </w:rPr>
+              <w:t xml:space="preserve"> </w:t>
+            </w:r>
+            <w:proofErr w:type="spellStart"/>
+            <w:r>
+              <w:rPr>
+                <w:color w:val="1D4E89"/>
+                <w:sz w:val="19"/>
+                <w:szCs w:val="19"/>
+              </w:rPr>
+              <w:t>rápida</w:t>
+            </w:r>
+            <w:proofErr w:type="spellEnd"/>
+            <w:r>
+              <w:rPr>
+                <w:color w:val="1D4E89"/>
+                <w:sz w:val="19"/>
+                <w:szCs w:val="19"/>
+              </w:rPr>
+              <w:t xml:space="preserve"> e </w:t>
+            </w:r>
+            <w:proofErr w:type="spellStart"/>
+            <w:r>
+              <w:rPr>
+                <w:color w:val="1D4E89"/>
+                <w:sz w:val="19"/>
+                <w:szCs w:val="19"/>
+              </w:rPr>
+              <w:t>eficiente</w:t>
+            </w:r>
+            <w:proofErr w:type="spellEnd"/>
+            <w:r>
+              <w:rPr>
+                <w:color w:val="1D4E89"/>
+                <w:sz w:val="19"/>
+                <w:szCs w:val="19"/>
+              </w:rPr>
+              <w:t>.</w:t>
             </w:r>
           </w:p>
         </w:tc>
@@ -1172,32 +2108,9 @@
                 <w:sz w:val="18"/>
                 <w:szCs w:val="18"/>
               </w:rPr>
-              <w:t>Tipo de utilizador</w:t>
-            </w:r>
-          </w:p>
-        </w:tc>
-        <w:tc>
-          <w:tcPr>
-            <w:tcW w:w="6772" w:type="dxa"/>
-            <w:tcBorders>
-              <w:top w:val="single" w:sz="4" w:space="0" w:color="D5DBDF"/>
-              <w:left w:val="single" w:sz="4" w:space="0" w:color="D5DBDF"/>
-              <w:bottom w:val="single" w:sz="4" w:space="0" w:color="D5DBDF"/>
-              <w:right w:val="single" w:sz="4" w:space="0" w:color="D5DBDF"/>
-            </w:tcBorders>
-            <w:shd w:val="clear" w:color="auto" w:fill="EAF0EC"/>
-            <w:tcMar>
-              <w:top w:w="70" w:type="dxa"/>
-              <w:left w:w="110" w:type="dxa"/>
-              <w:bottom w:w="70" w:type="dxa"/>
-              <w:right w:w="110" w:type="dxa"/>
-            </w:tcMar>
-            <w:vAlign w:val="center"/>
-          </w:tcPr>
-          <w:p>
-            <w:pPr>
-              <w:spacing w:line="264" w:lineRule="auto"/>
-            </w:pPr>
+              <w:t xml:space="preserve">Tipo de </w:t>
+            </w:r>
+            <w:proofErr w:type="spellStart"/>
             <w:r>
               <w:rPr>
                 <w:b/>
@@ -1206,8 +2119,99 @@
                 <w:sz w:val="18"/>
                 <w:szCs w:val="18"/>
               </w:rPr>
-              <w:t>O que pode fazer</w:t>
-            </w:r>
+              <w:t>utilizador</w:t>
+            </w:r>
+            <w:proofErr w:type="spellEnd"/>
+          </w:p>
+        </w:tc>
+        <w:tc>
+          <w:tcPr>
+            <w:tcW w:w="6772" w:type="dxa"/>
+            <w:tcBorders>
+              <w:top w:val="single" w:sz="4" w:space="0" w:color="D5DBDF"/>
+              <w:left w:val="single" w:sz="4" w:space="0" w:color="D5DBDF"/>
+              <w:bottom w:val="single" w:sz="4" w:space="0" w:color="D5DBDF"/>
+              <w:right w:val="single" w:sz="4" w:space="0" w:color="D5DBDF"/>
+            </w:tcBorders>
+            <w:shd w:val="clear" w:color="auto" w:fill="EAF0EC"/>
+            <w:tcMar>
+              <w:top w:w="70" w:type="dxa"/>
+              <w:left w:w="110" w:type="dxa"/>
+              <w:bottom w:w="70" w:type="dxa"/>
+              <w:right w:w="110" w:type="dxa"/>
+            </w:tcMar>
+            <w:vAlign w:val="center"/>
+          </w:tcPr>
+          <w:p>
+            <w:pPr>
+              <w:spacing w:line="264" w:lineRule="auto"/>
+            </w:pPr>
+            <w:r>
+              <w:rPr>
+                <w:b/>
+                <w:bCs/>
+                <w:color w:val="00713C"/>
+                <w:sz w:val="18"/>
+                <w:szCs w:val="18"/>
+              </w:rPr>
+              <w:t xml:space="preserve">O </w:t>
+            </w:r>
+            <w:proofErr w:type="spellStart"/>
+            <w:r>
+              <w:rPr>
+                <w:b/>
+                <w:bCs/>
+                <w:color w:val="00713C"/>
+                <w:sz w:val="18"/>
+                <w:szCs w:val="18"/>
+              </w:rPr>
+              <w:t>que</w:t>
+            </w:r>
+            <w:proofErr w:type="spellEnd"/>
+            <w:r>
+              <w:rPr>
+                <w:b/>
+                <w:bCs/>
+                <w:color w:val="00713C"/>
+                <w:sz w:val="18"/>
+                <w:szCs w:val="18"/>
+              </w:rPr>
+              <w:t xml:space="preserve"> </w:t>
+            </w:r>
+            <w:proofErr w:type="spellStart"/>
+            <w:r>
+              <w:rPr>
+                <w:b/>
+                <w:bCs/>
+                <w:color w:val="00713C"/>
+                <w:sz w:val="18"/>
+                <w:szCs w:val="18"/>
+              </w:rPr>
+              <w:t>pode</w:t>
+            </w:r>
+            <w:proofErr w:type="spellEnd"/>
+            <w:r>
+              <w:rPr>
+                <w:b/>
+                <w:bCs/>
+                <w:color w:val="00713C"/>
+                <w:sz w:val="18"/>
+                <w:szCs w:val="18"/>
+              </w:rPr>
+              <w:t xml:space="preserve"> </w:t>
+            </w:r>
+            <w:proofErr w:type="spellStart"/>
+            <w:r>
+              <w:rPr>
+                <w:b/>
+                <w:bCs/>
+                <w:color w:val="00713C"/>
+                <w:sz w:val="18"/>
+                <w:szCs w:val="18"/>
+              </w:rPr>
+              <w:t>fazer</w:t>
+            </w:r>
+            <w:proofErr w:type="spellEnd"/>
           </w:p>
         </w:tc>
       </w:tr>
@@ -1237,6 +2241,7 @@
             <w:pPr>
               <w:spacing w:line="264" w:lineRule="auto"/>
             </w:pPr>
+            <w:proofErr w:type="spellStart"/>
             <w:r>
               <w:rPr>
                 <w:b/>
@@ -1244,7 +2249,37 @@
                 <w:sz w:val="19"/>
                 <w:szCs w:val="19"/>
               </w:rPr>
-              <w:t>Visitante (sem login)</w:t>
+              <w:t>Visitante</w:t>
+            </w:r>
+            <w:proofErr w:type="spellEnd"/>
+            <w:r>
+              <w:rPr>
+                <w:b/>
+                <w:bCs/>
+                <w:sz w:val="19"/>
+                <w:szCs w:val="19"/>
+              </w:rPr>
+              <w:t xml:space="preserve"> (</w:t>
+            </w:r>
+            <w:proofErr w:type="spellStart"/>
+            <w:r>
+              <w:rPr>
+                <w:b/>
+                <w:bCs/>
+                <w:sz w:val="19"/>
+                <w:szCs w:val="19"/>
+              </w:rPr>
+              <w:t>sem</w:t>
+            </w:r>
+            <w:proofErr w:type="spellEnd"/>
+            <w:r>
+              <w:rPr>
+                <w:b/>
+                <w:bCs/>
+                <w:sz w:val="19"/>
+                <w:szCs w:val="19"/>
+              </w:rPr>
+              <w:t xml:space="preserve"> login)</w:t>
             </w:r>
           </w:p>
         </w:tc>
@@ -1316,6 +2351,7 @@
                 <w:szCs w:val="19"/>
               </w:rPr>
             </w:pPr>
+            <w:proofErr w:type="spellStart"/>
             <w:r>
               <w:rPr>
                 <w:b/>
@@ -1323,7 +2359,37 @@
                 <w:sz w:val="19"/>
                 <w:szCs w:val="19"/>
               </w:rPr>
-              <w:t>Utilizador registado</w:t>
+              <w:t>Utilizador</w:t>
+            </w:r>
+            <w:proofErr w:type="spellEnd"/>
+            <w:r>
+              <w:rPr>
+                <w:b/>
+                <w:bCs/>
+                <w:sz w:val="19"/>
+                <w:szCs w:val="19"/>
+              </w:rPr>
+              <w:t xml:space="preserve"> </w:t>
+            </w:r>
+            <w:proofErr w:type="spellStart"/>
+            <w:r>
+              <w:rPr>
+                <w:b/>
+                <w:bCs/>
+                <w:sz w:val="19"/>
+                <w:szCs w:val="19"/>
+              </w:rPr>
+              <w:t>registado</w:t>
+            </w:r>
+            <w:proofErr w:type="spellEnd"/>
+            <w:r>
+              <w:rPr>
+                <w:b/>
+                <w:bCs/>
+                <w:sz w:val="19"/>
+                <w:szCs w:val="19"/>
+              </w:rPr>
+              <w:t xml:space="preserve"> (Tutor)</w:t>
             </w:r>
           </w:p>
         </w:tc>
@@ -1419,6 +2485,7 @@
             <w:pPr>
               <w:spacing w:line="264" w:lineRule="auto"/>
             </w:pPr>
+            <w:proofErr w:type="spellStart"/>
             <w:r>
               <w:rPr>
                 <w:b/>
@@ -1426,7 +2493,57 @@
                 <w:sz w:val="19"/>
                 <w:szCs w:val="19"/>
               </w:rPr>
-              <w:t>Dirigente registado</w:t>
+              <w:t>Utilizador</w:t>
+            </w:r>
+            <w:proofErr w:type="spellEnd"/>
+            <w:r>
+              <w:rPr>
+                <w:b/>
+                <w:bCs/>
+                <w:sz w:val="19"/>
+                <w:szCs w:val="19"/>
+              </w:rPr>
+              <w:t xml:space="preserve"> </w:t>
+            </w:r>
+            <w:proofErr w:type="spellStart"/>
+            <w:r>
+              <w:rPr>
+                <w:b/>
+                <w:bCs/>
+                <w:sz w:val="19"/>
+                <w:szCs w:val="19"/>
+              </w:rPr>
+              <w:t>registado</w:t>
+            </w:r>
+            <w:proofErr w:type="spellEnd"/>
+            <w:r>
+              <w:rPr>
+                <w:b/>
+                <w:bCs/>
+                <w:sz w:val="19"/>
+                <w:szCs w:val="19"/>
+              </w:rPr>
+              <w:t xml:space="preserve"> (</w:t>
+            </w:r>
+            <w:proofErr w:type="spellStart"/>
+            <w:r>
+              <w:rPr>
+                <w:b/>
+                <w:bCs/>
+                <w:sz w:val="19"/>
+                <w:szCs w:val="19"/>
+              </w:rPr>
+              <w:t>Dirigente</w:t>
+            </w:r>
+            <w:proofErr w:type="spellEnd"/>
+            <w:r>
+              <w:rPr>
+                <w:b/>
+                <w:bCs/>
+                <w:sz w:val="19"/>
+                <w:szCs w:val="19"/>
+              </w:rPr>
+              <w:t>)</w:t>
             </w:r>
           </w:p>
         </w:tc>
@@ -1520,7 +2637,29 @@
           <w:lang w:val="pt-PT"/>
         </w:rPr>
         <w:lastRenderedPageBreak/>
-        <w:t>2.3 As duas entidades relacionadas (1:N)</w:t>
+        <w:t>2.3 As duas entidades relacionadas (</w:t>
+      </w:r>
+      <w:proofErr w:type="gramStart"/>
+      <w:r>
+        <w:rPr>
+          <w:b/>
+          <w:bCs/>
+          <w:sz w:val="21"/>
+          <w:szCs w:val="21"/>
+          <w:lang w:val="pt-PT"/>
+        </w:rPr>
+        <w:t>1:N</w:t>
+      </w:r>
+      <w:proofErr w:type="gramEnd"/>
+      <w:r>
+        <w:rPr>
+          <w:b/>
+          <w:bCs/>
+          <w:sz w:val="21"/>
+          <w:szCs w:val="21"/>
+          <w:lang w:val="pt-PT"/>
+        </w:rPr>
+        <w:t>)</w:t>
       </w:r>
     </w:p>
     <w:p>
@@ -1592,6 +2731,7 @@
             <w:pPr>
               <w:spacing w:line="264" w:lineRule="auto"/>
             </w:pPr>
+            <w:proofErr w:type="spellStart"/>
             <w:r>
               <w:rPr>
                 <w:b/>
@@ -1599,7 +2739,17 @@
                 <w:sz w:val="19"/>
                 <w:szCs w:val="19"/>
               </w:rPr>
-              <w:t>Entidade principal (com CRUD)</w:t>
+              <w:t>Entidade</w:t>
+            </w:r>
+            <w:proofErr w:type="spellEnd"/>
+            <w:r>
+              <w:rPr>
+                <w:b/>
+                <w:bCs/>
+                <w:sz w:val="19"/>
+                <w:szCs w:val="19"/>
+              </w:rPr>
+              <w:t xml:space="preserve"> principal (com CRUD)</w:t>
             </w:r>
           </w:p>
         </w:tc>
@@ -1630,8 +2780,18 @@
                 <w:sz w:val="19"/>
                 <w:szCs w:val="19"/>
               </w:rPr>
-              <w:t>Elementos e Tutores</w:t>
-            </w:r>
+              <w:t xml:space="preserve">Elementos e </w:t>
+            </w:r>
+            <w:proofErr w:type="spellStart"/>
+            <w:r>
+              <w:rPr>
+                <w:color w:val="1D4E89"/>
+                <w:sz w:val="19"/>
+                <w:szCs w:val="19"/>
+              </w:rPr>
+              <w:t>Tutores</w:t>
+            </w:r>
+            <w:proofErr w:type="spellEnd"/>
           </w:p>
         </w:tc>
       </w:tr>
@@ -1662,6 +2822,7 @@
             <w:pPr>
               <w:spacing w:line="264" w:lineRule="auto"/>
             </w:pPr>
+            <w:proofErr w:type="spellStart"/>
             <w:r>
               <w:rPr>
                 <w:b/>
@@ -1669,8 +2830,29 @@
                 <w:sz w:val="19"/>
                 <w:szCs w:val="19"/>
               </w:rPr>
-              <w:t>Entidade relacionada</w:t>
-            </w:r>
+              <w:t>Entidade</w:t>
+            </w:r>
+            <w:proofErr w:type="spellEnd"/>
+            <w:r>
+              <w:rPr>
+                <w:b/>
+                <w:bCs/>
+                <w:sz w:val="19"/>
+                <w:szCs w:val="19"/>
+              </w:rPr>
+              <w:t xml:space="preserve"> </w:t>
+            </w:r>
+            <w:proofErr w:type="spellStart"/>
+            <w:r>
+              <w:rPr>
+                <w:b/>
+                <w:bCs/>
+                <w:sz w:val="19"/>
+                <w:szCs w:val="19"/>
+              </w:rPr>
+              <w:t>relacionada</w:t>
+            </w:r>
+            <w:proofErr w:type="spellEnd"/>
           </w:p>
         </w:tc>
         <w:tc>
@@ -1694,6 +2876,7 @@
             <w:pPr>
               <w:spacing w:line="264" w:lineRule="auto"/>
             </w:pPr>
+            <w:proofErr w:type="spellStart"/>
             <w:r>
               <w:rPr>
                 <w:color w:val="1D4E89"/>
@@ -1702,6 +2885,7 @@
               </w:rPr>
               <w:t>Dirigente</w:t>
             </w:r>
+            <w:proofErr w:type="spellEnd"/>
           </w:p>
         </w:tc>
       </w:tr>
@@ -1739,59 +2923,208 @@
                 <w:sz w:val="19"/>
                 <w:szCs w:val="19"/>
               </w:rPr>
-              <w:t>A relação</w:t>
-            </w:r>
-          </w:p>
-        </w:tc>
-        <w:tc>
-          <w:tcPr>
-            <w:tcW w:w="6772" w:type="dxa"/>
-            <w:tcBorders>
-              <w:top w:val="single" w:sz="4" w:space="0" w:color="D5DBDF"/>
-              <w:left w:val="single" w:sz="4" w:space="0" w:color="D5DBDF"/>
-              <w:bottom w:val="single" w:sz="4" w:space="0" w:color="D5DBDF"/>
-              <w:right w:val="single" w:sz="4" w:space="0" w:color="D5DBDF"/>
-            </w:tcBorders>
-            <w:tcMar>
-              <w:top w:w="70" w:type="dxa"/>
-              <w:left w:w="110" w:type="dxa"/>
-              <w:bottom w:w="70" w:type="dxa"/>
-              <w:right w:w="110" w:type="dxa"/>
-            </w:tcMar>
-            <w:vAlign w:val="center"/>
-          </w:tcPr>
-          <w:p>
-            <w:pPr>
-              <w:spacing w:line="264" w:lineRule="auto"/>
-              <w:rPr>
-                <w:lang w:val="pt-PT"/>
-              </w:rPr>
-            </w:pPr>
-            <w:r>
-              <w:rPr>
-                <w:color w:val="1D4E89"/>
-                <w:sz w:val="19"/>
-                <w:szCs w:val="19"/>
-              </w:rPr>
-              <w:t xml:space="preserve">O </w:t>
-            </w:r>
+              <w:t xml:space="preserve">A </w:t>
+            </w:r>
+            <w:proofErr w:type="spellStart"/>
             <w:r>
               <w:rPr>
                 <w:b/>
                 <w:bCs/>
+                <w:sz w:val="19"/>
+                <w:szCs w:val="19"/>
+              </w:rPr>
+              <w:t>relação</w:t>
+            </w:r>
+            <w:proofErr w:type="spellEnd"/>
+          </w:p>
+        </w:tc>
+        <w:tc>
+          <w:tcPr>
+            <w:tcW w:w="6772" w:type="dxa"/>
+            <w:tcBorders>
+              <w:top w:val="single" w:sz="4" w:space="0" w:color="D5DBDF"/>
+              <w:left w:val="single" w:sz="4" w:space="0" w:color="D5DBDF"/>
+              <w:bottom w:val="single" w:sz="4" w:space="0" w:color="D5DBDF"/>
+              <w:right w:val="single" w:sz="4" w:space="0" w:color="D5DBDF"/>
+            </w:tcBorders>
+            <w:tcMar>
+              <w:top w:w="70" w:type="dxa"/>
+              <w:left w:w="110" w:type="dxa"/>
+              <w:bottom w:w="70" w:type="dxa"/>
+              <w:right w:w="110" w:type="dxa"/>
+            </w:tcMar>
+            <w:vAlign w:val="center"/>
+          </w:tcPr>
+          <w:p>
+            <w:pPr>
+              <w:spacing w:line="264" w:lineRule="auto"/>
+              <w:rPr>
+                <w:lang w:val="pt-PT"/>
+              </w:rPr>
+            </w:pPr>
+            <w:r>
+              <w:rPr>
+                <w:color w:val="1D4E89"/>
+                <w:sz w:val="19"/>
+                <w:szCs w:val="19"/>
+              </w:rPr>
+              <w:t xml:space="preserve">O </w:t>
+            </w:r>
+            <w:proofErr w:type="spellStart"/>
+            <w:r>
+              <w:rPr>
+                <w:b/>
+                <w:bCs/>
                 <w:color w:val="1D4E89"/>
                 <w:sz w:val="19"/>
                 <w:szCs w:val="19"/>
               </w:rPr>
               <w:t>Dirigente</w:t>
             </w:r>
-            <w:r>
-              <w:rPr>
-                <w:color w:val="1D4E89"/>
-                <w:sz w:val="19"/>
-                <w:szCs w:val="19"/>
-              </w:rPr>
-              <w:t xml:space="preserve"> faz o CRUD (cria, lê, altera ou apaga os dados) dos  Tutores e Elementos. </w:t>
+            <w:proofErr w:type="spellEnd"/>
+            <w:r>
+              <w:rPr>
+                <w:color w:val="1D4E89"/>
+                <w:sz w:val="19"/>
+                <w:szCs w:val="19"/>
+              </w:rPr>
+              <w:t xml:space="preserve"> </w:t>
+            </w:r>
+            <w:proofErr w:type="spellStart"/>
+            <w:r>
+              <w:rPr>
+                <w:color w:val="1D4E89"/>
+                <w:sz w:val="19"/>
+                <w:szCs w:val="19"/>
+              </w:rPr>
+              <w:t>faz</w:t>
+            </w:r>
+            <w:proofErr w:type="spellEnd"/>
+            <w:r>
+              <w:rPr>
+                <w:color w:val="1D4E89"/>
+                <w:sz w:val="19"/>
+                <w:szCs w:val="19"/>
+              </w:rPr>
+              <w:t xml:space="preserve"> o CRUD (</w:t>
+            </w:r>
+            <w:proofErr w:type="spellStart"/>
+            <w:r>
+              <w:rPr>
+                <w:color w:val="1D4E89"/>
+                <w:sz w:val="19"/>
+                <w:szCs w:val="19"/>
+              </w:rPr>
+              <w:t>cria</w:t>
+            </w:r>
+            <w:proofErr w:type="spellEnd"/>
+            <w:r>
+              <w:rPr>
+                <w:color w:val="1D4E89"/>
+                <w:sz w:val="19"/>
+                <w:szCs w:val="19"/>
+              </w:rPr>
+              <w:t xml:space="preserve">, </w:t>
+            </w:r>
+            <w:proofErr w:type="spellStart"/>
+            <w:r>
+              <w:rPr>
+                <w:color w:val="1D4E89"/>
+                <w:sz w:val="19"/>
+                <w:szCs w:val="19"/>
+              </w:rPr>
+              <w:t>lê</w:t>
+            </w:r>
+            <w:proofErr w:type="spellEnd"/>
+            <w:r>
+              <w:rPr>
+                <w:color w:val="1D4E89"/>
+                <w:sz w:val="19"/>
+                <w:szCs w:val="19"/>
+              </w:rPr>
+              <w:t xml:space="preserve">, altera </w:t>
+            </w:r>
+            <w:proofErr w:type="spellStart"/>
+            <w:r>
+              <w:rPr>
+                <w:color w:val="1D4E89"/>
+                <w:sz w:val="19"/>
+                <w:szCs w:val="19"/>
+              </w:rPr>
+              <w:t>ou</w:t>
+            </w:r>
+            <w:proofErr w:type="spellEnd"/>
+            <w:r>
+              <w:rPr>
+                <w:color w:val="1D4E89"/>
+                <w:sz w:val="19"/>
+                <w:szCs w:val="19"/>
+              </w:rPr>
+              <w:t xml:space="preserve"> </w:t>
+            </w:r>
+            <w:proofErr w:type="spellStart"/>
+            <w:r>
+              <w:rPr>
+                <w:color w:val="1D4E89"/>
+                <w:sz w:val="19"/>
+                <w:szCs w:val="19"/>
+              </w:rPr>
+              <w:t>apaga</w:t>
+            </w:r>
+            <w:proofErr w:type="spellEnd"/>
+            <w:r>
+              <w:rPr>
+                <w:color w:val="1D4E89"/>
+                <w:sz w:val="19"/>
+                <w:szCs w:val="19"/>
+              </w:rPr>
+              <w:t xml:space="preserve"> </w:t>
+            </w:r>
+            <w:proofErr w:type="spellStart"/>
+            <w:r>
+              <w:rPr>
+                <w:color w:val="1D4E89"/>
+                <w:sz w:val="19"/>
+                <w:szCs w:val="19"/>
+              </w:rPr>
+              <w:t>os</w:t>
+            </w:r>
+            <w:proofErr w:type="spellEnd"/>
+            <w:r>
+              <w:rPr>
+                <w:color w:val="1D4E89"/>
+                <w:sz w:val="19"/>
+                <w:szCs w:val="19"/>
+              </w:rPr>
+              <w:t xml:space="preserve"> dados) </w:t>
+            </w:r>
+            <w:proofErr w:type="gramStart"/>
+            <w:r>
+              <w:rPr>
+                <w:color w:val="1D4E89"/>
+                <w:sz w:val="19"/>
+                <w:szCs w:val="19"/>
+              </w:rPr>
+              <w:t xml:space="preserve">dos  </w:t>
+            </w:r>
+            <w:proofErr w:type="spellStart"/>
+            <w:r>
+              <w:rPr>
+                <w:color w:val="1D4E89"/>
+                <w:sz w:val="19"/>
+                <w:szCs w:val="19"/>
+              </w:rPr>
+              <w:t>Tutores</w:t>
+            </w:r>
+            <w:proofErr w:type="spellEnd"/>
+            <w:proofErr w:type="gramEnd"/>
+            <w:r>
+              <w:rPr>
+                <w:color w:val="1D4E89"/>
+                <w:sz w:val="19"/>
+                <w:szCs w:val="19"/>
+              </w:rPr>
+              <w:t xml:space="preserve"> e Elementos. </w:t>
             </w:r>
             <w:r>
               <w:rPr>
@@ -1818,8 +3151,63 @@
                 <w:sz w:val="19"/>
                 <w:szCs w:val="19"/>
               </w:rPr>
-              <w:t xml:space="preserve"> tem vários(as) elementos; cada </w:t>
-            </w:r>
+              <w:t xml:space="preserve"> </w:t>
+            </w:r>
+            <w:proofErr w:type="spellStart"/>
+            <w:r>
+              <w:rPr>
+                <w:color w:val="1D4E89"/>
+                <w:sz w:val="19"/>
+                <w:szCs w:val="19"/>
+              </w:rPr>
+              <w:t>tem</w:t>
+            </w:r>
+            <w:proofErr w:type="spellEnd"/>
+            <w:r>
+              <w:rPr>
+                <w:color w:val="1D4E89"/>
+                <w:sz w:val="19"/>
+                <w:szCs w:val="19"/>
+              </w:rPr>
+              <w:t xml:space="preserve"> </w:t>
+            </w:r>
+            <w:proofErr w:type="spellStart"/>
+            <w:r>
+              <w:rPr>
+                <w:color w:val="1D4E89"/>
+                <w:sz w:val="19"/>
+                <w:szCs w:val="19"/>
+              </w:rPr>
+              <w:t>vários</w:t>
+            </w:r>
+            <w:proofErr w:type="spellEnd"/>
+            <w:r>
+              <w:rPr>
+                <w:color w:val="1D4E89"/>
+                <w:sz w:val="19"/>
+                <w:szCs w:val="19"/>
+              </w:rPr>
+              <w:t xml:space="preserve">(as) elementos; </w:t>
+            </w:r>
+            <w:proofErr w:type="spellStart"/>
+            <w:r>
+              <w:rPr>
+                <w:color w:val="1D4E89"/>
+                <w:sz w:val="19"/>
+                <w:szCs w:val="19"/>
+              </w:rPr>
+              <w:t>cada</w:t>
+            </w:r>
+            <w:proofErr w:type="spellEnd"/>
+            <w:r>
+              <w:rPr>
+                <w:color w:val="1D4E89"/>
+                <w:sz w:val="19"/>
+                <w:szCs w:val="19"/>
+              </w:rPr>
+              <w:t xml:space="preserve"> </w:t>
+            </w:r>
+            <w:proofErr w:type="spellStart"/>
             <w:r>
               <w:rPr>
                 <w:b/>
@@ -1830,13 +3218,68 @@
               </w:rPr>
               <w:t>elemento</w:t>
             </w:r>
-            <w:r>
-              <w:rPr>
-                <w:color w:val="1D4E89"/>
-                <w:sz w:val="19"/>
-                <w:szCs w:val="19"/>
-              </w:rPr>
-              <w:t xml:space="preserve"> pertence a um só tutor.</w:t>
+            <w:proofErr w:type="spellEnd"/>
+            <w:r>
+              <w:rPr>
+                <w:color w:val="1D4E89"/>
+                <w:sz w:val="19"/>
+                <w:szCs w:val="19"/>
+              </w:rPr>
+              <w:t xml:space="preserve"> </w:t>
+            </w:r>
+            <w:proofErr w:type="spellStart"/>
+            <w:r>
+              <w:rPr>
+                <w:color w:val="1D4E89"/>
+                <w:sz w:val="19"/>
+                <w:szCs w:val="19"/>
+              </w:rPr>
+              <w:t>pertence</w:t>
+            </w:r>
+            <w:proofErr w:type="spellEnd"/>
+            <w:r>
+              <w:rPr>
+                <w:color w:val="1D4E89"/>
+                <w:sz w:val="19"/>
+                <w:szCs w:val="19"/>
+              </w:rPr>
+              <w:t xml:space="preserve"> </w:t>
+            </w:r>
+            <w:proofErr w:type="gramStart"/>
+            <w:r>
+              <w:rPr>
+                <w:color w:val="1D4E89"/>
+                <w:sz w:val="19"/>
+                <w:szCs w:val="19"/>
+              </w:rPr>
+              <w:t>a</w:t>
+            </w:r>
+            <w:proofErr w:type="gramEnd"/>
+            <w:r>
+              <w:rPr>
+                <w:color w:val="1D4E89"/>
+                <w:sz w:val="19"/>
+                <w:szCs w:val="19"/>
+              </w:rPr>
+              <w:t xml:space="preserve"> um </w:t>
+            </w:r>
+            <w:proofErr w:type="spellStart"/>
+            <w:r>
+              <w:rPr>
+                <w:color w:val="1D4E89"/>
+                <w:sz w:val="19"/>
+                <w:szCs w:val="19"/>
+              </w:rPr>
+              <w:t>só</w:t>
+            </w:r>
+            <w:proofErr w:type="spellEnd"/>
+            <w:r>
+              <w:rPr>
+                <w:color w:val="1D4E89"/>
+                <w:sz w:val="19"/>
+                <w:szCs w:val="19"/>
+              </w:rPr>
+              <w:t xml:space="preserve"> tutor.</w:t>
             </w:r>
           </w:p>
         </w:tc>
@@ -1862,7 +3305,31 @@
           <w:szCs w:val="26"/>
           <w:lang w:val="pt-PT"/>
         </w:rPr>
-        <w:t>3. Stack tecnológica</w:t>
+        <w:t xml:space="preserve">3. </w:t>
+      </w:r>
+      <w:proofErr w:type="spellStart"/>
+      <w:r>
+        <w:rPr>
+          <w:b/>
+          <w:bCs/>
+          <w:color w:val="00713C"/>
+          <w:sz w:val="26"/>
+          <w:szCs w:val="26"/>
+          <w:lang w:val="pt-PT"/>
+        </w:rPr>
+        <w:t>Stack</w:t>
+      </w:r>
+      <w:proofErr w:type="spellEnd"/>
+      <w:r>
+        <w:rPr>
+          <w:b/>
+          <w:bCs/>
+          <w:color w:val="00713C"/>
+          <w:sz w:val="26"/>
+          <w:szCs w:val="26"/>
+          <w:lang w:val="pt-PT"/>
+        </w:rPr>
+        <w:t xml:space="preserve"> tecnológica</w:t>
       </w:r>
     </w:p>
     <w:p>
@@ -1881,6 +3348,7 @@
         </w:rPr>
         <w:t xml:space="preserve">» Marca uma e só uma das duas. </w:t>
       </w:r>
+      <w:proofErr w:type="spellStart"/>
       <w:r>
         <w:rPr>
           <w:i/>
@@ -1889,7 +3357,62 @@
           <w:sz w:val="18"/>
           <w:szCs w:val="18"/>
         </w:rPr>
-        <w:t>Não se podem misturar.</w:t>
+        <w:t>Não</w:t>
+      </w:r>
+      <w:proofErr w:type="spellEnd"/>
+      <w:r>
+        <w:rPr>
+          <w:i/>
+          <w:iCs/>
+          <w:color w:val="6B7780"/>
+          <w:sz w:val="18"/>
+          <w:szCs w:val="18"/>
+        </w:rPr>
+        <w:t xml:space="preserve"> se </w:t>
+      </w:r>
+      <w:proofErr w:type="spellStart"/>
+      <w:r>
+        <w:rPr>
+          <w:i/>
+          <w:iCs/>
+          <w:color w:val="6B7780"/>
+          <w:sz w:val="18"/>
+          <w:szCs w:val="18"/>
+        </w:rPr>
+        <w:t>podem</w:t>
+      </w:r>
+      <w:proofErr w:type="spellEnd"/>
+      <w:r>
+        <w:rPr>
+          <w:i/>
+          <w:iCs/>
+          <w:color w:val="6B7780"/>
+          <w:sz w:val="18"/>
+          <w:szCs w:val="18"/>
+        </w:rPr>
+        <w:t xml:space="preserve"> </w:t>
+      </w:r>
+      <w:proofErr w:type="spellStart"/>
+      <w:r>
+        <w:rPr>
+          <w:i/>
+          <w:iCs/>
+          <w:color w:val="6B7780"/>
+          <w:sz w:val="18"/>
+          <w:szCs w:val="18"/>
+        </w:rPr>
+        <w:t>misturar</w:t>
+      </w:r>
+      <w:proofErr w:type="spellEnd"/>
+      <w:r>
+        <w:rPr>
+          <w:i/>
+          <w:iCs/>
+          <w:color w:val="6B7780"/>
+          <w:sz w:val="18"/>
+          <w:szCs w:val="18"/>
+        </w:rPr>
+        <w:t>.</w:t>
       </w:r>
     </w:p>
     <w:tbl>
@@ -2389,6 +3912,7 @@
             <w:pPr>
               <w:spacing w:line="264" w:lineRule="auto"/>
             </w:pPr>
+            <w:proofErr w:type="spellStart"/>
             <w:r>
               <w:rPr>
                 <w:b/>
@@ -2399,6 +3923,7 @@
               </w:rPr>
               <w:t>Parte</w:t>
             </w:r>
+            <w:proofErr w:type="spellEnd"/>
           </w:p>
         </w:tc>
         <w:tc>
@@ -2466,6 +3991,7 @@
             <w:pPr>
               <w:spacing w:line="264" w:lineRule="auto"/>
             </w:pPr>
+            <w:proofErr w:type="spellStart"/>
             <w:r>
               <w:rPr>
                 <w:b/>
@@ -2473,7 +3999,37 @@
                 <w:sz w:val="19"/>
                 <w:szCs w:val="19"/>
               </w:rPr>
-              <w:t>Comum às duas stacks</w:t>
+              <w:t>Comum</w:t>
+            </w:r>
+            <w:proofErr w:type="spellEnd"/>
+            <w:r>
+              <w:rPr>
+                <w:b/>
+                <w:bCs/>
+                <w:sz w:val="19"/>
+                <w:szCs w:val="19"/>
+              </w:rPr>
+              <w:t xml:space="preserve"> </w:t>
+            </w:r>
+            <w:proofErr w:type="spellStart"/>
+            <w:r>
+              <w:rPr>
+                <w:b/>
+                <w:bCs/>
+                <w:sz w:val="19"/>
+                <w:szCs w:val="19"/>
+              </w:rPr>
+              <w:t>às</w:t>
+            </w:r>
+            <w:proofErr w:type="spellEnd"/>
+            <w:r>
+              <w:rPr>
+                <w:b/>
+                <w:bCs/>
+                <w:sz w:val="19"/>
+                <w:szCs w:val="19"/>
+              </w:rPr>
+              <w:t xml:space="preserve"> duas stacks</w:t>
             </w:r>
           </w:p>
         </w:tc>
@@ -2503,7 +4059,23 @@
                 <w:sz w:val="18"/>
                 <w:szCs w:val="18"/>
               </w:rPr>
-              <w:t xml:space="preserve">HTML: formulários com </w:t>
+              <w:t xml:space="preserve">HTML: </w:t>
+            </w:r>
+            <w:proofErr w:type="spellStart"/>
+            <w:r>
+              <w:rPr>
+                <w:sz w:val="18"/>
+                <w:szCs w:val="18"/>
+              </w:rPr>
+              <w:t>formulários</w:t>
+            </w:r>
+            <w:proofErr w:type="spellEnd"/>
+            <w:r>
+              <w:rPr>
+                <w:sz w:val="18"/>
+                <w:szCs w:val="18"/>
+              </w:rPr>
+              <w:t xml:space="preserve"> com </w:t>
             </w:r>
             <w:r>
               <w:rPr>
@@ -2611,7 +4183,16 @@
                 <w:szCs w:val="18"/>
                 <w:lang w:val="pt-PT"/>
               </w:rPr>
-              <w:t xml:space="preserve">; seletores de elemento, </w:t>
+              <w:t>; seletores de elemento</w:t>
+            </w:r>
+            <w:proofErr w:type="gramStart"/>
+            <w:r>
+              <w:rPr>
+                <w:sz w:val="18"/>
+                <w:szCs w:val="18"/>
+                <w:lang w:val="pt-PT"/>
+              </w:rPr>
+              <w:t xml:space="preserve">, </w:t>
             </w:r>
             <w:r>
               <w:rPr>
@@ -2622,6 +4203,7 @@
               </w:rPr>
               <w:t>.classe</w:t>
             </w:r>
+            <w:proofErr w:type="gramEnd"/>
             <w:r>
               <w:rPr>
                 <w:sz w:val="18"/>
@@ -2645,24 +4227,43 @@
                 <w:szCs w:val="18"/>
                 <w:lang w:val="pt-PT"/>
               </w:rPr>
-              <w:t>; layout com flexbox.</w:t>
-            </w:r>
-          </w:p>
-          <w:p>
-            <w:pPr>
-              <w:spacing w:after="30" w:line="260" w:lineRule="auto"/>
-              <w:rPr>
-                <w:lang w:val="pt-PT"/>
-              </w:rPr>
-            </w:pPr>
+              <w:t xml:space="preserve">; layout com </w:t>
+            </w:r>
+            <w:proofErr w:type="spellStart"/>
             <w:r>
               <w:rPr>
                 <w:sz w:val="18"/>
                 <w:szCs w:val="18"/>
                 <w:lang w:val="pt-PT"/>
               </w:rPr>
+              <w:t>flexbox</w:t>
+            </w:r>
+            <w:proofErr w:type="spellEnd"/>
+            <w:r>
+              <w:rPr>
+                <w:sz w:val="18"/>
+                <w:szCs w:val="18"/>
+                <w:lang w:val="pt-PT"/>
+              </w:rPr>
+              <w:t>.</w:t>
+            </w:r>
+          </w:p>
+          <w:p>
+            <w:pPr>
+              <w:spacing w:after="30" w:line="260" w:lineRule="auto"/>
+              <w:rPr>
+                <w:lang w:val="pt-PT"/>
+              </w:rPr>
+            </w:pPr>
+            <w:r>
+              <w:rPr>
+                <w:sz w:val="18"/>
+                <w:szCs w:val="18"/>
+                <w:lang w:val="pt-PT"/>
+              </w:rPr>
               <w:t xml:space="preserve">JavaScript para validar no browser: </w:t>
             </w:r>
+            <w:proofErr w:type="spellStart"/>
             <w:r>
               <w:rPr>
                 <w:rFonts w:ascii="Consolas" w:eastAsia="Consolas" w:hAnsi="Consolas" w:cs="Consolas"/>
@@ -2672,6 +4273,7 @@
               </w:rPr>
               <w:t>getElementById</w:t>
             </w:r>
+            <w:proofErr w:type="spellEnd"/>
             <w:r>
               <w:rPr>
                 <w:sz w:val="18"/>
@@ -2680,6 +4282,7 @@
               </w:rPr>
               <w:t xml:space="preserve">, </w:t>
             </w:r>
+            <w:proofErr w:type="spellStart"/>
             <w:r>
               <w:rPr>
                 <w:rFonts w:ascii="Consolas" w:eastAsia="Consolas" w:hAnsi="Consolas" w:cs="Consolas"/>
@@ -2689,6 +4292,7 @@
               </w:rPr>
               <w:t>addEventListener</w:t>
             </w:r>
+            <w:proofErr w:type="spellEnd"/>
             <w:r>
               <w:rPr>
                 <w:sz w:val="18"/>
@@ -2697,6 +4301,8 @@
               </w:rPr>
               <w:t xml:space="preserve">, </w:t>
             </w:r>
+            <w:proofErr w:type="spellStart"/>
+            <w:proofErr w:type="gramStart"/>
             <w:r>
               <w:rPr>
                 <w:rFonts w:ascii="Consolas" w:eastAsia="Consolas" w:hAnsi="Consolas" w:cs="Consolas"/>
@@ -2704,7 +4310,27 @@
                 <w:szCs w:val="16"/>
                 <w:lang w:val="pt-PT"/>
               </w:rPr>
-              <w:t>preventDefault()</w:t>
+              <w:t>preventDefault</w:t>
+            </w:r>
+            <w:proofErr w:type="spellEnd"/>
+            <w:r>
+              <w:rPr>
+                <w:rFonts w:ascii="Consolas" w:eastAsia="Consolas" w:hAnsi="Consolas" w:cs="Consolas"/>
+                <w:sz w:val="16"/>
+                <w:szCs w:val="16"/>
+                <w:lang w:val="pt-PT"/>
+              </w:rPr>
+              <w:t>(</w:t>
+            </w:r>
+            <w:proofErr w:type="gramEnd"/>
+            <w:r>
+              <w:rPr>
+                <w:rFonts w:ascii="Consolas" w:eastAsia="Consolas" w:hAnsi="Consolas" w:cs="Consolas"/>
+                <w:sz w:val="16"/>
+                <w:szCs w:val="16"/>
+                <w:lang w:val="pt-PT"/>
+              </w:rPr>
+              <w:t>)</w:t>
             </w:r>
             <w:r>
               <w:rPr>
@@ -2722,13 +4348,41 @@
                 <w:lang w:val="pt-PT"/>
               </w:rPr>
             </w:pPr>
+            <w:proofErr w:type="spellStart"/>
             <w:r>
               <w:rPr>
                 <w:sz w:val="18"/>
                 <w:szCs w:val="18"/>
                 <w:lang w:val="pt-PT"/>
               </w:rPr>
-              <w:t xml:space="preserve">MySQL: chave primária, chave estrangeira (1:N), </w:t>
+              <w:t>MySQL</w:t>
+            </w:r>
+            <w:proofErr w:type="spellEnd"/>
+            <w:r>
+              <w:rPr>
+                <w:sz w:val="18"/>
+                <w:szCs w:val="18"/>
+                <w:lang w:val="pt-PT"/>
+              </w:rPr>
+              <w:t>: chave primária, chave estrangeira (</w:t>
+            </w:r>
+            <w:proofErr w:type="gramStart"/>
+            <w:r>
+              <w:rPr>
+                <w:sz w:val="18"/>
+                <w:szCs w:val="18"/>
+                <w:lang w:val="pt-PT"/>
+              </w:rPr>
+              <w:t>1:N</w:t>
+            </w:r>
+            <w:proofErr w:type="gramEnd"/>
+            <w:r>
+              <w:rPr>
+                <w:sz w:val="18"/>
+                <w:szCs w:val="18"/>
+                <w:lang w:val="pt-PT"/>
+              </w:rPr>
+              <w:t xml:space="preserve">), </w:t>
             </w:r>
             <w:r>
               <w:rPr>
@@ -2920,16 +4574,9 @@
                 <w:szCs w:val="16"/>
                 <w:lang w:val="pt-PT"/>
               </w:rPr>
-              <w:t>&lt;?php</w:t>
-            </w:r>
-            <w:r>
-              <w:rPr>
-                <w:sz w:val="18"/>
-                <w:szCs w:val="18"/>
-                <w:lang w:val="pt-PT"/>
-              </w:rPr>
-              <w:t xml:space="preserve">, </w:t>
-            </w:r>
+              <w:t>&lt;?</w:t>
+            </w:r>
+            <w:proofErr w:type="spellStart"/>
             <w:r>
               <w:rPr>
                 <w:rFonts w:ascii="Consolas" w:eastAsia="Consolas" w:hAnsi="Consolas" w:cs="Consolas"/>
@@ -2937,8 +4584,9 @@
                 <w:szCs w:val="16"/>
                 <w:lang w:val="pt-PT"/>
               </w:rPr>
-              <w:t>echo</w:t>
-            </w:r>
+              <w:t>php</w:t>
+            </w:r>
+            <w:proofErr w:type="spellEnd"/>
             <w:r>
               <w:rPr>
                 <w:sz w:val="18"/>
@@ -2947,6 +4595,7 @@
               </w:rPr>
               <w:t xml:space="preserve">, </w:t>
             </w:r>
+            <w:proofErr w:type="spellStart"/>
             <w:r>
               <w:rPr>
                 <w:rFonts w:ascii="Consolas" w:eastAsia="Consolas" w:hAnsi="Consolas" w:cs="Consolas"/>
@@ -2954,15 +4603,16 @@
                 <w:szCs w:val="16"/>
                 <w:lang w:val="pt-PT"/>
               </w:rPr>
-              <w:t>$_POST</w:t>
-            </w:r>
+              <w:t>echo</w:t>
+            </w:r>
+            <w:proofErr w:type="spellEnd"/>
             <w:r>
               <w:rPr>
                 <w:sz w:val="18"/>
                 <w:szCs w:val="18"/>
                 <w:lang w:val="pt-PT"/>
               </w:rPr>
-              <w:t xml:space="preserve"> e </w:t>
+              <w:t xml:space="preserve">, </w:t>
             </w:r>
             <w:r>
               <w:rPr>
@@ -2971,7 +4621,7 @@
                 <w:szCs w:val="16"/>
                 <w:lang w:val="pt-PT"/>
               </w:rPr>
-              <w:t>$_GET</w:t>
+              <w:t>$_POST</w:t>
             </w:r>
             <w:r>
               <w:rPr>
@@ -2979,7 +4629,7 @@
                 <w:szCs w:val="18"/>
                 <w:lang w:val="pt-PT"/>
               </w:rPr>
-              <w:t xml:space="preserve">; </w:t>
+              <w:t xml:space="preserve"> e </w:t>
             </w:r>
             <w:r>
               <w:rPr>
@@ -2988,7 +4638,7 @@
                 <w:szCs w:val="16"/>
                 <w:lang w:val="pt-PT"/>
               </w:rPr>
-              <w:t>include</w:t>
+              <w:t>$_GET</w:t>
             </w:r>
             <w:r>
               <w:rPr>
@@ -2996,24 +4646,9 @@
                 <w:szCs w:val="18"/>
                 <w:lang w:val="pt-PT"/>
               </w:rPr>
-              <w:t xml:space="preserve"> para o cabeçalho e o rodapé.</w:t>
-            </w:r>
-          </w:p>
-          <w:p>
-            <w:pPr>
-              <w:spacing w:after="30" w:line="260" w:lineRule="auto"/>
-              <w:rPr>
-                <w:lang w:val="pt-PT"/>
-              </w:rPr>
-            </w:pPr>
-            <w:r>
-              <w:rPr>
-                <w:sz w:val="18"/>
-                <w:szCs w:val="18"/>
-                <w:lang w:val="pt-PT"/>
-              </w:rPr>
-              <w:t xml:space="preserve">Ligação </w:t>
-            </w:r>
+              <w:t xml:space="preserve">; </w:t>
+            </w:r>
+            <w:proofErr w:type="spellStart"/>
             <w:r>
               <w:rPr>
                 <w:rFonts w:ascii="Consolas" w:eastAsia="Consolas" w:hAnsi="Consolas" w:cs="Consolas"/>
@@ -3021,16 +4656,34 @@
                 <w:szCs w:val="16"/>
                 <w:lang w:val="pt-PT"/>
               </w:rPr>
-              <w:t>new PDO(...)</w:t>
-            </w:r>
+              <w:t>include</w:t>
+            </w:r>
+            <w:proofErr w:type="spellEnd"/>
             <w:r>
               <w:rPr>
                 <w:sz w:val="18"/>
                 <w:szCs w:val="18"/>
                 <w:lang w:val="pt-PT"/>
               </w:rPr>
-              <w:t xml:space="preserve"> num ficheiro próprio (ex.: </w:t>
-            </w:r>
+              <w:t xml:space="preserve"> para o cabeçalho e o rodapé.</w:t>
+            </w:r>
+          </w:p>
+          <w:p>
+            <w:pPr>
+              <w:spacing w:after="30" w:line="260" w:lineRule="auto"/>
+              <w:rPr>
+                <w:lang w:val="pt-PT"/>
+              </w:rPr>
+            </w:pPr>
+            <w:r>
+              <w:rPr>
+                <w:sz w:val="18"/>
+                <w:szCs w:val="18"/>
+                <w:lang w:val="pt-PT"/>
+              </w:rPr>
+              <w:t xml:space="preserve">Ligação </w:t>
+            </w:r>
+            <w:proofErr w:type="spellStart"/>
             <w:r>
               <w:rPr>
                 <w:rFonts w:ascii="Consolas" w:eastAsia="Consolas" w:hAnsi="Consolas" w:cs="Consolas"/>
@@ -3038,16 +4691,9 @@
                 <w:szCs w:val="16"/>
                 <w:lang w:val="pt-PT"/>
               </w:rPr>
-              <w:t>db.php</w:t>
-            </w:r>
-            <w:r>
-              <w:rPr>
-                <w:sz w:val="18"/>
-                <w:szCs w:val="18"/>
-                <w:lang w:val="pt-PT"/>
-              </w:rPr>
-              <w:t xml:space="preserve">); todas as consultas com </w:t>
-            </w:r>
+              <w:t>new</w:t>
+            </w:r>
+            <w:proofErr w:type="spellEnd"/>
             <w:r>
               <w:rPr>
                 <w:rFonts w:ascii="Consolas" w:eastAsia="Consolas" w:hAnsi="Consolas" w:cs="Consolas"/>
@@ -3055,7 +4701,7 @@
                 <w:szCs w:val="16"/>
                 <w:lang w:val="pt-PT"/>
               </w:rPr>
-              <w:t>prepare()</w:t>
+              <w:t xml:space="preserve"> PDO(...)</w:t>
             </w:r>
             <w:r>
               <w:rPr>
@@ -3063,8 +4709,9 @@
                 <w:szCs w:val="18"/>
                 <w:lang w:val="pt-PT"/>
               </w:rPr>
-              <w:t xml:space="preserve"> e </w:t>
-            </w:r>
+              <w:t xml:space="preserve"> num ficheiro próprio (ex.: </w:t>
+            </w:r>
+            <w:proofErr w:type="spellStart"/>
             <w:r>
               <w:rPr>
                 <w:rFonts w:ascii="Consolas" w:eastAsia="Consolas" w:hAnsi="Consolas" w:cs="Consolas"/>
@@ -3072,24 +4719,18 @@
                 <w:szCs w:val="16"/>
                 <w:lang w:val="pt-PT"/>
               </w:rPr>
-              <w:t>execute()</w:t>
-            </w:r>
+              <w:t>db.php</w:t>
+            </w:r>
+            <w:proofErr w:type="spellEnd"/>
             <w:r>
               <w:rPr>
                 <w:sz w:val="18"/>
                 <w:szCs w:val="18"/>
                 <w:lang w:val="pt-PT"/>
               </w:rPr>
-              <w:t>.</w:t>
-            </w:r>
-          </w:p>
-          <w:p>
-            <w:pPr>
-              <w:spacing w:after="30" w:line="260" w:lineRule="auto"/>
-              <w:rPr>
-                <w:lang w:val="pt-PT"/>
-              </w:rPr>
-            </w:pPr>
+              <w:t xml:space="preserve">); todas as consultas com </w:t>
+            </w:r>
+            <w:proofErr w:type="gramStart"/>
             <w:r>
               <w:rPr>
                 <w:rFonts w:ascii="Consolas" w:eastAsia="Consolas" w:hAnsi="Consolas" w:cs="Consolas"/>
@@ -3097,112 +4738,84 @@
                 <w:szCs w:val="16"/>
                 <w:lang w:val="pt-PT"/>
               </w:rPr>
-              <w:t>header('Location: ...'); exit;</w:t>
-            </w:r>
-            <w:r>
-              <w:rPr>
-                <w:sz w:val="18"/>
-                <w:szCs w:val="18"/>
-                <w:lang w:val="pt-PT"/>
-              </w:rPr>
-              <w:t xml:space="preserve"> depois de cada POST.</w:t>
-            </w:r>
-          </w:p>
-          <w:p>
-            <w:pPr>
-              <w:spacing w:after="30" w:line="260" w:lineRule="auto"/>
-            </w:pPr>
+              <w:t>prepare(</w:t>
+            </w:r>
+            <w:proofErr w:type="gramEnd"/>
             <w:r>
               <w:rPr>
                 <w:rFonts w:ascii="Consolas" w:eastAsia="Consolas" w:hAnsi="Consolas" w:cs="Consolas"/>
                 <w:sz w:val="16"/>
                 <w:szCs w:val="16"/>
-              </w:rPr>
-              <w:t>password_hash()</w:t>
+                <w:lang w:val="pt-PT"/>
+              </w:rPr>
+              <w:t>)</w:t>
             </w:r>
             <w:r>
               <w:rPr>
                 <w:sz w:val="18"/>
                 <w:szCs w:val="18"/>
+                <w:lang w:val="pt-PT"/>
               </w:rPr>
               <w:t xml:space="preserve"> e </w:t>
             </w:r>
+            <w:proofErr w:type="gramStart"/>
             <w:r>
               <w:rPr>
                 <w:rFonts w:ascii="Consolas" w:eastAsia="Consolas" w:hAnsi="Consolas" w:cs="Consolas"/>
                 <w:sz w:val="16"/>
                 <w:szCs w:val="16"/>
-              </w:rPr>
-              <w:t>password_verify()</w:t>
-            </w:r>
-            <w:r>
-              <w:rPr>
-                <w:sz w:val="18"/>
-                <w:szCs w:val="18"/>
-              </w:rPr>
-              <w:t xml:space="preserve">; </w:t>
-            </w:r>
+                <w:lang w:val="pt-PT"/>
+              </w:rPr>
+              <w:t>execute(</w:t>
+            </w:r>
+            <w:proofErr w:type="gramEnd"/>
             <w:r>
               <w:rPr>
                 <w:rFonts w:ascii="Consolas" w:eastAsia="Consolas" w:hAnsi="Consolas" w:cs="Consolas"/>
                 <w:sz w:val="16"/>
                 <w:szCs w:val="16"/>
-              </w:rPr>
-              <w:t>session_start()</w:t>
+                <w:lang w:val="pt-PT"/>
+              </w:rPr>
+              <w:t>)</w:t>
             </w:r>
             <w:r>
               <w:rPr>
                 <w:sz w:val="18"/>
                 <w:szCs w:val="18"/>
-              </w:rPr>
-              <w:t xml:space="preserve">, </w:t>
-            </w:r>
+                <w:lang w:val="pt-PT"/>
+              </w:rPr>
+              <w:t>.</w:t>
+            </w:r>
+          </w:p>
+          <w:p>
+            <w:pPr>
+              <w:spacing w:after="30" w:line="260" w:lineRule="auto"/>
+              <w:rPr>
+                <w:lang w:val="pt-PT"/>
+              </w:rPr>
+            </w:pPr>
+            <w:proofErr w:type="spellStart"/>
+            <w:proofErr w:type="gramStart"/>
             <w:r>
               <w:rPr>
                 <w:rFonts w:ascii="Consolas" w:eastAsia="Consolas" w:hAnsi="Consolas" w:cs="Consolas"/>
                 <w:sz w:val="16"/>
                 <w:szCs w:val="16"/>
-              </w:rPr>
-              <w:t>$_SESSION</w:t>
-            </w:r>
-            <w:r>
-              <w:rPr>
-                <w:sz w:val="18"/>
-                <w:szCs w:val="18"/>
-              </w:rPr>
-              <w:t xml:space="preserve">, </w:t>
-            </w:r>
+                <w:lang w:val="pt-PT"/>
+              </w:rPr>
+              <w:t>header</w:t>
+            </w:r>
+            <w:proofErr w:type="spellEnd"/>
             <w:r>
               <w:rPr>
                 <w:rFonts w:ascii="Consolas" w:eastAsia="Consolas" w:hAnsi="Consolas" w:cs="Consolas"/>
                 <w:sz w:val="16"/>
                 <w:szCs w:val="16"/>
-              </w:rPr>
-              <w:t>session_destroy()</w:t>
-            </w:r>
-            <w:r>
-              <w:rPr>
-                <w:sz w:val="18"/>
-                <w:szCs w:val="18"/>
-              </w:rPr>
-              <w:t>.</w:t>
-            </w:r>
-          </w:p>
-          <w:p>
-            <w:pPr>
-              <w:spacing w:after="30" w:line="260" w:lineRule="auto"/>
-              <w:rPr>
-                <w:lang w:val="pt-PT"/>
-              </w:rPr>
-            </w:pPr>
-            <w:r>
-              <w:rPr>
-                <w:sz w:val="18"/>
-                <w:szCs w:val="18"/>
-                <w:lang w:val="pt-PT"/>
-              </w:rPr>
-              <w:t xml:space="preserve">Verificação de sessão no topo de cada página restrita; </w:t>
-            </w:r>
+                <w:lang w:val="pt-PT"/>
+              </w:rPr>
+              <w:t>(</w:t>
+            </w:r>
+            <w:proofErr w:type="gramEnd"/>
             <w:r>
               <w:rPr>
                 <w:rFonts w:ascii="Consolas" w:eastAsia="Consolas" w:hAnsi="Consolas" w:cs="Consolas"/>
@@ -3210,7 +4823,274 @@
                 <w:szCs w:val="16"/>
                 <w:lang w:val="pt-PT"/>
               </w:rPr>
-              <w:t>htmlspecialchars()</w:t>
+              <w:t>'</w:t>
+            </w:r>
+            <w:proofErr w:type="spellStart"/>
+            <w:r>
+              <w:rPr>
+                <w:rFonts w:ascii="Consolas" w:eastAsia="Consolas" w:hAnsi="Consolas" w:cs="Consolas"/>
+                <w:sz w:val="16"/>
+                <w:szCs w:val="16"/>
+                <w:lang w:val="pt-PT"/>
+              </w:rPr>
+              <w:t>Location</w:t>
+            </w:r>
+            <w:proofErr w:type="spellEnd"/>
+            <w:r>
+              <w:rPr>
+                <w:rFonts w:ascii="Consolas" w:eastAsia="Consolas" w:hAnsi="Consolas" w:cs="Consolas"/>
+                <w:sz w:val="16"/>
+                <w:szCs w:val="16"/>
+                <w:lang w:val="pt-PT"/>
+              </w:rPr>
+              <w:t>: ...'); exit;</w:t>
+            </w:r>
+            <w:r>
+              <w:rPr>
+                <w:sz w:val="18"/>
+                <w:szCs w:val="18"/>
+                <w:lang w:val="pt-PT"/>
+              </w:rPr>
+              <w:t xml:space="preserve"> depois de cada POST.</w:t>
+            </w:r>
+          </w:p>
+          <w:p>
+            <w:pPr>
+              <w:spacing w:after="30" w:line="260" w:lineRule="auto"/>
+            </w:pPr>
+            <w:proofErr w:type="spellStart"/>
+            <w:r>
+              <w:rPr>
+                <w:rFonts w:ascii="Consolas" w:eastAsia="Consolas" w:hAnsi="Consolas" w:cs="Consolas"/>
+                <w:sz w:val="16"/>
+                <w:szCs w:val="16"/>
+              </w:rPr>
+              <w:t>password_</w:t>
+            </w:r>
+            <w:proofErr w:type="gramStart"/>
+            <w:r>
+              <w:rPr>
+                <w:rFonts w:ascii="Consolas" w:eastAsia="Consolas" w:hAnsi="Consolas" w:cs="Consolas"/>
+                <w:sz w:val="16"/>
+                <w:szCs w:val="16"/>
+              </w:rPr>
+              <w:t>hash</w:t>
+            </w:r>
+            <w:proofErr w:type="spellEnd"/>
+            <w:r>
+              <w:rPr>
+                <w:rFonts w:ascii="Consolas" w:eastAsia="Consolas" w:hAnsi="Consolas" w:cs="Consolas"/>
+                <w:sz w:val="16"/>
+                <w:szCs w:val="16"/>
+              </w:rPr>
+              <w:t>(</w:t>
+            </w:r>
+            <w:proofErr w:type="gramEnd"/>
+            <w:r>
+              <w:rPr>
+                <w:rFonts w:ascii="Consolas" w:eastAsia="Consolas" w:hAnsi="Consolas" w:cs="Consolas"/>
+                <w:sz w:val="16"/>
+                <w:szCs w:val="16"/>
+              </w:rPr>
+              <w:t>)</w:t>
+            </w:r>
+            <w:r>
+              <w:rPr>
+                <w:sz w:val="18"/>
+                <w:szCs w:val="18"/>
+              </w:rPr>
+              <w:t xml:space="preserve"> e </w:t>
+            </w:r>
+            <w:proofErr w:type="spellStart"/>
+            <w:r>
+              <w:rPr>
+                <w:rFonts w:ascii="Consolas" w:eastAsia="Consolas" w:hAnsi="Consolas" w:cs="Consolas"/>
+                <w:sz w:val="16"/>
+                <w:szCs w:val="16"/>
+              </w:rPr>
+              <w:t>password_</w:t>
+            </w:r>
+            <w:proofErr w:type="gramStart"/>
+            <w:r>
+              <w:rPr>
+                <w:rFonts w:ascii="Consolas" w:eastAsia="Consolas" w:hAnsi="Consolas" w:cs="Consolas"/>
+                <w:sz w:val="16"/>
+                <w:szCs w:val="16"/>
+              </w:rPr>
+              <w:t>verify</w:t>
+            </w:r>
+            <w:proofErr w:type="spellEnd"/>
+            <w:r>
+              <w:rPr>
+                <w:rFonts w:ascii="Consolas" w:eastAsia="Consolas" w:hAnsi="Consolas" w:cs="Consolas"/>
+                <w:sz w:val="16"/>
+                <w:szCs w:val="16"/>
+              </w:rPr>
+              <w:t>(</w:t>
+            </w:r>
+            <w:proofErr w:type="gramEnd"/>
+            <w:r>
+              <w:rPr>
+                <w:rFonts w:ascii="Consolas" w:eastAsia="Consolas" w:hAnsi="Consolas" w:cs="Consolas"/>
+                <w:sz w:val="16"/>
+                <w:szCs w:val="16"/>
+              </w:rPr>
+              <w:t>)</w:t>
+            </w:r>
+            <w:r>
+              <w:rPr>
+                <w:sz w:val="18"/>
+                <w:szCs w:val="18"/>
+              </w:rPr>
+              <w:t xml:space="preserve">; </w:t>
+            </w:r>
+            <w:proofErr w:type="spellStart"/>
+            <w:r>
+              <w:rPr>
+                <w:rFonts w:ascii="Consolas" w:eastAsia="Consolas" w:hAnsi="Consolas" w:cs="Consolas"/>
+                <w:sz w:val="16"/>
+                <w:szCs w:val="16"/>
+              </w:rPr>
+              <w:t>session_</w:t>
+            </w:r>
+            <w:proofErr w:type="gramStart"/>
+            <w:r>
+              <w:rPr>
+                <w:rFonts w:ascii="Consolas" w:eastAsia="Consolas" w:hAnsi="Consolas" w:cs="Consolas"/>
+                <w:sz w:val="16"/>
+                <w:szCs w:val="16"/>
+              </w:rPr>
+              <w:t>start</w:t>
+            </w:r>
+            <w:proofErr w:type="spellEnd"/>
+            <w:r>
+              <w:rPr>
+                <w:rFonts w:ascii="Consolas" w:eastAsia="Consolas" w:hAnsi="Consolas" w:cs="Consolas"/>
+                <w:sz w:val="16"/>
+                <w:szCs w:val="16"/>
+              </w:rPr>
+              <w:t>(</w:t>
+            </w:r>
+            <w:proofErr w:type="gramEnd"/>
+            <w:r>
+              <w:rPr>
+                <w:rFonts w:ascii="Consolas" w:eastAsia="Consolas" w:hAnsi="Consolas" w:cs="Consolas"/>
+                <w:sz w:val="16"/>
+                <w:szCs w:val="16"/>
+              </w:rPr>
+              <w:t>)</w:t>
+            </w:r>
+            <w:r>
+              <w:rPr>
+                <w:sz w:val="18"/>
+                <w:szCs w:val="18"/>
+              </w:rPr>
+              <w:t xml:space="preserve">, </w:t>
+            </w:r>
+            <w:r>
+              <w:rPr>
+                <w:rFonts w:ascii="Consolas" w:eastAsia="Consolas" w:hAnsi="Consolas" w:cs="Consolas"/>
+                <w:sz w:val="16"/>
+                <w:szCs w:val="16"/>
+              </w:rPr>
+              <w:t>$_SESSION</w:t>
+            </w:r>
+            <w:r>
+              <w:rPr>
+                <w:sz w:val="18"/>
+                <w:szCs w:val="18"/>
+              </w:rPr>
+              <w:t xml:space="preserve">, </w:t>
+            </w:r>
+            <w:proofErr w:type="spellStart"/>
+            <w:r>
+              <w:rPr>
+                <w:rFonts w:ascii="Consolas" w:eastAsia="Consolas" w:hAnsi="Consolas" w:cs="Consolas"/>
+                <w:sz w:val="16"/>
+                <w:szCs w:val="16"/>
+              </w:rPr>
+              <w:t>session_</w:t>
+            </w:r>
+            <w:proofErr w:type="gramStart"/>
+            <w:r>
+              <w:rPr>
+                <w:rFonts w:ascii="Consolas" w:eastAsia="Consolas" w:hAnsi="Consolas" w:cs="Consolas"/>
+                <w:sz w:val="16"/>
+                <w:szCs w:val="16"/>
+              </w:rPr>
+              <w:t>destroy</w:t>
+            </w:r>
+            <w:proofErr w:type="spellEnd"/>
+            <w:r>
+              <w:rPr>
+                <w:rFonts w:ascii="Consolas" w:eastAsia="Consolas" w:hAnsi="Consolas" w:cs="Consolas"/>
+                <w:sz w:val="16"/>
+                <w:szCs w:val="16"/>
+              </w:rPr>
+              <w:t>(</w:t>
+            </w:r>
+            <w:proofErr w:type="gramEnd"/>
+            <w:r>
+              <w:rPr>
+                <w:rFonts w:ascii="Consolas" w:eastAsia="Consolas" w:hAnsi="Consolas" w:cs="Consolas"/>
+                <w:sz w:val="16"/>
+                <w:szCs w:val="16"/>
+              </w:rPr>
+              <w:t>)</w:t>
+            </w:r>
+            <w:r>
+              <w:rPr>
+                <w:sz w:val="18"/>
+                <w:szCs w:val="18"/>
+              </w:rPr>
+              <w:t>.</w:t>
+            </w:r>
+          </w:p>
+          <w:p>
+            <w:pPr>
+              <w:spacing w:after="30" w:line="260" w:lineRule="auto"/>
+              <w:rPr>
+                <w:lang w:val="pt-PT"/>
+              </w:rPr>
+            </w:pPr>
+            <w:r>
+              <w:rPr>
+                <w:sz w:val="18"/>
+                <w:szCs w:val="18"/>
+                <w:lang w:val="pt-PT"/>
+              </w:rPr>
+              <w:t xml:space="preserve">Verificação de sessão no topo de cada página restrita; </w:t>
+            </w:r>
+            <w:proofErr w:type="spellStart"/>
+            <w:proofErr w:type="gramStart"/>
+            <w:r>
+              <w:rPr>
+                <w:rFonts w:ascii="Consolas" w:eastAsia="Consolas" w:hAnsi="Consolas" w:cs="Consolas"/>
+                <w:sz w:val="16"/>
+                <w:szCs w:val="16"/>
+                <w:lang w:val="pt-PT"/>
+              </w:rPr>
+              <w:t>htmlspecialchars</w:t>
+            </w:r>
+            <w:proofErr w:type="spellEnd"/>
+            <w:r>
+              <w:rPr>
+                <w:rFonts w:ascii="Consolas" w:eastAsia="Consolas" w:hAnsi="Consolas" w:cs="Consolas"/>
+                <w:sz w:val="16"/>
+                <w:szCs w:val="16"/>
+                <w:lang w:val="pt-PT"/>
+              </w:rPr>
+              <w:t>(</w:t>
+            </w:r>
+            <w:proofErr w:type="gramEnd"/>
+            <w:r>
+              <w:rPr>
+                <w:rFonts w:ascii="Consolas" w:eastAsia="Consolas" w:hAnsi="Consolas" w:cs="Consolas"/>
+                <w:sz w:val="16"/>
+                <w:szCs w:val="16"/>
+                <w:lang w:val="pt-PT"/>
+              </w:rPr>
+              <w:t>)</w:t>
             </w:r>
             <w:r>
               <w:rPr>
@@ -3271,7 +5151,161 @@
           <w:sz w:val="18"/>
           <w:szCs w:val="18"/>
         </w:rPr>
-        <w:t>É por esta tabela que o formador as testa.</w:t>
+        <w:t xml:space="preserve">É </w:t>
+      </w:r>
+      <w:proofErr w:type="spellStart"/>
+      <w:r>
+        <w:rPr>
+          <w:i/>
+          <w:iCs/>
+          <w:color w:val="6B7780"/>
+          <w:sz w:val="18"/>
+          <w:szCs w:val="18"/>
+        </w:rPr>
+        <w:t>por</w:t>
+      </w:r>
+      <w:proofErr w:type="spellEnd"/>
+      <w:r>
+        <w:rPr>
+          <w:i/>
+          <w:iCs/>
+          <w:color w:val="6B7780"/>
+          <w:sz w:val="18"/>
+          <w:szCs w:val="18"/>
+        </w:rPr>
+        <w:t xml:space="preserve"> </w:t>
+      </w:r>
+      <w:proofErr w:type="spellStart"/>
+      <w:r>
+        <w:rPr>
+          <w:i/>
+          <w:iCs/>
+          <w:color w:val="6B7780"/>
+          <w:sz w:val="18"/>
+          <w:szCs w:val="18"/>
+        </w:rPr>
+        <w:t>esta</w:t>
+      </w:r>
+      <w:proofErr w:type="spellEnd"/>
+      <w:r>
+        <w:rPr>
+          <w:i/>
+          <w:iCs/>
+          <w:color w:val="6B7780"/>
+          <w:sz w:val="18"/>
+          <w:szCs w:val="18"/>
+        </w:rPr>
+        <w:t xml:space="preserve"> </w:t>
+      </w:r>
+      <w:proofErr w:type="spellStart"/>
+      <w:r>
+        <w:rPr>
+          <w:i/>
+          <w:iCs/>
+          <w:color w:val="6B7780"/>
+          <w:sz w:val="18"/>
+          <w:szCs w:val="18"/>
+        </w:rPr>
+        <w:t>tabela</w:t>
+      </w:r>
+      <w:proofErr w:type="spellEnd"/>
+      <w:r>
+        <w:rPr>
+          <w:i/>
+          <w:iCs/>
+          <w:color w:val="6B7780"/>
+          <w:sz w:val="18"/>
+          <w:szCs w:val="18"/>
+        </w:rPr>
+        <w:t xml:space="preserve"> </w:t>
+      </w:r>
+      <w:proofErr w:type="spellStart"/>
+      <w:r>
+        <w:rPr>
+          <w:i/>
+          <w:iCs/>
+          <w:color w:val="6B7780"/>
+          <w:sz w:val="18"/>
+          <w:szCs w:val="18"/>
+        </w:rPr>
+        <w:t>que</w:t>
+      </w:r>
+      <w:proofErr w:type="spellEnd"/>
+      <w:r>
+        <w:rPr>
+          <w:i/>
+          <w:iCs/>
+          <w:color w:val="6B7780"/>
+          <w:sz w:val="18"/>
+          <w:szCs w:val="18"/>
+        </w:rPr>
+        <w:t xml:space="preserve"> </w:t>
+      </w:r>
+      <w:proofErr w:type="spellStart"/>
+      <w:r>
+        <w:rPr>
+          <w:i/>
+          <w:iCs/>
+          <w:color w:val="6B7780"/>
+          <w:sz w:val="18"/>
+          <w:szCs w:val="18"/>
+        </w:rPr>
+        <w:t>o</w:t>
+      </w:r>
+      <w:proofErr w:type="spellEnd"/>
+      <w:r>
+        <w:rPr>
+          <w:i/>
+          <w:iCs/>
+          <w:color w:val="6B7780"/>
+          <w:sz w:val="18"/>
+          <w:szCs w:val="18"/>
+        </w:rPr>
+        <w:t xml:space="preserve"> </w:t>
+      </w:r>
+      <w:proofErr w:type="spellStart"/>
+      <w:r>
+        <w:rPr>
+          <w:i/>
+          <w:iCs/>
+          <w:color w:val="6B7780"/>
+          <w:sz w:val="18"/>
+          <w:szCs w:val="18"/>
+        </w:rPr>
+        <w:t>formador</w:t>
+      </w:r>
+      <w:proofErr w:type="spellEnd"/>
+      <w:r>
+        <w:rPr>
+          <w:i/>
+          <w:iCs/>
+          <w:color w:val="6B7780"/>
+          <w:sz w:val="18"/>
+          <w:szCs w:val="18"/>
+        </w:rPr>
+        <w:t xml:space="preserve"> as </w:t>
+      </w:r>
+      <w:proofErr w:type="spellStart"/>
+      <w:r>
+        <w:rPr>
+          <w:i/>
+          <w:iCs/>
+          <w:color w:val="6B7780"/>
+          <w:sz w:val="18"/>
+          <w:szCs w:val="18"/>
+        </w:rPr>
+        <w:t>testa</w:t>
+      </w:r>
+      <w:proofErr w:type="spellEnd"/>
+      <w:r>
+        <w:rPr>
+          <w:i/>
+          <w:iCs/>
+          <w:color w:val="6B7780"/>
+          <w:sz w:val="18"/>
+          <w:szCs w:val="18"/>
+        </w:rPr>
+        <w:t>.</w:t>
       </w:r>
     </w:p>
     <w:tbl>
@@ -3360,6 +5394,7 @@
             <w:pPr>
               <w:spacing w:line="264" w:lineRule="auto"/>
             </w:pPr>
+            <w:proofErr w:type="spellStart"/>
             <w:r>
               <w:rPr>
                 <w:b/>
@@ -3370,6 +5405,7 @@
               </w:rPr>
               <w:t>Funcionalidade</w:t>
             </w:r>
+            <w:proofErr w:type="spellEnd"/>
           </w:p>
         </w:tc>
         <w:tc>
@@ -3395,6 +5431,7 @@
               <w:spacing w:line="264" w:lineRule="auto"/>
               <w:jc w:val="center"/>
             </w:pPr>
+            <w:proofErr w:type="spellStart"/>
             <w:r>
               <w:rPr>
                 <w:b/>
@@ -3403,32 +5440,9 @@
                 <w:sz w:val="18"/>
                 <w:szCs w:val="18"/>
               </w:rPr>
-              <w:t>Funciona?</w:t>
-            </w:r>
-          </w:p>
-        </w:tc>
-        <w:tc>
-          <w:tcPr>
-            <w:tcW w:w="3982" w:type="dxa"/>
-            <w:tcBorders>
-              <w:top w:val="single" w:sz="4" w:space="0" w:color="D5DBDF"/>
-              <w:left w:val="single" w:sz="4" w:space="0" w:color="D5DBDF"/>
-              <w:bottom w:val="single" w:sz="4" w:space="0" w:color="D5DBDF"/>
-              <w:right w:val="single" w:sz="4" w:space="0" w:color="D5DBDF"/>
-            </w:tcBorders>
-            <w:shd w:val="clear" w:color="auto" w:fill="EAF0EC"/>
-            <w:tcMar>
-              <w:top w:w="70" w:type="dxa"/>
-              <w:left w:w="110" w:type="dxa"/>
-              <w:bottom w:w="70" w:type="dxa"/>
-              <w:right w:w="110" w:type="dxa"/>
-            </w:tcMar>
-            <w:vAlign w:val="center"/>
-          </w:tcPr>
-          <w:p>
-            <w:pPr>
-              <w:spacing w:line="264" w:lineRule="auto"/>
-            </w:pPr>
+              <w:t>Funciona</w:t>
+            </w:r>
+            <w:proofErr w:type="spellEnd"/>
             <w:r>
               <w:rPr>
                 <w:b/>
@@ -3437,8 +5451,88 @@
                 <w:sz w:val="18"/>
                 <w:szCs w:val="18"/>
               </w:rPr>
-              <w:t>Ficheiro(s) onde está</w:t>
-            </w:r>
+              <w:t>?</w:t>
+            </w:r>
+          </w:p>
+        </w:tc>
+        <w:tc>
+          <w:tcPr>
+            <w:tcW w:w="3982" w:type="dxa"/>
+            <w:tcBorders>
+              <w:top w:val="single" w:sz="4" w:space="0" w:color="D5DBDF"/>
+              <w:left w:val="single" w:sz="4" w:space="0" w:color="D5DBDF"/>
+              <w:bottom w:val="single" w:sz="4" w:space="0" w:color="D5DBDF"/>
+              <w:right w:val="single" w:sz="4" w:space="0" w:color="D5DBDF"/>
+            </w:tcBorders>
+            <w:shd w:val="clear" w:color="auto" w:fill="EAF0EC"/>
+            <w:tcMar>
+              <w:top w:w="70" w:type="dxa"/>
+              <w:left w:w="110" w:type="dxa"/>
+              <w:bottom w:w="70" w:type="dxa"/>
+              <w:right w:w="110" w:type="dxa"/>
+            </w:tcMar>
+            <w:vAlign w:val="center"/>
+          </w:tcPr>
+          <w:p>
+            <w:pPr>
+              <w:spacing w:line="264" w:lineRule="auto"/>
+            </w:pPr>
+            <w:proofErr w:type="spellStart"/>
+            <w:r>
+              <w:rPr>
+                <w:b/>
+                <w:bCs/>
+                <w:color w:val="00713C"/>
+                <w:sz w:val="18"/>
+                <w:szCs w:val="18"/>
+              </w:rPr>
+              <w:t>Ficheiro</w:t>
+            </w:r>
+            <w:proofErr w:type="spellEnd"/>
+            <w:r>
+              <w:rPr>
+                <w:b/>
+                <w:bCs/>
+                <w:color w:val="00713C"/>
+                <w:sz w:val="18"/>
+                <w:szCs w:val="18"/>
+              </w:rPr>
+              <w:t xml:space="preserve">(s) </w:t>
+            </w:r>
+            <w:proofErr w:type="spellStart"/>
+            <w:r>
+              <w:rPr>
+                <w:b/>
+                <w:bCs/>
+                <w:color w:val="00713C"/>
+                <w:sz w:val="18"/>
+                <w:szCs w:val="18"/>
+              </w:rPr>
+              <w:t>onde</w:t>
+            </w:r>
+            <w:proofErr w:type="spellEnd"/>
+            <w:r>
+              <w:rPr>
+                <w:b/>
+                <w:bCs/>
+                <w:color w:val="00713C"/>
+                <w:sz w:val="18"/>
+                <w:szCs w:val="18"/>
+              </w:rPr>
+              <w:t xml:space="preserve"> </w:t>
+            </w:r>
+            <w:proofErr w:type="spellStart"/>
+            <w:r>
+              <w:rPr>
+                <w:b/>
+                <w:bCs/>
+                <w:color w:val="00713C"/>
+                <w:sz w:val="18"/>
+                <w:szCs w:val="18"/>
+              </w:rPr>
+              <w:t>está</w:t>
+            </w:r>
+            <w:proofErr w:type="spellEnd"/>
           </w:p>
         </w:tc>
       </w:tr>
@@ -3508,8 +5602,36 @@
                 <w:szCs w:val="19"/>
                 <w:lang w:val="pt-PT"/>
               </w:rPr>
-              <w:t>Registo, login e logout, com password guardada com hash</w:t>
-            </w:r>
+              <w:t xml:space="preserve">Registo, login e </w:t>
+            </w:r>
+            <w:proofErr w:type="spellStart"/>
+            <w:r>
+              <w:rPr>
+                <w:sz w:val="19"/>
+                <w:szCs w:val="19"/>
+                <w:lang w:val="pt-PT"/>
+              </w:rPr>
+              <w:t>logout</w:t>
+            </w:r>
+            <w:proofErr w:type="spellEnd"/>
+            <w:r>
+              <w:rPr>
+                <w:sz w:val="19"/>
+                <w:szCs w:val="19"/>
+                <w:lang w:val="pt-PT"/>
+              </w:rPr>
+              <w:t xml:space="preserve">, com password guardada com </w:t>
+            </w:r>
+            <w:proofErr w:type="spellStart"/>
+            <w:r>
+              <w:rPr>
+                <w:sz w:val="19"/>
+                <w:szCs w:val="19"/>
+                <w:lang w:val="pt-PT"/>
+              </w:rPr>
+              <w:t>hash</w:t>
+            </w:r>
+            <w:proofErr w:type="spellEnd"/>
           </w:p>
         </w:tc>
         <w:tc>
@@ -3568,15 +5690,57 @@
                 <w:lang w:val="pt-PT"/>
               </w:rPr>
             </w:pPr>
-            <w:r>
-              <w:rPr>
-                <w:color w:val="1D4E89"/>
-                <w:sz w:val="19"/>
-                <w:szCs w:val="19"/>
-                <w:lang w:val="pt-PT"/>
-              </w:rPr>
-              <w:t>registo.php, login.php, logout.php</w:t>
-            </w:r>
+            <w:proofErr w:type="spellStart"/>
+            <w:r>
+              <w:rPr>
+                <w:color w:val="1D4E89"/>
+                <w:sz w:val="19"/>
+                <w:szCs w:val="19"/>
+                <w:lang w:val="pt-PT"/>
+              </w:rPr>
+              <w:t>registo.php</w:t>
+            </w:r>
+            <w:proofErr w:type="spellEnd"/>
+            <w:r>
+              <w:rPr>
+                <w:color w:val="1D4E89"/>
+                <w:sz w:val="19"/>
+                <w:szCs w:val="19"/>
+                <w:lang w:val="pt-PT"/>
+              </w:rPr>
+              <w:t xml:space="preserve">, </w:t>
+            </w:r>
+            <w:proofErr w:type="spellStart"/>
+            <w:r>
+              <w:rPr>
+                <w:color w:val="1D4E89"/>
+                <w:sz w:val="19"/>
+                <w:szCs w:val="19"/>
+                <w:lang w:val="pt-PT"/>
+              </w:rPr>
+              <w:t>login.php</w:t>
+            </w:r>
+            <w:proofErr w:type="spellEnd"/>
+            <w:r>
+              <w:rPr>
+                <w:color w:val="1D4E89"/>
+                <w:sz w:val="19"/>
+                <w:szCs w:val="19"/>
+                <w:lang w:val="pt-PT"/>
+              </w:rPr>
+              <w:t xml:space="preserve">, </w:t>
+            </w:r>
+            <w:proofErr w:type="spellStart"/>
+            <w:r>
+              <w:rPr>
+                <w:color w:val="1D4E89"/>
+                <w:sz w:val="19"/>
+                <w:szCs w:val="19"/>
+                <w:lang w:val="pt-PT"/>
+              </w:rPr>
+              <w:t>logout.php</w:t>
+            </w:r>
+            <w:proofErr w:type="spellEnd"/>
           </w:p>
         </w:tc>
       </w:tr>
@@ -3646,8 +5810,18 @@
                 <w:szCs w:val="19"/>
                 <w:lang w:val="pt-PT"/>
               </w:rPr>
-              <w:t>Duas entidades relacionadas em 1:N</w:t>
-            </w:r>
+              <w:t xml:space="preserve">Duas entidades relacionadas em </w:t>
+            </w:r>
+            <w:proofErr w:type="gramStart"/>
+            <w:r>
+              <w:rPr>
+                <w:sz w:val="19"/>
+                <w:szCs w:val="19"/>
+                <w:lang w:val="pt-PT"/>
+              </w:rPr>
+              <w:t>1:N</w:t>
+            </w:r>
+            <w:proofErr w:type="gramEnd"/>
           </w:p>
         </w:tc>
         <w:tc>
@@ -3706,14 +5880,25 @@
                 <w:lang w:val="pt-PT"/>
               </w:rPr>
             </w:pPr>
-            <w:r>
-              <w:rPr>
-                <w:color w:val="1D4E89"/>
-                <w:sz w:val="19"/>
-                <w:szCs w:val="19"/>
-                <w:lang w:val="pt-PT"/>
-              </w:rPr>
-              <w:t>base_dados.sql (tutores → animais)</w:t>
+            <w:proofErr w:type="spellStart"/>
+            <w:r>
+              <w:rPr>
+                <w:color w:val="1D4E89"/>
+                <w:sz w:val="19"/>
+                <w:szCs w:val="19"/>
+                <w:lang w:val="pt-PT"/>
+              </w:rPr>
+              <w:t>base_dados.sql</w:t>
+            </w:r>
+            <w:proofErr w:type="spellEnd"/>
+            <w:r>
+              <w:rPr>
+                <w:color w:val="1D4E89"/>
+                <w:sz w:val="19"/>
+                <w:szCs w:val="19"/>
+                <w:lang w:val="pt-PT"/>
+              </w:rPr>
+              <w:t xml:space="preserve"> (tutores → animais)</w:t>
             </w:r>
           </w:p>
         </w:tc>
@@ -3852,8 +6037,79 @@
                 <w:szCs w:val="19"/>
                 <w:lang w:val="pt-PT"/>
               </w:rPr>
-              <w:t>animais/lista.php, novo.php, editar.php, apagar.php</w:t>
-            </w:r>
+              <w:t>animais/</w:t>
+            </w:r>
+            <w:proofErr w:type="spellStart"/>
+            <w:r>
+              <w:rPr>
+                <w:color w:val="1D4E89"/>
+                <w:sz w:val="19"/>
+                <w:szCs w:val="19"/>
+                <w:lang w:val="pt-PT"/>
+              </w:rPr>
+              <w:t>lista.php</w:t>
+            </w:r>
+            <w:proofErr w:type="spellEnd"/>
+            <w:r>
+              <w:rPr>
+                <w:color w:val="1D4E89"/>
+                <w:sz w:val="19"/>
+                <w:szCs w:val="19"/>
+                <w:lang w:val="pt-PT"/>
+              </w:rPr>
+              <w:t xml:space="preserve">, </w:t>
+            </w:r>
+            <w:proofErr w:type="spellStart"/>
+            <w:r>
+              <w:rPr>
+                <w:color w:val="1D4E89"/>
+                <w:sz w:val="19"/>
+                <w:szCs w:val="19"/>
+                <w:lang w:val="pt-PT"/>
+              </w:rPr>
+              <w:t>novo.php</w:t>
+            </w:r>
+            <w:proofErr w:type="spellEnd"/>
+            <w:r>
+              <w:rPr>
+                <w:color w:val="1D4E89"/>
+                <w:sz w:val="19"/>
+                <w:szCs w:val="19"/>
+                <w:lang w:val="pt-PT"/>
+              </w:rPr>
+              <w:t xml:space="preserve">, </w:t>
+            </w:r>
+            <w:proofErr w:type="spellStart"/>
+            <w:r>
+              <w:rPr>
+                <w:color w:val="1D4E89"/>
+                <w:sz w:val="19"/>
+                <w:szCs w:val="19"/>
+                <w:lang w:val="pt-PT"/>
+              </w:rPr>
+              <w:t>editar.php</w:t>
+            </w:r>
+            <w:proofErr w:type="spellEnd"/>
+            <w:r>
+              <w:rPr>
+                <w:color w:val="1D4E89"/>
+                <w:sz w:val="19"/>
+                <w:szCs w:val="19"/>
+                <w:lang w:val="pt-PT"/>
+              </w:rPr>
+              <w:t xml:space="preserve">, </w:t>
+            </w:r>
+            <w:proofErr w:type="spellStart"/>
+            <w:r>
+              <w:rPr>
+                <w:color w:val="1D4E89"/>
+                <w:sz w:val="19"/>
+                <w:szCs w:val="19"/>
+                <w:lang w:val="pt-PT"/>
+              </w:rPr>
+              <w:t>apagar.php</w:t>
+            </w:r>
+            <w:proofErr w:type="spellEnd"/>
           </w:p>
         </w:tc>
       </w:tr>
@@ -3990,7 +6246,27 @@
                 <w:szCs w:val="19"/>
                 <w:lang w:val="pt-PT"/>
               </w:rPr>
-              <w:t>animais/lista.php (campo de pesquisa por nome)</w:t>
+              <w:t>animais/</w:t>
+            </w:r>
+            <w:proofErr w:type="spellStart"/>
+            <w:r>
+              <w:rPr>
+                <w:color w:val="1D4E89"/>
+                <w:sz w:val="19"/>
+                <w:szCs w:val="19"/>
+                <w:lang w:val="pt-PT"/>
+              </w:rPr>
+              <w:t>lista.php</w:t>
+            </w:r>
+            <w:proofErr w:type="spellEnd"/>
+            <w:r>
+              <w:rPr>
+                <w:color w:val="1D4E89"/>
+                <w:sz w:val="19"/>
+                <w:szCs w:val="19"/>
+                <w:lang w:val="pt-PT"/>
+              </w:rPr>
+              <w:t xml:space="preserve"> (campo de pesquisa por nome)</w:t>
             </w:r>
           </w:p>
         </w:tc>
@@ -4118,13 +6394,41 @@
             <w:pPr>
               <w:spacing w:line="264" w:lineRule="auto"/>
             </w:pPr>
-            <w:r>
-              <w:rPr>
-                <w:color w:val="1D4E89"/>
-                <w:sz w:val="19"/>
-                <w:szCs w:val="19"/>
-              </w:rPr>
-              <w:t>animais/ver.php?id=…</w:t>
+            <w:proofErr w:type="spellStart"/>
+            <w:r>
+              <w:rPr>
+                <w:color w:val="1D4E89"/>
+                <w:sz w:val="19"/>
+                <w:szCs w:val="19"/>
+              </w:rPr>
+              <w:t>animais</w:t>
+            </w:r>
+            <w:proofErr w:type="spellEnd"/>
+            <w:r>
+              <w:rPr>
+                <w:color w:val="1D4E89"/>
+                <w:sz w:val="19"/>
+                <w:szCs w:val="19"/>
+              </w:rPr>
+              <w:t>/</w:t>
+            </w:r>
+            <w:proofErr w:type="spellStart"/>
+            <w:r>
+              <w:rPr>
+                <w:color w:val="1D4E89"/>
+                <w:sz w:val="19"/>
+                <w:szCs w:val="19"/>
+              </w:rPr>
+              <w:t>ver.php?id</w:t>
+            </w:r>
+            <w:proofErr w:type="spellEnd"/>
+            <w:r>
+              <w:rPr>
+                <w:color w:val="1D4E89"/>
+                <w:sz w:val="19"/>
+                <w:szCs w:val="19"/>
+              </w:rPr>
+              <w:t>=…</w:t>
             </w:r>
           </w:p>
         </w:tc>
@@ -4262,8 +6566,59 @@
                 <w:szCs w:val="19"/>
                 <w:lang w:val="pt-PT"/>
               </w:rPr>
-              <w:t>animais/novo.php, animais/editar.php, registo.php</w:t>
-            </w:r>
+              <w:t>animais/</w:t>
+            </w:r>
+            <w:proofErr w:type="spellStart"/>
+            <w:r>
+              <w:rPr>
+                <w:color w:val="1D4E89"/>
+                <w:sz w:val="19"/>
+                <w:szCs w:val="19"/>
+                <w:lang w:val="pt-PT"/>
+              </w:rPr>
+              <w:t>novo.php</w:t>
+            </w:r>
+            <w:proofErr w:type="spellEnd"/>
+            <w:r>
+              <w:rPr>
+                <w:color w:val="1D4E89"/>
+                <w:sz w:val="19"/>
+                <w:szCs w:val="19"/>
+                <w:lang w:val="pt-PT"/>
+              </w:rPr>
+              <w:t>, animais/</w:t>
+            </w:r>
+            <w:proofErr w:type="spellStart"/>
+            <w:r>
+              <w:rPr>
+                <w:color w:val="1D4E89"/>
+                <w:sz w:val="19"/>
+                <w:szCs w:val="19"/>
+                <w:lang w:val="pt-PT"/>
+              </w:rPr>
+              <w:t>editar.php</w:t>
+            </w:r>
+            <w:proofErr w:type="spellEnd"/>
+            <w:r>
+              <w:rPr>
+                <w:color w:val="1D4E89"/>
+                <w:sz w:val="19"/>
+                <w:szCs w:val="19"/>
+                <w:lang w:val="pt-PT"/>
+              </w:rPr>
+              <w:t xml:space="preserve">, </w:t>
+            </w:r>
+            <w:proofErr w:type="spellStart"/>
+            <w:r>
+              <w:rPr>
+                <w:color w:val="1D4E89"/>
+                <w:sz w:val="19"/>
+                <w:szCs w:val="19"/>
+                <w:lang w:val="pt-PT"/>
+              </w:rPr>
+              <w:t>registo.php</w:t>
+            </w:r>
+            <w:proofErr w:type="spellEnd"/>
           </w:p>
         </w:tc>
       </w:tr>
@@ -4396,8 +6751,18 @@
                 <w:sz w:val="19"/>
                 <w:szCs w:val="19"/>
               </w:rPr>
-              <w:t>includes/mensagens.php</w:t>
-            </w:r>
+              <w:t>includes/</w:t>
+            </w:r>
+            <w:proofErr w:type="spellStart"/>
+            <w:r>
+              <w:rPr>
+                <w:color w:val="1D4E89"/>
+                <w:sz w:val="19"/>
+                <w:szCs w:val="19"/>
+              </w:rPr>
+              <w:t>mensagens.php</w:t>
+            </w:r>
+            <w:proofErr w:type="spellEnd"/>
           </w:p>
         </w:tc>
       </w:tr>
@@ -4467,8 +6832,18 @@
                 <w:szCs w:val="19"/>
                 <w:lang w:val="pt-PT"/>
               </w:rPr>
-              <w:t>Consultas protegidas contra SQL injection</w:t>
-            </w:r>
+              <w:t xml:space="preserve">Consultas protegidas contra SQL </w:t>
+            </w:r>
+            <w:proofErr w:type="spellStart"/>
+            <w:r>
+              <w:rPr>
+                <w:sz w:val="19"/>
+                <w:szCs w:val="19"/>
+                <w:lang w:val="pt-PT"/>
+              </w:rPr>
+              <w:t>injection</w:t>
+            </w:r>
+            <w:proofErr w:type="spellEnd"/>
           </w:p>
         </w:tc>
         <w:tc>
@@ -4527,14 +6902,45 @@
                 <w:lang w:val="pt-PT"/>
               </w:rPr>
             </w:pPr>
-            <w:r>
-              <w:rPr>
-                <w:color w:val="1D4E89"/>
-                <w:sz w:val="19"/>
-                <w:szCs w:val="19"/>
-                <w:lang w:val="pt-PT"/>
-              </w:rPr>
-              <w:t>config/db.php + todas as consultas</w:t>
+            <w:proofErr w:type="spellStart"/>
+            <w:r>
+              <w:rPr>
+                <w:color w:val="1D4E89"/>
+                <w:sz w:val="19"/>
+                <w:szCs w:val="19"/>
+                <w:lang w:val="pt-PT"/>
+              </w:rPr>
+              <w:t>config</w:t>
+            </w:r>
+            <w:proofErr w:type="spellEnd"/>
+            <w:r>
+              <w:rPr>
+                <w:color w:val="1D4E89"/>
+                <w:sz w:val="19"/>
+                <w:szCs w:val="19"/>
+                <w:lang w:val="pt-PT"/>
+              </w:rPr>
+              <w:t>/</w:t>
+            </w:r>
+            <w:proofErr w:type="spellStart"/>
+            <w:r>
+              <w:rPr>
+                <w:color w:val="1D4E89"/>
+                <w:sz w:val="19"/>
+                <w:szCs w:val="19"/>
+                <w:lang w:val="pt-PT"/>
+              </w:rPr>
+              <w:t>db.php</w:t>
+            </w:r>
+            <w:proofErr w:type="spellEnd"/>
+            <w:r>
+              <w:rPr>
+                <w:color w:val="1D4E89"/>
+                <w:sz w:val="19"/>
+                <w:szCs w:val="19"/>
+                <w:lang w:val="pt-PT"/>
+              </w:rPr>
+              <w:t xml:space="preserve"> + todas as consultas</w:t>
             </w:r>
           </w:p>
         </w:tc>
@@ -4665,14 +7071,45 @@
                 <w:lang w:val="pt-PT"/>
               </w:rPr>
             </w:pPr>
-            <w:r>
-              <w:rPr>
-                <w:color w:val="1D4E89"/>
-                <w:sz w:val="19"/>
-                <w:szCs w:val="19"/>
-                <w:lang w:val="pt-PT"/>
-              </w:rPr>
-              <w:t>includes/auth.php (no topo de animais/ e tutores/)</w:t>
+            <w:proofErr w:type="spellStart"/>
+            <w:r>
+              <w:rPr>
+                <w:color w:val="1D4E89"/>
+                <w:sz w:val="19"/>
+                <w:szCs w:val="19"/>
+                <w:lang w:val="pt-PT"/>
+              </w:rPr>
+              <w:t>includes</w:t>
+            </w:r>
+            <w:proofErr w:type="spellEnd"/>
+            <w:r>
+              <w:rPr>
+                <w:color w:val="1D4E89"/>
+                <w:sz w:val="19"/>
+                <w:szCs w:val="19"/>
+                <w:lang w:val="pt-PT"/>
+              </w:rPr>
+              <w:t>/</w:t>
+            </w:r>
+            <w:proofErr w:type="spellStart"/>
+            <w:r>
+              <w:rPr>
+                <w:color w:val="1D4E89"/>
+                <w:sz w:val="19"/>
+                <w:szCs w:val="19"/>
+                <w:lang w:val="pt-PT"/>
+              </w:rPr>
+              <w:t>auth.php</w:t>
+            </w:r>
+            <w:proofErr w:type="spellEnd"/>
+            <w:r>
+              <w:rPr>
+                <w:color w:val="1D4E89"/>
+                <w:sz w:val="19"/>
+                <w:szCs w:val="19"/>
+                <w:lang w:val="pt-PT"/>
+              </w:rPr>
+              <w:t xml:space="preserve"> (no topo de animais/ e tutores/)</w:t>
             </w:r>
           </w:p>
         </w:tc>
@@ -4767,6 +7204,7 @@
             <w:pPr>
               <w:spacing w:line="264" w:lineRule="auto"/>
             </w:pPr>
+            <w:proofErr w:type="spellStart"/>
             <w:r>
               <w:rPr>
                 <w:b/>
@@ -4775,33 +7213,9 @@
                 <w:sz w:val="18"/>
                 <w:szCs w:val="18"/>
               </w:rPr>
-              <w:t>Funcionalidade extra</w:t>
-            </w:r>
-          </w:p>
-        </w:tc>
-        <w:tc>
-          <w:tcPr>
-            <w:tcW w:w="1244" w:type="dxa"/>
-            <w:tcBorders>
-              <w:top w:val="single" w:sz="4" w:space="0" w:color="D5DBDF"/>
-              <w:left w:val="single" w:sz="4" w:space="0" w:color="D5DBDF"/>
-              <w:bottom w:val="single" w:sz="4" w:space="0" w:color="D5DBDF"/>
-              <w:right w:val="single" w:sz="4" w:space="0" w:color="D5DBDF"/>
-            </w:tcBorders>
-            <w:shd w:val="clear" w:color="auto" w:fill="EAF0EC"/>
-            <w:tcMar>
-              <w:top w:w="70" w:type="dxa"/>
-              <w:left w:w="110" w:type="dxa"/>
-              <w:bottom w:w="70" w:type="dxa"/>
-              <w:right w:w="110" w:type="dxa"/>
-            </w:tcMar>
-            <w:vAlign w:val="center"/>
-          </w:tcPr>
-          <w:p>
-            <w:pPr>
-              <w:spacing w:line="264" w:lineRule="auto"/>
-              <w:jc w:val="center"/>
-            </w:pPr>
+              <w:t>Funcionalidade</w:t>
+            </w:r>
+            <w:proofErr w:type="spellEnd"/>
             <w:r>
               <w:rPr>
                 <w:b/>
@@ -4810,13 +7224,13 @@
                 <w:sz w:val="18"/>
                 <w:szCs w:val="18"/>
               </w:rPr>
-              <w:t>Funciona?</w:t>
-            </w:r>
-          </w:p>
-        </w:tc>
-        <w:tc>
-          <w:tcPr>
-            <w:tcW w:w="3982" w:type="dxa"/>
+              <w:t xml:space="preserve"> extra</w:t>
+            </w:r>
+          </w:p>
+        </w:tc>
+        <w:tc>
+          <w:tcPr>
+            <w:tcW w:w="1244" w:type="dxa"/>
             <w:tcBorders>
               <w:top w:val="single" w:sz="4" w:space="0" w:color="D5DBDF"/>
               <w:left w:val="single" w:sz="4" w:space="0" w:color="D5DBDF"/>
@@ -4835,7 +7249,9 @@
           <w:p>
             <w:pPr>
               <w:spacing w:line="264" w:lineRule="auto"/>
-            </w:pPr>
+              <w:jc w:val="center"/>
+            </w:pPr>
+            <w:proofErr w:type="spellStart"/>
             <w:r>
               <w:rPr>
                 <w:b/>
@@ -4844,8 +7260,99 @@
                 <w:sz w:val="18"/>
                 <w:szCs w:val="18"/>
               </w:rPr>
-              <w:t>Ficheiro(s) onde está</w:t>
-            </w:r>
+              <w:t>Funciona</w:t>
+            </w:r>
+            <w:proofErr w:type="spellEnd"/>
+            <w:r>
+              <w:rPr>
+                <w:b/>
+                <w:bCs/>
+                <w:color w:val="00713C"/>
+                <w:sz w:val="18"/>
+                <w:szCs w:val="18"/>
+              </w:rPr>
+              <w:t>?</w:t>
+            </w:r>
+          </w:p>
+        </w:tc>
+        <w:tc>
+          <w:tcPr>
+            <w:tcW w:w="3982" w:type="dxa"/>
+            <w:tcBorders>
+              <w:top w:val="single" w:sz="4" w:space="0" w:color="D5DBDF"/>
+              <w:left w:val="single" w:sz="4" w:space="0" w:color="D5DBDF"/>
+              <w:bottom w:val="single" w:sz="4" w:space="0" w:color="D5DBDF"/>
+              <w:right w:val="single" w:sz="4" w:space="0" w:color="D5DBDF"/>
+            </w:tcBorders>
+            <w:shd w:val="clear" w:color="auto" w:fill="EAF0EC"/>
+            <w:tcMar>
+              <w:top w:w="70" w:type="dxa"/>
+              <w:left w:w="110" w:type="dxa"/>
+              <w:bottom w:w="70" w:type="dxa"/>
+              <w:right w:w="110" w:type="dxa"/>
+            </w:tcMar>
+            <w:vAlign w:val="center"/>
+          </w:tcPr>
+          <w:p>
+            <w:pPr>
+              <w:spacing w:line="264" w:lineRule="auto"/>
+            </w:pPr>
+            <w:proofErr w:type="spellStart"/>
+            <w:r>
+              <w:rPr>
+                <w:b/>
+                <w:bCs/>
+                <w:color w:val="00713C"/>
+                <w:sz w:val="18"/>
+                <w:szCs w:val="18"/>
+              </w:rPr>
+              <w:t>Ficheiro</w:t>
+            </w:r>
+            <w:proofErr w:type="spellEnd"/>
+            <w:r>
+              <w:rPr>
+                <w:b/>
+                <w:bCs/>
+                <w:color w:val="00713C"/>
+                <w:sz w:val="18"/>
+                <w:szCs w:val="18"/>
+              </w:rPr>
+              <w:t xml:space="preserve">(s) </w:t>
+            </w:r>
+            <w:proofErr w:type="spellStart"/>
+            <w:r>
+              <w:rPr>
+                <w:b/>
+                <w:bCs/>
+                <w:color w:val="00713C"/>
+                <w:sz w:val="18"/>
+                <w:szCs w:val="18"/>
+              </w:rPr>
+              <w:t>onde</w:t>
+            </w:r>
+            <w:proofErr w:type="spellEnd"/>
+            <w:r>
+              <w:rPr>
+                <w:b/>
+                <w:bCs/>
+                <w:color w:val="00713C"/>
+                <w:sz w:val="18"/>
+                <w:szCs w:val="18"/>
+              </w:rPr>
+              <w:t xml:space="preserve"> </w:t>
+            </w:r>
+            <w:proofErr w:type="spellStart"/>
+            <w:r>
+              <w:rPr>
+                <w:b/>
+                <w:bCs/>
+                <w:color w:val="00713C"/>
+                <w:sz w:val="18"/>
+                <w:szCs w:val="18"/>
+              </w:rPr>
+              <w:t>está</w:t>
+            </w:r>
+            <w:proofErr w:type="spellEnd"/>
           </w:p>
         </w:tc>
       </w:tr>
@@ -4952,7 +7459,27 @@
                 <w:szCs w:val="19"/>
                 <w:lang w:val="pt-PT"/>
               </w:rPr>
-              <w:t>animais/novo.php, pasta uploads/</w:t>
+              <w:t>animais/</w:t>
+            </w:r>
+            <w:proofErr w:type="spellStart"/>
+            <w:r>
+              <w:rPr>
+                <w:color w:val="1D4E89"/>
+                <w:sz w:val="19"/>
+                <w:szCs w:val="19"/>
+                <w:lang w:val="pt-PT"/>
+              </w:rPr>
+              <w:t>novo.php</w:t>
+            </w:r>
+            <w:proofErr w:type="spellEnd"/>
+            <w:r>
+              <w:rPr>
+                <w:color w:val="1D4E89"/>
+                <w:sz w:val="19"/>
+                <w:szCs w:val="19"/>
+                <w:lang w:val="pt-PT"/>
+              </w:rPr>
+              <w:t>, pasta uploads/</w:t>
             </w:r>
           </w:p>
         </w:tc>
@@ -5161,6 +7688,7 @@
             <w:pPr>
               <w:spacing w:line="264" w:lineRule="auto"/>
             </w:pPr>
+            <w:proofErr w:type="spellStart"/>
             <w:r>
               <w:rPr>
                 <w:b/>
@@ -5171,6 +7699,7 @@
               </w:rPr>
               <w:t>Tabela</w:t>
             </w:r>
+            <w:proofErr w:type="spellEnd"/>
           </w:p>
         </w:tc>
         <w:tc>
@@ -5297,6 +7826,7 @@
             <w:pPr>
               <w:spacing w:line="264" w:lineRule="auto"/>
             </w:pPr>
+            <w:proofErr w:type="spellStart"/>
             <w:r>
               <w:rPr>
                 <w:b/>
@@ -5307,6 +7837,7 @@
               </w:rPr>
               <w:t>Notas</w:t>
             </w:r>
+            <w:proofErr w:type="spellEnd"/>
           </w:p>
         </w:tc>
       </w:tr>
@@ -5336,6 +7867,7 @@
             <w:pPr>
               <w:spacing w:line="264" w:lineRule="auto"/>
             </w:pPr>
+            <w:proofErr w:type="spellStart"/>
             <w:r>
               <w:rPr>
                 <w:color w:val="1D4E89"/>
@@ -5344,6 +7876,7 @@
               </w:rPr>
               <w:t>utilizadores</w:t>
             </w:r>
+            <w:proofErr w:type="spellEnd"/>
           </w:p>
         </w:tc>
         <w:tc>
@@ -5367,6 +7900,7 @@
             <w:pPr>
               <w:spacing w:line="264" w:lineRule="auto"/>
             </w:pPr>
+            <w:proofErr w:type="spellStart"/>
             <w:r>
               <w:rPr>
                 <w:color w:val="1D4E89"/>
@@ -5375,6 +7909,7 @@
               </w:rPr>
               <w:t>id_utilizador</w:t>
             </w:r>
+            <w:proofErr w:type="spellEnd"/>
           </w:p>
         </w:tc>
         <w:tc>
@@ -5489,6 +8024,7 @@
             <w:pPr>
               <w:spacing w:line="264" w:lineRule="auto"/>
             </w:pPr>
+            <w:proofErr w:type="spellStart"/>
             <w:r>
               <w:rPr>
                 <w:color w:val="1D4E89"/>
@@ -5497,6 +8033,7 @@
               </w:rPr>
               <w:t>utilizadores</w:t>
             </w:r>
+            <w:proofErr w:type="spellEnd"/>
           </w:p>
         </w:tc>
         <w:tc>
@@ -5520,6 +8057,7 @@
             <w:pPr>
               <w:spacing w:line="264" w:lineRule="auto"/>
             </w:pPr>
+            <w:proofErr w:type="spellStart"/>
             <w:r>
               <w:rPr>
                 <w:color w:val="1D4E89"/>
@@ -5528,6 +8066,7 @@
               </w:rPr>
               <w:t>nome</w:t>
             </w:r>
+            <w:proofErr w:type="spellEnd"/>
           </w:p>
         </w:tc>
         <w:tc>
@@ -5551,13 +8090,23 @@
             <w:pPr>
               <w:spacing w:line="264" w:lineRule="auto"/>
             </w:pPr>
-            <w:r>
-              <w:rPr>
-                <w:color w:val="1D4E89"/>
-                <w:sz w:val="19"/>
-                <w:szCs w:val="19"/>
-              </w:rPr>
-              <w:t>VARCHAR(100)</w:t>
+            <w:proofErr w:type="gramStart"/>
+            <w:r>
+              <w:rPr>
+                <w:color w:val="1D4E89"/>
+                <w:sz w:val="19"/>
+                <w:szCs w:val="19"/>
+              </w:rPr>
+              <w:t>VARCHAR(</w:t>
+            </w:r>
+            <w:proofErr w:type="gramEnd"/>
+            <w:r>
+              <w:rPr>
+                <w:color w:val="1D4E89"/>
+                <w:sz w:val="19"/>
+                <w:szCs w:val="19"/>
+              </w:rPr>
+              <w:t>100)</w:t>
             </w:r>
           </w:p>
         </w:tc>
@@ -5605,6 +8154,7 @@
             <w:pPr>
               <w:spacing w:line="264" w:lineRule="auto"/>
             </w:pPr>
+            <w:proofErr w:type="spellStart"/>
             <w:r>
               <w:rPr>
                 <w:color w:val="1D4E89"/>
@@ -5613,6 +8163,7 @@
               </w:rPr>
               <w:t>Obrigatório</w:t>
             </w:r>
+            <w:proofErr w:type="spellEnd"/>
           </w:p>
         </w:tc>
       </w:tr>
@@ -5642,6 +8193,7 @@
             <w:pPr>
               <w:spacing w:line="264" w:lineRule="auto"/>
             </w:pPr>
+            <w:proofErr w:type="spellStart"/>
             <w:r>
               <w:rPr>
                 <w:color w:val="1D4E89"/>
@@ -5650,6 +8202,7 @@
               </w:rPr>
               <w:t>utilizadores</w:t>
             </w:r>
+            <w:proofErr w:type="spellEnd"/>
           </w:p>
         </w:tc>
         <w:tc>
@@ -5704,13 +8257,23 @@
             <w:pPr>
               <w:spacing w:line="264" w:lineRule="auto"/>
             </w:pPr>
-            <w:r>
-              <w:rPr>
-                <w:color w:val="1D4E89"/>
-                <w:sz w:val="19"/>
-                <w:szCs w:val="19"/>
-              </w:rPr>
-              <w:t>VARCHAR(150)</w:t>
+            <w:proofErr w:type="gramStart"/>
+            <w:r>
+              <w:rPr>
+                <w:color w:val="1D4E89"/>
+                <w:sz w:val="19"/>
+                <w:szCs w:val="19"/>
+              </w:rPr>
+              <w:t>VARCHAR(</w:t>
+            </w:r>
+            <w:proofErr w:type="gramEnd"/>
+            <w:r>
+              <w:rPr>
+                <w:color w:val="1D4E89"/>
+                <w:sz w:val="19"/>
+                <w:szCs w:val="19"/>
+              </w:rPr>
+              <w:t>150)</w:t>
             </w:r>
           </w:p>
         </w:tc>
@@ -5766,13 +8329,23 @@
             <w:pPr>
               <w:spacing w:line="264" w:lineRule="auto"/>
             </w:pPr>
-            <w:r>
-              <w:rPr>
-                <w:color w:val="1D4E89"/>
-                <w:sz w:val="19"/>
-                <w:szCs w:val="19"/>
-              </w:rPr>
-              <w:t>Usado no login</w:t>
+            <w:proofErr w:type="spellStart"/>
+            <w:r>
+              <w:rPr>
+                <w:color w:val="1D4E89"/>
+                <w:sz w:val="19"/>
+                <w:szCs w:val="19"/>
+              </w:rPr>
+              <w:t>Usado</w:t>
+            </w:r>
+            <w:proofErr w:type="spellEnd"/>
+            <w:r>
+              <w:rPr>
+                <w:color w:val="1D4E89"/>
+                <w:sz w:val="19"/>
+                <w:szCs w:val="19"/>
+              </w:rPr>
+              <w:t xml:space="preserve"> no login</w:t>
             </w:r>
           </w:p>
         </w:tc>
@@ -5803,6 +8376,7 @@
             <w:pPr>
               <w:spacing w:line="264" w:lineRule="auto"/>
             </w:pPr>
+            <w:proofErr w:type="spellStart"/>
             <w:r>
               <w:rPr>
                 <w:color w:val="1D4E89"/>
@@ -5811,6 +8385,7 @@
               </w:rPr>
               <w:t>utilizadores</w:t>
             </w:r>
+            <w:proofErr w:type="spellEnd"/>
           </w:p>
         </w:tc>
         <w:tc>
@@ -5834,6 +8409,7 @@
             <w:pPr>
               <w:spacing w:line="264" w:lineRule="auto"/>
             </w:pPr>
+            <w:proofErr w:type="spellStart"/>
             <w:r>
               <w:rPr>
                 <w:color w:val="1D4E89"/>
@@ -5842,6 +8418,7 @@
               </w:rPr>
               <w:t>password_hash</w:t>
             </w:r>
+            <w:proofErr w:type="spellEnd"/>
           </w:p>
         </w:tc>
         <w:tc>
@@ -5865,13 +8442,23 @@
             <w:pPr>
               <w:spacing w:line="264" w:lineRule="auto"/>
             </w:pPr>
-            <w:r>
-              <w:rPr>
-                <w:color w:val="1D4E89"/>
-                <w:sz w:val="19"/>
-                <w:szCs w:val="19"/>
-              </w:rPr>
-              <w:t>VARCHAR(255)</w:t>
+            <w:proofErr w:type="gramStart"/>
+            <w:r>
+              <w:rPr>
+                <w:color w:val="1D4E89"/>
+                <w:sz w:val="19"/>
+                <w:szCs w:val="19"/>
+              </w:rPr>
+              <w:t>VARCHAR(</w:t>
+            </w:r>
+            <w:proofErr w:type="gramEnd"/>
+            <w:r>
+              <w:rPr>
+                <w:color w:val="1D4E89"/>
+                <w:sz w:val="19"/>
+                <w:szCs w:val="19"/>
+              </w:rPr>
+              <w:t>255)</w:t>
             </w:r>
           </w:p>
         </w:tc>
@@ -5919,13 +8506,59 @@
             <w:pPr>
               <w:spacing w:line="264" w:lineRule="auto"/>
             </w:pPr>
-            <w:r>
-              <w:rPr>
-                <w:color w:val="1D4E89"/>
-                <w:sz w:val="19"/>
-                <w:szCs w:val="19"/>
-              </w:rPr>
-              <w:t>Resultado de password_hash()</w:t>
+            <w:proofErr w:type="spellStart"/>
+            <w:r>
+              <w:rPr>
+                <w:color w:val="1D4E89"/>
+                <w:sz w:val="19"/>
+                <w:szCs w:val="19"/>
+              </w:rPr>
+              <w:t>Resultado</w:t>
+            </w:r>
+            <w:proofErr w:type="spellEnd"/>
+            <w:r>
+              <w:rPr>
+                <w:color w:val="1D4E89"/>
+                <w:sz w:val="19"/>
+                <w:szCs w:val="19"/>
+              </w:rPr>
+              <w:t xml:space="preserve"> de </w:t>
+            </w:r>
+            <w:proofErr w:type="spellStart"/>
+            <w:r>
+              <w:rPr>
+                <w:color w:val="1D4E89"/>
+                <w:sz w:val="19"/>
+                <w:szCs w:val="19"/>
+              </w:rPr>
+              <w:t>password_</w:t>
+            </w:r>
+            <w:proofErr w:type="gramStart"/>
+            <w:r>
+              <w:rPr>
+                <w:color w:val="1D4E89"/>
+                <w:sz w:val="19"/>
+                <w:szCs w:val="19"/>
+              </w:rPr>
+              <w:t>hash</w:t>
+            </w:r>
+            <w:proofErr w:type="spellEnd"/>
+            <w:r>
+              <w:rPr>
+                <w:color w:val="1D4E89"/>
+                <w:sz w:val="19"/>
+                <w:szCs w:val="19"/>
+              </w:rPr>
+              <w:t>(</w:t>
+            </w:r>
+            <w:proofErr w:type="gramEnd"/>
+            <w:r>
+              <w:rPr>
+                <w:color w:val="1D4E89"/>
+                <w:sz w:val="19"/>
+                <w:szCs w:val="19"/>
+              </w:rPr>
+              <w:t>)</w:t>
             </w:r>
           </w:p>
         </w:tc>
@@ -5956,6 +8589,7 @@
             <w:pPr>
               <w:spacing w:line="264" w:lineRule="auto"/>
             </w:pPr>
+            <w:proofErr w:type="spellStart"/>
             <w:r>
               <w:rPr>
                 <w:color w:val="1D4E89"/>
@@ -5964,6 +8598,7 @@
               </w:rPr>
               <w:t>utilizadores</w:t>
             </w:r>
+            <w:proofErr w:type="spellEnd"/>
           </w:p>
         </w:tc>
         <w:tc>
@@ -5987,6 +8622,7 @@
             <w:pPr>
               <w:spacing w:line="264" w:lineRule="auto"/>
             </w:pPr>
+            <w:proofErr w:type="spellStart"/>
             <w:r>
               <w:rPr>
                 <w:color w:val="1D4E89"/>
@@ -5995,6 +8631,7 @@
               </w:rPr>
               <w:t>consentimento_em</w:t>
             </w:r>
+            <w:proofErr w:type="spellEnd"/>
           </w:p>
         </w:tc>
         <w:tc>
@@ -6078,8 +8715,36 @@
                 <w:sz w:val="19"/>
                 <w:szCs w:val="19"/>
               </w:rPr>
-              <w:t>Quando aceitou a política</w:t>
-            </w:r>
+              <w:t xml:space="preserve">Quando </w:t>
+            </w:r>
+            <w:proofErr w:type="spellStart"/>
+            <w:r>
+              <w:rPr>
+                <w:color w:val="1D4E89"/>
+                <w:sz w:val="19"/>
+                <w:szCs w:val="19"/>
+              </w:rPr>
+              <w:t>aceitou</w:t>
+            </w:r>
+            <w:proofErr w:type="spellEnd"/>
+            <w:r>
+              <w:rPr>
+                <w:color w:val="1D4E89"/>
+                <w:sz w:val="19"/>
+                <w:szCs w:val="19"/>
+              </w:rPr>
+              <w:t xml:space="preserve"> a </w:t>
+            </w:r>
+            <w:proofErr w:type="spellStart"/>
+            <w:r>
+              <w:rPr>
+                <w:color w:val="1D4E89"/>
+                <w:sz w:val="19"/>
+                <w:szCs w:val="19"/>
+              </w:rPr>
+              <w:t>política</w:t>
+            </w:r>
+            <w:proofErr w:type="spellEnd"/>
           </w:p>
         </w:tc>
       </w:tr>
@@ -6109,6 +8774,7 @@
             <w:pPr>
               <w:spacing w:line="264" w:lineRule="auto"/>
             </w:pPr>
+            <w:proofErr w:type="spellStart"/>
             <w:r>
               <w:rPr>
                 <w:color w:val="1D4E89"/>
@@ -6117,6 +8783,7 @@
               </w:rPr>
               <w:t>tutores</w:t>
             </w:r>
+            <w:proofErr w:type="spellEnd"/>
           </w:p>
         </w:tc>
         <w:tc>
@@ -6140,6 +8807,7 @@
             <w:pPr>
               <w:spacing w:line="264" w:lineRule="auto"/>
             </w:pPr>
+            <w:proofErr w:type="spellStart"/>
             <w:r>
               <w:rPr>
                 <w:color w:val="1D4E89"/>
@@ -6148,6 +8816,7 @@
               </w:rPr>
               <w:t>id_tutor</w:t>
             </w:r>
+            <w:proofErr w:type="spellEnd"/>
           </w:p>
         </w:tc>
         <w:tc>
@@ -6262,6 +8931,7 @@
             <w:pPr>
               <w:spacing w:line="264" w:lineRule="auto"/>
             </w:pPr>
+            <w:proofErr w:type="spellStart"/>
             <w:r>
               <w:rPr>
                 <w:color w:val="1D4E89"/>
@@ -6270,6 +8940,7 @@
               </w:rPr>
               <w:t>tutores</w:t>
             </w:r>
+            <w:proofErr w:type="spellEnd"/>
           </w:p>
         </w:tc>
         <w:tc>
@@ -6293,6 +8964,7 @@
             <w:pPr>
               <w:spacing w:line="264" w:lineRule="auto"/>
             </w:pPr>
+            <w:proofErr w:type="spellStart"/>
             <w:r>
               <w:rPr>
                 <w:color w:val="1D4E89"/>
@@ -6301,6 +8973,7 @@
               </w:rPr>
               <w:t>nome</w:t>
             </w:r>
+            <w:proofErr w:type="spellEnd"/>
           </w:p>
         </w:tc>
         <w:tc>
@@ -6324,13 +8997,23 @@
             <w:pPr>
               <w:spacing w:line="264" w:lineRule="auto"/>
             </w:pPr>
-            <w:r>
-              <w:rPr>
-                <w:color w:val="1D4E89"/>
-                <w:sz w:val="19"/>
-                <w:szCs w:val="19"/>
-              </w:rPr>
-              <w:t>VARCHAR(100)</w:t>
+            <w:proofErr w:type="gramStart"/>
+            <w:r>
+              <w:rPr>
+                <w:color w:val="1D4E89"/>
+                <w:sz w:val="19"/>
+                <w:szCs w:val="19"/>
+              </w:rPr>
+              <w:t>VARCHAR(</w:t>
+            </w:r>
+            <w:proofErr w:type="gramEnd"/>
+            <w:r>
+              <w:rPr>
+                <w:color w:val="1D4E89"/>
+                <w:sz w:val="19"/>
+                <w:szCs w:val="19"/>
+              </w:rPr>
+              <w:t>100)</w:t>
             </w:r>
           </w:p>
         </w:tc>
@@ -6378,6 +9061,7 @@
             <w:pPr>
               <w:spacing w:line="264" w:lineRule="auto"/>
             </w:pPr>
+            <w:proofErr w:type="spellStart"/>
             <w:r>
               <w:rPr>
                 <w:color w:val="1D4E89"/>
@@ -6386,6 +9070,7 @@
               </w:rPr>
               <w:t>Obrigatório</w:t>
             </w:r>
+            <w:proofErr w:type="spellEnd"/>
           </w:p>
         </w:tc>
       </w:tr>
@@ -6415,6 +9100,7 @@
             <w:pPr>
               <w:spacing w:line="264" w:lineRule="auto"/>
             </w:pPr>
+            <w:proofErr w:type="spellStart"/>
             <w:r>
               <w:rPr>
                 <w:color w:val="1D4E89"/>
@@ -6423,6 +9109,7 @@
               </w:rPr>
               <w:t>tutores</w:t>
             </w:r>
+            <w:proofErr w:type="spellEnd"/>
           </w:p>
         </w:tc>
         <w:tc>
@@ -6446,6 +9133,7 @@
             <w:pPr>
               <w:spacing w:line="264" w:lineRule="auto"/>
             </w:pPr>
+            <w:proofErr w:type="spellStart"/>
             <w:r>
               <w:rPr>
                 <w:color w:val="1D4E89"/>
@@ -6454,6 +9142,7 @@
               </w:rPr>
               <w:t>telefone</w:t>
             </w:r>
+            <w:proofErr w:type="spellEnd"/>
           </w:p>
         </w:tc>
         <w:tc>
@@ -6477,13 +9166,23 @@
             <w:pPr>
               <w:spacing w:line="264" w:lineRule="auto"/>
             </w:pPr>
-            <w:r>
-              <w:rPr>
-                <w:color w:val="1D4E89"/>
-                <w:sz w:val="19"/>
-                <w:szCs w:val="19"/>
-              </w:rPr>
-              <w:t>VARCHAR(20)</w:t>
+            <w:proofErr w:type="gramStart"/>
+            <w:r>
+              <w:rPr>
+                <w:color w:val="1D4E89"/>
+                <w:sz w:val="19"/>
+                <w:szCs w:val="19"/>
+              </w:rPr>
+              <w:t>VARCHAR(</w:t>
+            </w:r>
+            <w:proofErr w:type="gramEnd"/>
+            <w:r>
+              <w:rPr>
+                <w:color w:val="1D4E89"/>
+                <w:sz w:val="19"/>
+                <w:szCs w:val="19"/>
+              </w:rPr>
+              <w:t>20)</w:t>
             </w:r>
           </w:p>
         </w:tc>
@@ -6531,6 +9230,7 @@
             <w:pPr>
               <w:spacing w:line="264" w:lineRule="auto"/>
             </w:pPr>
+            <w:proofErr w:type="spellStart"/>
             <w:r>
               <w:rPr>
                 <w:color w:val="1D4E89"/>
@@ -6539,6 +9239,7 @@
               </w:rPr>
               <w:t>Obrigatório</w:t>
             </w:r>
+            <w:proofErr w:type="spellEnd"/>
           </w:p>
         </w:tc>
       </w:tr>
@@ -6568,6 +9269,7 @@
             <w:pPr>
               <w:spacing w:line="264" w:lineRule="auto"/>
             </w:pPr>
+            <w:proofErr w:type="spellStart"/>
             <w:r>
               <w:rPr>
                 <w:color w:val="1D4E89"/>
@@ -6576,6 +9278,7 @@
               </w:rPr>
               <w:t>animais</w:t>
             </w:r>
+            <w:proofErr w:type="spellEnd"/>
           </w:p>
         </w:tc>
         <w:tc>
@@ -6599,6 +9302,7 @@
             <w:pPr>
               <w:spacing w:line="264" w:lineRule="auto"/>
             </w:pPr>
+            <w:proofErr w:type="spellStart"/>
             <w:r>
               <w:rPr>
                 <w:color w:val="1D4E89"/>
@@ -6607,6 +9311,7 @@
               </w:rPr>
               <w:t>id_animal</w:t>
             </w:r>
+            <w:proofErr w:type="spellEnd"/>
           </w:p>
         </w:tc>
         <w:tc>
@@ -6721,6 +9426,7 @@
             <w:pPr>
               <w:spacing w:line="264" w:lineRule="auto"/>
             </w:pPr>
+            <w:proofErr w:type="spellStart"/>
             <w:r>
               <w:rPr>
                 <w:color w:val="1D4E89"/>
@@ -6730,6 +9436,7 @@
               <w:lastRenderedPageBreak/>
               <w:t>animais</w:t>
             </w:r>
+            <w:proofErr w:type="spellEnd"/>
           </w:p>
         </w:tc>
         <w:tc>
@@ -6753,6 +9460,7 @@
             <w:pPr>
               <w:spacing w:line="264" w:lineRule="auto"/>
             </w:pPr>
+            <w:proofErr w:type="spellStart"/>
             <w:r>
               <w:rPr>
                 <w:color w:val="1D4E89"/>
@@ -6761,6 +9469,7 @@
               </w:rPr>
               <w:t>id_tutor</w:t>
             </w:r>
+            <w:proofErr w:type="spellEnd"/>
           </w:p>
         </w:tc>
         <w:tc>
@@ -6821,8 +9530,18 @@
                 <w:sz w:val="19"/>
                 <w:szCs w:val="19"/>
               </w:rPr>
-              <w:t>FK → tutores</w:t>
-            </w:r>
+              <w:t xml:space="preserve">FK → </w:t>
+            </w:r>
+            <w:proofErr w:type="spellStart"/>
+            <w:r>
+              <w:rPr>
+                <w:color w:val="1D4E89"/>
+                <w:sz w:val="19"/>
+                <w:szCs w:val="19"/>
+              </w:rPr>
+              <w:t>tutores</w:t>
+            </w:r>
+            <w:proofErr w:type="spellEnd"/>
           </w:p>
         </w:tc>
         <w:tc>
@@ -6883,6 +9602,7 @@
             <w:pPr>
               <w:spacing w:line="264" w:lineRule="auto"/>
             </w:pPr>
+            <w:proofErr w:type="spellStart"/>
             <w:r>
               <w:rPr>
                 <w:color w:val="1D4E89"/>
@@ -6891,6 +9611,7 @@
               </w:rPr>
               <w:t>animais</w:t>
             </w:r>
+            <w:proofErr w:type="spellEnd"/>
           </w:p>
         </w:tc>
         <w:tc>
@@ -6914,6 +9635,7 @@
             <w:pPr>
               <w:spacing w:line="264" w:lineRule="auto"/>
             </w:pPr>
+            <w:proofErr w:type="spellStart"/>
             <w:r>
               <w:rPr>
                 <w:color w:val="1D4E89"/>
@@ -6922,6 +9644,7 @@
               </w:rPr>
               <w:t>nome</w:t>
             </w:r>
+            <w:proofErr w:type="spellEnd"/>
           </w:p>
         </w:tc>
         <w:tc>
@@ -6945,13 +9668,23 @@
             <w:pPr>
               <w:spacing w:line="264" w:lineRule="auto"/>
             </w:pPr>
-            <w:r>
-              <w:rPr>
-                <w:color w:val="1D4E89"/>
-                <w:sz w:val="19"/>
-                <w:szCs w:val="19"/>
-              </w:rPr>
-              <w:t>VARCHAR(60)</w:t>
+            <w:proofErr w:type="gramStart"/>
+            <w:r>
+              <w:rPr>
+                <w:color w:val="1D4E89"/>
+                <w:sz w:val="19"/>
+                <w:szCs w:val="19"/>
+              </w:rPr>
+              <w:t>VARCHAR(</w:t>
+            </w:r>
+            <w:proofErr w:type="gramEnd"/>
+            <w:r>
+              <w:rPr>
+                <w:color w:val="1D4E89"/>
+                <w:sz w:val="19"/>
+                <w:szCs w:val="19"/>
+              </w:rPr>
+              <w:t>60)</w:t>
             </w:r>
           </w:p>
         </w:tc>
@@ -6999,6 +9732,7 @@
             <w:pPr>
               <w:spacing w:line="264" w:lineRule="auto"/>
             </w:pPr>
+            <w:proofErr w:type="spellStart"/>
             <w:r>
               <w:rPr>
                 <w:color w:val="1D4E89"/>
@@ -7007,6 +9741,7 @@
               </w:rPr>
               <w:t>Obrigatório</w:t>
             </w:r>
+            <w:proofErr w:type="spellEnd"/>
           </w:p>
         </w:tc>
       </w:tr>
@@ -7036,6 +9771,7 @@
             <w:pPr>
               <w:spacing w:line="264" w:lineRule="auto"/>
             </w:pPr>
+            <w:proofErr w:type="spellStart"/>
             <w:r>
               <w:rPr>
                 <w:color w:val="1D4E89"/>
@@ -7044,6 +9780,7 @@
               </w:rPr>
               <w:t>animais</w:t>
             </w:r>
+            <w:proofErr w:type="spellEnd"/>
           </w:p>
         </w:tc>
         <w:tc>
@@ -7067,6 +9804,7 @@
             <w:pPr>
               <w:spacing w:line="264" w:lineRule="auto"/>
             </w:pPr>
+            <w:proofErr w:type="spellStart"/>
             <w:r>
               <w:rPr>
                 <w:color w:val="1D4E89"/>
@@ -7075,6 +9813,7 @@
               </w:rPr>
               <w:t>especie</w:t>
             </w:r>
+            <w:proofErr w:type="spellEnd"/>
           </w:p>
         </w:tc>
         <w:tc>
@@ -7098,13 +9837,23 @@
             <w:pPr>
               <w:spacing w:line="264" w:lineRule="auto"/>
             </w:pPr>
-            <w:r>
-              <w:rPr>
-                <w:color w:val="1D4E89"/>
-                <w:sz w:val="19"/>
-                <w:szCs w:val="19"/>
-              </w:rPr>
-              <w:t>VARCHAR(30)</w:t>
+            <w:proofErr w:type="gramStart"/>
+            <w:r>
+              <w:rPr>
+                <w:color w:val="1D4E89"/>
+                <w:sz w:val="19"/>
+                <w:szCs w:val="19"/>
+              </w:rPr>
+              <w:t>VARCHAR(</w:t>
+            </w:r>
+            <w:proofErr w:type="gramEnd"/>
+            <w:r>
+              <w:rPr>
+                <w:color w:val="1D4E89"/>
+                <w:sz w:val="19"/>
+                <w:szCs w:val="19"/>
+              </w:rPr>
+              <w:t>30)</w:t>
             </w:r>
           </w:p>
         </w:tc>
@@ -7152,13 +9901,41 @@
             <w:pPr>
               <w:spacing w:line="264" w:lineRule="auto"/>
             </w:pPr>
-            <w:r>
-              <w:rPr>
-                <w:color w:val="1D4E89"/>
-                <w:sz w:val="19"/>
-                <w:szCs w:val="19"/>
-              </w:rPr>
-              <w:t>Cão, gato, coelho…</w:t>
+            <w:proofErr w:type="spellStart"/>
+            <w:r>
+              <w:rPr>
+                <w:color w:val="1D4E89"/>
+                <w:sz w:val="19"/>
+                <w:szCs w:val="19"/>
+              </w:rPr>
+              <w:t>Cão</w:t>
+            </w:r>
+            <w:proofErr w:type="spellEnd"/>
+            <w:r>
+              <w:rPr>
+                <w:color w:val="1D4E89"/>
+                <w:sz w:val="19"/>
+                <w:szCs w:val="19"/>
+              </w:rPr>
+              <w:t xml:space="preserve">, gato, </w:t>
+            </w:r>
+            <w:proofErr w:type="spellStart"/>
+            <w:r>
+              <w:rPr>
+                <w:color w:val="1D4E89"/>
+                <w:sz w:val="19"/>
+                <w:szCs w:val="19"/>
+              </w:rPr>
+              <w:t>coelho</w:t>
+            </w:r>
+            <w:proofErr w:type="spellEnd"/>
+            <w:r>
+              <w:rPr>
+                <w:color w:val="1D4E89"/>
+                <w:sz w:val="19"/>
+                <w:szCs w:val="19"/>
+              </w:rPr>
+              <w:t>…</w:t>
             </w:r>
           </w:p>
         </w:tc>
@@ -7189,6 +9966,7 @@
             <w:pPr>
               <w:spacing w:line="264" w:lineRule="auto"/>
             </w:pPr>
+            <w:proofErr w:type="spellStart"/>
             <w:r>
               <w:rPr>
                 <w:color w:val="1D4E89"/>
@@ -7197,6 +9975,7 @@
               </w:rPr>
               <w:t>animais</w:t>
             </w:r>
+            <w:proofErr w:type="spellEnd"/>
           </w:p>
         </w:tc>
         <w:tc>
@@ -7220,6 +9999,7 @@
             <w:pPr>
               <w:spacing w:line="264" w:lineRule="auto"/>
             </w:pPr>
+            <w:proofErr w:type="spellStart"/>
             <w:r>
               <w:rPr>
                 <w:color w:val="1D4E89"/>
@@ -7228,6 +10008,7 @@
               </w:rPr>
               <w:t>data_nascimento</w:t>
             </w:r>
+            <w:proofErr w:type="spellEnd"/>
           </w:p>
         </w:tc>
         <w:tc>
@@ -7389,7 +10170,29 @@
                 <w:szCs w:val="19"/>
                 <w:lang w:val="pt-PT"/>
               </w:rPr>
-              <w:t>Ficheiro .sql que cria tudo</w:t>
+              <w:t>Ficheiro .</w:t>
+            </w:r>
+            <w:proofErr w:type="spellStart"/>
+            <w:r>
+              <w:rPr>
+                <w:b/>
+                <w:bCs/>
+                <w:sz w:val="19"/>
+                <w:szCs w:val="19"/>
+                <w:lang w:val="pt-PT"/>
+              </w:rPr>
+              <w:t>sql</w:t>
+            </w:r>
+            <w:proofErr w:type="spellEnd"/>
+            <w:r>
+              <w:rPr>
+                <w:b/>
+                <w:bCs/>
+                <w:sz w:val="19"/>
+                <w:szCs w:val="19"/>
+                <w:lang w:val="pt-PT"/>
+              </w:rPr>
+              <w:t xml:space="preserve"> que cria tudo</w:t>
             </w:r>
           </w:p>
         </w:tc>
@@ -7417,14 +10220,45 @@
                 <w:lang w:val="pt-PT"/>
               </w:rPr>
             </w:pPr>
-            <w:r>
-              <w:rPr>
-                <w:color w:val="1D4E89"/>
-                <w:sz w:val="19"/>
-                <w:szCs w:val="19"/>
-                <w:lang w:val="pt-PT"/>
-              </w:rPr>
-              <w:t>base_dados.sql — cria a base de dados vetgest, as três tabelas e 3 tutores e 6 animais de exemplo</w:t>
+            <w:proofErr w:type="spellStart"/>
+            <w:r>
+              <w:rPr>
+                <w:color w:val="1D4E89"/>
+                <w:sz w:val="19"/>
+                <w:szCs w:val="19"/>
+                <w:lang w:val="pt-PT"/>
+              </w:rPr>
+              <w:t>base_dados.sql</w:t>
+            </w:r>
+            <w:proofErr w:type="spellEnd"/>
+            <w:r>
+              <w:rPr>
+                <w:color w:val="1D4E89"/>
+                <w:sz w:val="19"/>
+                <w:szCs w:val="19"/>
+                <w:lang w:val="pt-PT"/>
+              </w:rPr>
+              <w:t xml:space="preserve"> — cria a base de dados </w:t>
+            </w:r>
+            <w:proofErr w:type="spellStart"/>
+            <w:r>
+              <w:rPr>
+                <w:color w:val="1D4E89"/>
+                <w:sz w:val="19"/>
+                <w:szCs w:val="19"/>
+                <w:lang w:val="pt-PT"/>
+              </w:rPr>
+              <w:t>vetgest</w:t>
+            </w:r>
+            <w:proofErr w:type="spellEnd"/>
+            <w:r>
+              <w:rPr>
+                <w:color w:val="1D4E89"/>
+                <w:sz w:val="19"/>
+                <w:szCs w:val="19"/>
+                <w:lang w:val="pt-PT"/>
+              </w:rPr>
+              <w:t>, as três tabelas e 3 tutores e 6 animais de exemplo</w:t>
             </w:r>
           </w:p>
         </w:tc>
@@ -7577,6 +10411,7 @@
             <w:pPr>
               <w:spacing w:line="264" w:lineRule="auto"/>
             </w:pPr>
+            <w:proofErr w:type="spellStart"/>
             <w:r>
               <w:rPr>
                 <w:b/>
@@ -7587,6 +10422,7 @@
               </w:rPr>
               <w:t>Medida</w:t>
             </w:r>
+            <w:proofErr w:type="spellEnd"/>
           </w:p>
         </w:tc>
         <w:tc>
@@ -7691,7 +10527,23 @@
                 <w:sz w:val="19"/>
                 <w:szCs w:val="19"/>
               </w:rPr>
-              <w:t>Passwords guardadas com hash</w:t>
+              <w:t xml:space="preserve">Passwords </w:t>
+            </w:r>
+            <w:proofErr w:type="spellStart"/>
+            <w:r>
+              <w:rPr>
+                <w:sz w:val="19"/>
+                <w:szCs w:val="19"/>
+              </w:rPr>
+              <w:t>guardadas</w:t>
+            </w:r>
+            <w:proofErr w:type="spellEnd"/>
+            <w:r>
+              <w:rPr>
+                <w:sz w:val="19"/>
+                <w:szCs w:val="19"/>
+              </w:rPr>
+              <w:t xml:space="preserve"> com hash</w:t>
             </w:r>
           </w:p>
         </w:tc>
@@ -7716,13 +10568,149 @@
             <w:pPr>
               <w:spacing w:line="264" w:lineRule="auto"/>
             </w:pPr>
-            <w:r>
-              <w:rPr>
-                <w:color w:val="1D4E89"/>
-                <w:sz w:val="19"/>
-                <w:szCs w:val="19"/>
-              </w:rPr>
-              <w:t>registo.php usa password_hash(); login.php compara com password_verify().</w:t>
+            <w:proofErr w:type="spellStart"/>
+            <w:r>
+              <w:rPr>
+                <w:color w:val="1D4E89"/>
+                <w:sz w:val="19"/>
+                <w:szCs w:val="19"/>
+              </w:rPr>
+              <w:t>registo.php</w:t>
+            </w:r>
+            <w:proofErr w:type="spellEnd"/>
+            <w:r>
+              <w:rPr>
+                <w:color w:val="1D4E89"/>
+                <w:sz w:val="19"/>
+                <w:szCs w:val="19"/>
+              </w:rPr>
+              <w:t xml:space="preserve"> </w:t>
+            </w:r>
+            <w:proofErr w:type="spellStart"/>
+            <w:r>
+              <w:rPr>
+                <w:color w:val="1D4E89"/>
+                <w:sz w:val="19"/>
+                <w:szCs w:val="19"/>
+              </w:rPr>
+              <w:t>usa</w:t>
+            </w:r>
+            <w:proofErr w:type="spellEnd"/>
+            <w:r>
+              <w:rPr>
+                <w:color w:val="1D4E89"/>
+                <w:sz w:val="19"/>
+                <w:szCs w:val="19"/>
+              </w:rPr>
+              <w:t xml:space="preserve"> </w:t>
+            </w:r>
+            <w:proofErr w:type="spellStart"/>
+            <w:r>
+              <w:rPr>
+                <w:color w:val="1D4E89"/>
+                <w:sz w:val="19"/>
+                <w:szCs w:val="19"/>
+              </w:rPr>
+              <w:t>password_</w:t>
+            </w:r>
+            <w:proofErr w:type="gramStart"/>
+            <w:r>
+              <w:rPr>
+                <w:color w:val="1D4E89"/>
+                <w:sz w:val="19"/>
+                <w:szCs w:val="19"/>
+              </w:rPr>
+              <w:t>hash</w:t>
+            </w:r>
+            <w:proofErr w:type="spellEnd"/>
+            <w:r>
+              <w:rPr>
+                <w:color w:val="1D4E89"/>
+                <w:sz w:val="19"/>
+                <w:szCs w:val="19"/>
+              </w:rPr>
+              <w:t>(</w:t>
+            </w:r>
+            <w:proofErr w:type="gramEnd"/>
+            <w:r>
+              <w:rPr>
+                <w:color w:val="1D4E89"/>
+                <w:sz w:val="19"/>
+                <w:szCs w:val="19"/>
+              </w:rPr>
+              <w:t xml:space="preserve">); </w:t>
+            </w:r>
+            <w:proofErr w:type="spellStart"/>
+            <w:r>
+              <w:rPr>
+                <w:color w:val="1D4E89"/>
+                <w:sz w:val="19"/>
+                <w:szCs w:val="19"/>
+              </w:rPr>
+              <w:t>login.php</w:t>
+            </w:r>
+            <w:proofErr w:type="spellEnd"/>
+            <w:r>
+              <w:rPr>
+                <w:color w:val="1D4E89"/>
+                <w:sz w:val="19"/>
+                <w:szCs w:val="19"/>
+              </w:rPr>
+              <w:t xml:space="preserve"> </w:t>
+            </w:r>
+            <w:proofErr w:type="spellStart"/>
+            <w:r>
+              <w:rPr>
+                <w:color w:val="1D4E89"/>
+                <w:sz w:val="19"/>
+                <w:szCs w:val="19"/>
+              </w:rPr>
+              <w:t>compara</w:t>
+            </w:r>
+            <w:proofErr w:type="spellEnd"/>
+            <w:r>
+              <w:rPr>
+                <w:color w:val="1D4E89"/>
+                <w:sz w:val="19"/>
+                <w:szCs w:val="19"/>
+              </w:rPr>
+              <w:t xml:space="preserve"> com </w:t>
+            </w:r>
+            <w:proofErr w:type="spellStart"/>
+            <w:r>
+              <w:rPr>
+                <w:color w:val="1D4E89"/>
+                <w:sz w:val="19"/>
+                <w:szCs w:val="19"/>
+              </w:rPr>
+              <w:t>password_</w:t>
+            </w:r>
+            <w:proofErr w:type="gramStart"/>
+            <w:r>
+              <w:rPr>
+                <w:color w:val="1D4E89"/>
+                <w:sz w:val="19"/>
+                <w:szCs w:val="19"/>
+              </w:rPr>
+              <w:t>verify</w:t>
+            </w:r>
+            <w:proofErr w:type="spellEnd"/>
+            <w:r>
+              <w:rPr>
+                <w:color w:val="1D4E89"/>
+                <w:sz w:val="19"/>
+                <w:szCs w:val="19"/>
+              </w:rPr>
+              <w:t>(</w:t>
+            </w:r>
+            <w:proofErr w:type="gramEnd"/>
+            <w:r>
+              <w:rPr>
+                <w:color w:val="1D4E89"/>
+                <w:sz w:val="19"/>
+                <w:szCs w:val="19"/>
+              </w:rPr>
+              <w:t>).</w:t>
             </w:r>
           </w:p>
         </w:tc>
@@ -7794,7 +10782,25 @@
                 <w:szCs w:val="19"/>
                 <w:lang w:val="pt-PT"/>
               </w:rPr>
-              <w:t>Consultas preparadas (contra SQL injection)</w:t>
+              <w:t xml:space="preserve">Consultas preparadas (contra SQL </w:t>
+            </w:r>
+            <w:proofErr w:type="spellStart"/>
+            <w:r>
+              <w:rPr>
+                <w:sz w:val="19"/>
+                <w:szCs w:val="19"/>
+                <w:lang w:val="pt-PT"/>
+              </w:rPr>
+              <w:t>injection</w:t>
+            </w:r>
+            <w:proofErr w:type="spellEnd"/>
+            <w:r>
+              <w:rPr>
+                <w:sz w:val="19"/>
+                <w:szCs w:val="19"/>
+                <w:lang w:val="pt-PT"/>
+              </w:rPr>
+              <w:t>)</w:t>
             </w:r>
           </w:p>
         </w:tc>
@@ -7829,7 +10835,87 @@
                 <w:szCs w:val="19"/>
                 <w:lang w:val="pt-PT"/>
               </w:rPr>
-              <w:t>Todas as consultas usam $pdo-&gt;prepare() e execute([...]); nenhuma junta variáveis ao SQL.</w:t>
+              <w:t>Todas as consultas usam $</w:t>
+            </w:r>
+            <w:proofErr w:type="spellStart"/>
+            <w:r>
+              <w:rPr>
+                <w:color w:val="1D4E89"/>
+                <w:sz w:val="19"/>
+                <w:szCs w:val="19"/>
+                <w:lang w:val="pt-PT"/>
+              </w:rPr>
+              <w:t>pdo</w:t>
+            </w:r>
+            <w:proofErr w:type="spellEnd"/>
+            <w:r>
+              <w:rPr>
+                <w:color w:val="1D4E89"/>
+                <w:sz w:val="19"/>
+                <w:szCs w:val="19"/>
+                <w:lang w:val="pt-PT"/>
+              </w:rPr>
+              <w:t>-&gt;</w:t>
+            </w:r>
+            <w:proofErr w:type="gramStart"/>
+            <w:r>
+              <w:rPr>
+                <w:color w:val="1D4E89"/>
+                <w:sz w:val="19"/>
+                <w:szCs w:val="19"/>
+                <w:lang w:val="pt-PT"/>
+              </w:rPr>
+              <w:t>prepare(</w:t>
+            </w:r>
+            <w:proofErr w:type="gramEnd"/>
+            <w:r>
+              <w:rPr>
+                <w:color w:val="1D4E89"/>
+                <w:sz w:val="19"/>
+                <w:szCs w:val="19"/>
+                <w:lang w:val="pt-PT"/>
+              </w:rPr>
+              <w:t xml:space="preserve">) e </w:t>
+            </w:r>
+            <w:proofErr w:type="gramStart"/>
+            <w:r>
+              <w:rPr>
+                <w:color w:val="1D4E89"/>
+                <w:sz w:val="19"/>
+                <w:szCs w:val="19"/>
+                <w:lang w:val="pt-PT"/>
+              </w:rPr>
+              <w:t>execute(</w:t>
+            </w:r>
+            <w:proofErr w:type="gramEnd"/>
+            <w:r>
+              <w:rPr>
+                <w:color w:val="1D4E89"/>
+                <w:sz w:val="19"/>
+                <w:szCs w:val="19"/>
+                <w:lang w:val="pt-PT"/>
+              </w:rPr>
+              <w:t xml:space="preserve">[...]); nenhuma </w:t>
+            </w:r>
+            <w:proofErr w:type="gramStart"/>
+            <w:r>
+              <w:rPr>
+                <w:color w:val="1D4E89"/>
+                <w:sz w:val="19"/>
+                <w:szCs w:val="19"/>
+                <w:lang w:val="pt-PT"/>
+              </w:rPr>
+              <w:t>junta variáveis</w:t>
+            </w:r>
+            <w:proofErr w:type="gramEnd"/>
+            <w:r>
+              <w:rPr>
+                <w:color w:val="1D4E89"/>
+                <w:sz w:val="19"/>
+                <w:szCs w:val="19"/>
+                <w:lang w:val="pt-PT"/>
+              </w:rPr>
+              <w:t xml:space="preserve"> ao SQL.</w:t>
             </w:r>
           </w:p>
         </w:tc>
@@ -7929,14 +11015,45 @@
                 <w:lang w:val="pt-PT"/>
               </w:rPr>
             </w:pPr>
-            <w:r>
-              <w:rPr>
-                <w:color w:val="1D4E89"/>
-                <w:sz w:val="19"/>
-                <w:szCs w:val="19"/>
-                <w:lang w:val="pt-PT"/>
-              </w:rPr>
-              <w:t>novo.php e editar.php verificam campos vazios, o tamanho do nome e a data antes do INSERT/UPDATE.</w:t>
+            <w:proofErr w:type="spellStart"/>
+            <w:r>
+              <w:rPr>
+                <w:color w:val="1D4E89"/>
+                <w:sz w:val="19"/>
+                <w:szCs w:val="19"/>
+                <w:lang w:val="pt-PT"/>
+              </w:rPr>
+              <w:t>novo.php</w:t>
+            </w:r>
+            <w:proofErr w:type="spellEnd"/>
+            <w:r>
+              <w:rPr>
+                <w:color w:val="1D4E89"/>
+                <w:sz w:val="19"/>
+                <w:szCs w:val="19"/>
+                <w:lang w:val="pt-PT"/>
+              </w:rPr>
+              <w:t xml:space="preserve"> e </w:t>
+            </w:r>
+            <w:proofErr w:type="spellStart"/>
+            <w:r>
+              <w:rPr>
+                <w:color w:val="1D4E89"/>
+                <w:sz w:val="19"/>
+                <w:szCs w:val="19"/>
+                <w:lang w:val="pt-PT"/>
+              </w:rPr>
+              <w:t>editar.php</w:t>
+            </w:r>
+            <w:proofErr w:type="spellEnd"/>
+            <w:r>
+              <w:rPr>
+                <w:color w:val="1D4E89"/>
+                <w:sz w:val="19"/>
+                <w:szCs w:val="19"/>
+                <w:lang w:val="pt-PT"/>
+              </w:rPr>
+              <w:t xml:space="preserve"> verificam campos vazios, o tamanho do nome e a data antes do INSERT/UPDATE.</w:t>
             </w:r>
           </w:p>
         </w:tc>
@@ -8039,7 +11156,115 @@
                 <w:sz w:val="19"/>
                 <w:szCs w:val="19"/>
               </w:rPr>
-              <w:t>includes/auth.php: sem $_SESSION['id_utilizador'] faz header('Location: ../login.php'); exit;</w:t>
+              <w:t>includes/</w:t>
+            </w:r>
+            <w:proofErr w:type="spellStart"/>
+            <w:r>
+              <w:rPr>
+                <w:color w:val="1D4E89"/>
+                <w:sz w:val="19"/>
+                <w:szCs w:val="19"/>
+              </w:rPr>
+              <w:t>auth.php</w:t>
+            </w:r>
+            <w:proofErr w:type="spellEnd"/>
+            <w:r>
+              <w:rPr>
+                <w:color w:val="1D4E89"/>
+                <w:sz w:val="19"/>
+                <w:szCs w:val="19"/>
+              </w:rPr>
+              <w:t xml:space="preserve">: </w:t>
+            </w:r>
+            <w:proofErr w:type="spellStart"/>
+            <w:r>
+              <w:rPr>
+                <w:color w:val="1D4E89"/>
+                <w:sz w:val="19"/>
+                <w:szCs w:val="19"/>
+              </w:rPr>
+              <w:t>sem</w:t>
+            </w:r>
+            <w:proofErr w:type="spellEnd"/>
+            <w:r>
+              <w:rPr>
+                <w:color w:val="1D4E89"/>
+                <w:sz w:val="19"/>
+                <w:szCs w:val="19"/>
+              </w:rPr>
+              <w:t xml:space="preserve"> $_SESSION['</w:t>
+            </w:r>
+            <w:proofErr w:type="spellStart"/>
+            <w:r>
+              <w:rPr>
+                <w:color w:val="1D4E89"/>
+                <w:sz w:val="19"/>
+                <w:szCs w:val="19"/>
+              </w:rPr>
+              <w:t>id_utilizador</w:t>
+            </w:r>
+            <w:proofErr w:type="spellEnd"/>
+            <w:r>
+              <w:rPr>
+                <w:color w:val="1D4E89"/>
+                <w:sz w:val="19"/>
+                <w:szCs w:val="19"/>
+              </w:rPr>
+              <w:t xml:space="preserve">'] </w:t>
+            </w:r>
+            <w:proofErr w:type="spellStart"/>
+            <w:r>
+              <w:rPr>
+                <w:color w:val="1D4E89"/>
+                <w:sz w:val="19"/>
+                <w:szCs w:val="19"/>
+              </w:rPr>
+              <w:t>faz</w:t>
+            </w:r>
+            <w:proofErr w:type="spellEnd"/>
+            <w:r>
+              <w:rPr>
+                <w:color w:val="1D4E89"/>
+                <w:sz w:val="19"/>
+                <w:szCs w:val="19"/>
+              </w:rPr>
+              <w:t xml:space="preserve"> </w:t>
+            </w:r>
+            <w:proofErr w:type="gramStart"/>
+            <w:r>
+              <w:rPr>
+                <w:color w:val="1D4E89"/>
+                <w:sz w:val="19"/>
+                <w:szCs w:val="19"/>
+              </w:rPr>
+              <w:t>header(</w:t>
+            </w:r>
+            <w:proofErr w:type="gramEnd"/>
+            <w:r>
+              <w:rPr>
+                <w:color w:val="1D4E89"/>
+                <w:sz w:val="19"/>
+                <w:szCs w:val="19"/>
+              </w:rPr>
+              <w:t>'Location: ../</w:t>
+            </w:r>
+            <w:proofErr w:type="spellStart"/>
+            <w:r>
+              <w:rPr>
+                <w:color w:val="1D4E89"/>
+                <w:sz w:val="19"/>
+                <w:szCs w:val="19"/>
+              </w:rPr>
+              <w:t>login.php</w:t>
+            </w:r>
+            <w:proofErr w:type="spellEnd"/>
+            <w:r>
+              <w:rPr>
+                <w:color w:val="1D4E89"/>
+                <w:sz w:val="19"/>
+                <w:szCs w:val="19"/>
+              </w:rPr>
+              <w:t>'); exit;</w:t>
             </w:r>
           </w:p>
         </w:tc>
@@ -8102,13 +11327,31 @@
             <w:pPr>
               <w:spacing w:line="264" w:lineRule="auto"/>
             </w:pPr>
-            <w:r>
-              <w:rPr>
-                <w:sz w:val="19"/>
-                <w:szCs w:val="19"/>
-              </w:rPr>
-              <w:t>Consentimento no registo</w:t>
-            </w:r>
+            <w:proofErr w:type="spellStart"/>
+            <w:r>
+              <w:rPr>
+                <w:sz w:val="19"/>
+                <w:szCs w:val="19"/>
+              </w:rPr>
+              <w:t>Consentimento</w:t>
+            </w:r>
+            <w:proofErr w:type="spellEnd"/>
+            <w:r>
+              <w:rPr>
+                <w:sz w:val="19"/>
+                <w:szCs w:val="19"/>
+              </w:rPr>
+              <w:t xml:space="preserve"> no </w:t>
+            </w:r>
+            <w:proofErr w:type="spellStart"/>
+            <w:r>
+              <w:rPr>
+                <w:sz w:val="19"/>
+                <w:szCs w:val="19"/>
+              </w:rPr>
+              <w:t>registo</w:t>
+            </w:r>
+            <w:proofErr w:type="spellEnd"/>
           </w:p>
         </w:tc>
         <w:tc>
@@ -8210,8 +11453,33 @@
                 <w:sz w:val="19"/>
                 <w:szCs w:val="19"/>
               </w:rPr>
-              <w:t>Política de privacidade acessível</w:t>
-            </w:r>
+              <w:t xml:space="preserve">Política de </w:t>
+            </w:r>
+            <w:proofErr w:type="spellStart"/>
+            <w:r>
+              <w:rPr>
+                <w:sz w:val="19"/>
+                <w:szCs w:val="19"/>
+              </w:rPr>
+              <w:t>privacidade</w:t>
+            </w:r>
+            <w:proofErr w:type="spellEnd"/>
+            <w:r>
+              <w:rPr>
+                <w:sz w:val="19"/>
+                <w:szCs w:val="19"/>
+              </w:rPr>
+              <w:t xml:space="preserve"> </w:t>
+            </w:r>
+            <w:proofErr w:type="spellStart"/>
+            <w:r>
+              <w:rPr>
+                <w:sz w:val="19"/>
+                <w:szCs w:val="19"/>
+              </w:rPr>
+              <w:t>acessível</w:t>
+            </w:r>
+            <w:proofErr w:type="spellEnd"/>
           </w:p>
         </w:tc>
         <w:tc>
@@ -8238,14 +11506,25 @@
                 <w:lang w:val="pt-PT"/>
               </w:rPr>
             </w:pPr>
-            <w:r>
-              <w:rPr>
-                <w:color w:val="1D4E89"/>
-                <w:sz w:val="19"/>
-                <w:szCs w:val="19"/>
-                <w:lang w:val="pt-PT"/>
-              </w:rPr>
-              <w:t>privacidade.php, com link no rodapé de todas as páginas e no formulário de registo.</w:t>
+            <w:proofErr w:type="spellStart"/>
+            <w:r>
+              <w:rPr>
+                <w:color w:val="1D4E89"/>
+                <w:sz w:val="19"/>
+                <w:szCs w:val="19"/>
+                <w:lang w:val="pt-PT"/>
+              </w:rPr>
+              <w:t>privacidade.php</w:t>
+            </w:r>
+            <w:proofErr w:type="spellEnd"/>
+            <w:r>
+              <w:rPr>
+                <w:color w:val="1D4E89"/>
+                <w:sz w:val="19"/>
+                <w:szCs w:val="19"/>
+                <w:lang w:val="pt-PT"/>
+              </w:rPr>
+              <w:t>, com link no rodapé de todas as páginas e no formulário de registo.</w:t>
             </w:r>
           </w:p>
         </w:tc>
@@ -8287,7 +11566,31 @@
           <w:szCs w:val="18"/>
           <w:lang w:val="pt-PT"/>
         </w:rPr>
-        <w:t>» Uma linha por cada dado pessoal. Se não souberes dizer para que serve um dado, não o recolhas: é o princípio da minimização.</w:t>
+        <w:t xml:space="preserve">» Uma linha por cada dado pessoal. Se não souberes dizer para que serve um dado, não </w:t>
+      </w:r>
+      <w:proofErr w:type="gramStart"/>
+      <w:r>
+        <w:rPr>
+          <w:i/>
+          <w:iCs/>
+          <w:color w:val="6B7780"/>
+          <w:sz w:val="18"/>
+          <w:szCs w:val="18"/>
+          <w:lang w:val="pt-PT"/>
+        </w:rPr>
+        <w:t>o recolhas</w:t>
+      </w:r>
+      <w:proofErr w:type="gramEnd"/>
+      <w:r>
+        <w:rPr>
+          <w:i/>
+          <w:iCs/>
+          <w:color w:val="6B7780"/>
+          <w:sz w:val="18"/>
+          <w:szCs w:val="18"/>
+          <w:lang w:val="pt-PT"/>
+        </w:rPr>
+        <w:t>: é o princípio da minimização.</w:t>
       </w:r>
     </w:p>
     <w:tbl>
@@ -8382,32 +11685,10 @@
                 <w:sz w:val="18"/>
                 <w:szCs w:val="18"/>
               </w:rPr>
-              <w:t>Para que serve</w:t>
-            </w:r>
-          </w:p>
-        </w:tc>
-        <w:tc>
-          <w:tcPr>
-            <w:tcW w:w="3120" w:type="dxa"/>
-            <w:tcBorders>
-              <w:top w:val="single" w:sz="4" w:space="0" w:color="D5DBDF"/>
-              <w:left w:val="single" w:sz="4" w:space="0" w:color="D5DBDF"/>
-              <w:bottom w:val="single" w:sz="4" w:space="0" w:color="D5DBDF"/>
-              <w:right w:val="single" w:sz="4" w:space="0" w:color="D5DBDF"/>
-            </w:tcBorders>
-            <w:shd w:val="clear" w:color="auto" w:fill="EAF0EC"/>
-            <w:tcMar>
-              <w:top w:w="70" w:type="dxa"/>
-              <w:left w:w="110" w:type="dxa"/>
-              <w:bottom w:w="70" w:type="dxa"/>
-              <w:right w:w="110" w:type="dxa"/>
-            </w:tcMar>
-            <w:vAlign w:val="center"/>
-          </w:tcPr>
-          <w:p>
-            <w:pPr>
-              <w:spacing w:line="264" w:lineRule="auto"/>
-            </w:pPr>
+              <w:t xml:space="preserve">Para </w:t>
+            </w:r>
+            <w:proofErr w:type="spellStart"/>
+            <w:proofErr w:type="gramStart"/>
             <w:r>
               <w:rPr>
                 <w:b/>
@@ -8416,8 +11697,88 @@
                 <w:sz w:val="18"/>
                 <w:szCs w:val="18"/>
               </w:rPr>
-              <w:t>Quanto tempo fica guardado</w:t>
-            </w:r>
+              <w:t>que</w:t>
+            </w:r>
+            <w:proofErr w:type="spellEnd"/>
+            <w:proofErr w:type="gramEnd"/>
+            <w:r>
+              <w:rPr>
+                <w:b/>
+                <w:bCs/>
+                <w:color w:val="00713C"/>
+                <w:sz w:val="18"/>
+                <w:szCs w:val="18"/>
+              </w:rPr>
+              <w:t xml:space="preserve"> serve</w:t>
+            </w:r>
+          </w:p>
+        </w:tc>
+        <w:tc>
+          <w:tcPr>
+            <w:tcW w:w="3120" w:type="dxa"/>
+            <w:tcBorders>
+              <w:top w:val="single" w:sz="4" w:space="0" w:color="D5DBDF"/>
+              <w:left w:val="single" w:sz="4" w:space="0" w:color="D5DBDF"/>
+              <w:bottom w:val="single" w:sz="4" w:space="0" w:color="D5DBDF"/>
+              <w:right w:val="single" w:sz="4" w:space="0" w:color="D5DBDF"/>
+            </w:tcBorders>
+            <w:shd w:val="clear" w:color="auto" w:fill="EAF0EC"/>
+            <w:tcMar>
+              <w:top w:w="70" w:type="dxa"/>
+              <w:left w:w="110" w:type="dxa"/>
+              <w:bottom w:w="70" w:type="dxa"/>
+              <w:right w:w="110" w:type="dxa"/>
+            </w:tcMar>
+            <w:vAlign w:val="center"/>
+          </w:tcPr>
+          <w:p>
+            <w:pPr>
+              <w:spacing w:line="264" w:lineRule="auto"/>
+            </w:pPr>
+            <w:r>
+              <w:rPr>
+                <w:b/>
+                <w:bCs/>
+                <w:color w:val="00713C"/>
+                <w:sz w:val="18"/>
+                <w:szCs w:val="18"/>
+              </w:rPr>
+              <w:t xml:space="preserve">Quanto tempo </w:t>
+            </w:r>
+            <w:proofErr w:type="spellStart"/>
+            <w:r>
+              <w:rPr>
+                <w:b/>
+                <w:bCs/>
+                <w:color w:val="00713C"/>
+                <w:sz w:val="18"/>
+                <w:szCs w:val="18"/>
+              </w:rPr>
+              <w:t>fica</w:t>
+            </w:r>
+            <w:proofErr w:type="spellEnd"/>
+            <w:r>
+              <w:rPr>
+                <w:b/>
+                <w:bCs/>
+                <w:color w:val="00713C"/>
+                <w:sz w:val="18"/>
+                <w:szCs w:val="18"/>
+              </w:rPr>
+              <w:t xml:space="preserve"> </w:t>
+            </w:r>
+            <w:proofErr w:type="spellStart"/>
+            <w:r>
+              <w:rPr>
+                <w:b/>
+                <w:bCs/>
+                <w:color w:val="00713C"/>
+                <w:sz w:val="18"/>
+                <w:szCs w:val="18"/>
+              </w:rPr>
+              <w:t>guardado</w:t>
+            </w:r>
+            <w:proofErr w:type="spellEnd"/>
           </w:p>
         </w:tc>
       </w:tr>
@@ -8527,7 +11888,27 @@
                 <w:szCs w:val="19"/>
                 <w:lang w:val="pt-PT"/>
               </w:rPr>
-              <w:t>Até a conta ser apagada</w:t>
+              <w:t xml:space="preserve">Até </w:t>
+            </w:r>
+            <w:proofErr w:type="gramStart"/>
+            <w:r>
+              <w:rPr>
+                <w:color w:val="1D4E89"/>
+                <w:sz w:val="19"/>
+                <w:szCs w:val="19"/>
+                <w:lang w:val="pt-PT"/>
+              </w:rPr>
+              <w:t>a</w:t>
+            </w:r>
+            <w:proofErr w:type="gramEnd"/>
+            <w:r>
+              <w:rPr>
+                <w:color w:val="1D4E89"/>
+                <w:sz w:val="19"/>
+                <w:szCs w:val="19"/>
+                <w:lang w:val="pt-PT"/>
+              </w:rPr>
+              <w:t xml:space="preserve"> conta ser apagada</w:t>
             </w:r>
           </w:p>
         </w:tc>
@@ -8564,7 +11945,25 @@
                 <w:sz w:val="19"/>
                 <w:szCs w:val="19"/>
               </w:rPr>
-              <w:t>Password (só o hash)</w:t>
+              <w:t>Password (</w:t>
+            </w:r>
+            <w:proofErr w:type="spellStart"/>
+            <w:r>
+              <w:rPr>
+                <w:color w:val="1D4E89"/>
+                <w:sz w:val="19"/>
+                <w:szCs w:val="19"/>
+              </w:rPr>
+              <w:t>só</w:t>
+            </w:r>
+            <w:proofErr w:type="spellEnd"/>
+            <w:r>
+              <w:rPr>
+                <w:color w:val="1D4E89"/>
+                <w:sz w:val="19"/>
+                <w:szCs w:val="19"/>
+              </w:rPr>
+              <w:t xml:space="preserve"> o hash)</w:t>
             </w:r>
           </w:p>
         </w:tc>
@@ -8589,6 +11988,7 @@
             <w:pPr>
               <w:spacing w:line="264" w:lineRule="auto"/>
             </w:pPr>
+            <w:proofErr w:type="spellStart"/>
             <w:r>
               <w:rPr>
                 <w:color w:val="1D4E89"/>
@@ -8597,6 +11997,7 @@
               </w:rPr>
               <w:t>Autenticação</w:t>
             </w:r>
+            <w:proofErr w:type="spellEnd"/>
           </w:p>
         </w:tc>
         <w:tc>
@@ -8630,7 +12031,27 @@
                 <w:szCs w:val="19"/>
                 <w:lang w:val="pt-PT"/>
               </w:rPr>
-              <w:t>Até a conta ser apagada</w:t>
+              <w:t xml:space="preserve">Até </w:t>
+            </w:r>
+            <w:proofErr w:type="gramStart"/>
+            <w:r>
+              <w:rPr>
+                <w:color w:val="1D4E89"/>
+                <w:sz w:val="19"/>
+                <w:szCs w:val="19"/>
+                <w:lang w:val="pt-PT"/>
+              </w:rPr>
+              <w:t>a</w:t>
+            </w:r>
+            <w:proofErr w:type="gramEnd"/>
+            <w:r>
+              <w:rPr>
+                <w:color w:val="1D4E89"/>
+                <w:sz w:val="19"/>
+                <w:szCs w:val="19"/>
+                <w:lang w:val="pt-PT"/>
+              </w:rPr>
+              <w:t xml:space="preserve"> conta ser apagada</w:t>
             </w:r>
           </w:p>
         </w:tc>
@@ -8778,8 +12199,18 @@
                 <w:sz w:val="19"/>
                 <w:szCs w:val="19"/>
               </w:rPr>
-              <w:t>Data do consentimento</w:t>
-            </w:r>
+              <w:t xml:space="preserve">Data do </w:t>
+            </w:r>
+            <w:proofErr w:type="spellStart"/>
+            <w:r>
+              <w:rPr>
+                <w:color w:val="1D4E89"/>
+                <w:sz w:val="19"/>
+                <w:szCs w:val="19"/>
+              </w:rPr>
+              <w:t>consentimento</w:t>
+            </w:r>
+            <w:proofErr w:type="spellEnd"/>
           </w:p>
         </w:tc>
         <w:tc>
@@ -8838,14 +12269,52 @@
             <w:pPr>
               <w:spacing w:line="264" w:lineRule="auto"/>
             </w:pPr>
-            <w:r>
-              <w:rPr>
-                <w:color w:val="1D4E89"/>
-                <w:sz w:val="19"/>
-                <w:szCs w:val="19"/>
-              </w:rPr>
-              <w:t>Enquanto a conta existir</w:t>
-            </w:r>
+            <w:proofErr w:type="spellStart"/>
+            <w:r>
+              <w:rPr>
+                <w:color w:val="1D4E89"/>
+                <w:sz w:val="19"/>
+                <w:szCs w:val="19"/>
+              </w:rPr>
+              <w:t>Enquanto</w:t>
+            </w:r>
+            <w:proofErr w:type="spellEnd"/>
+            <w:r>
+              <w:rPr>
+                <w:color w:val="1D4E89"/>
+                <w:sz w:val="19"/>
+                <w:szCs w:val="19"/>
+              </w:rPr>
+              <w:t xml:space="preserve"> a </w:t>
+            </w:r>
+            <w:proofErr w:type="spellStart"/>
+            <w:r>
+              <w:rPr>
+                <w:color w:val="1D4E89"/>
+                <w:sz w:val="19"/>
+                <w:szCs w:val="19"/>
+              </w:rPr>
+              <w:t>conta</w:t>
+            </w:r>
+            <w:proofErr w:type="spellEnd"/>
+            <w:r>
+              <w:rPr>
+                <w:color w:val="1D4E89"/>
+                <w:sz w:val="19"/>
+                <w:szCs w:val="19"/>
+              </w:rPr>
+              <w:t xml:space="preserve"> </w:t>
+            </w:r>
+            <w:proofErr w:type="spellStart"/>
+            <w:r>
+              <w:rPr>
+                <w:color w:val="1D4E89"/>
+                <w:sz w:val="19"/>
+                <w:szCs w:val="19"/>
+              </w:rPr>
+              <w:t>existir</w:t>
+            </w:r>
+            <w:proofErr w:type="spellEnd"/>
           </w:p>
         </w:tc>
       </w:tr>
@@ -8913,7 +12382,27 @@
           <w:szCs w:val="19"/>
           <w:lang w:val="pt-PT"/>
         </w:rPr>
-        <w:t>Instalar o XAMPP 8.2 e arrancar o Apache e o MySQL no painel de controlo.</w:t>
+        <w:t xml:space="preserve">Instalar o XAMPP 8.2 e arrancar o Apache e o </w:t>
+      </w:r>
+      <w:proofErr w:type="spellStart"/>
+      <w:r>
+        <w:rPr>
+          <w:color w:val="1D4E89"/>
+          <w:sz w:val="19"/>
+          <w:szCs w:val="19"/>
+          <w:lang w:val="pt-PT"/>
+        </w:rPr>
+        <w:t>MySQL</w:t>
+      </w:r>
+      <w:proofErr w:type="spellEnd"/>
+      <w:r>
+        <w:rPr>
+          <w:color w:val="1D4E89"/>
+          <w:sz w:val="19"/>
+          <w:szCs w:val="19"/>
+          <w:lang w:val="pt-PT"/>
+        </w:rPr>
+        <w:t xml:space="preserve"> no painel de controlo.</w:t>
       </w:r>
     </w:p>
     <w:p>
@@ -8935,7 +12424,47 @@
           <w:szCs w:val="19"/>
           <w:lang w:val="pt-PT"/>
         </w:rPr>
-        <w:t>Copiar a pasta codigo para C:\xampp\htdocs e mudar-lhe o nome para vetgest.</w:t>
+        <w:t xml:space="preserve">Copiar a pasta </w:t>
+      </w:r>
+      <w:proofErr w:type="spellStart"/>
+      <w:r>
+        <w:rPr>
+          <w:color w:val="1D4E89"/>
+          <w:sz w:val="19"/>
+          <w:szCs w:val="19"/>
+          <w:lang w:val="pt-PT"/>
+        </w:rPr>
+        <w:t>codigo</w:t>
+      </w:r>
+      <w:proofErr w:type="spellEnd"/>
+      <w:r>
+        <w:rPr>
+          <w:color w:val="1D4E89"/>
+          <w:sz w:val="19"/>
+          <w:szCs w:val="19"/>
+          <w:lang w:val="pt-PT"/>
+        </w:rPr>
+        <w:t xml:space="preserve"> para C:\xampp\htdocs e mudar-lhe o nome para </w:t>
+      </w:r>
+      <w:proofErr w:type="spellStart"/>
+      <w:r>
+        <w:rPr>
+          <w:color w:val="1D4E89"/>
+          <w:sz w:val="19"/>
+          <w:szCs w:val="19"/>
+          <w:lang w:val="pt-PT"/>
+        </w:rPr>
+        <w:t>vetgest</w:t>
+      </w:r>
+      <w:proofErr w:type="spellEnd"/>
+      <w:r>
+        <w:rPr>
+          <w:color w:val="1D4E89"/>
+          <w:sz w:val="19"/>
+          <w:szCs w:val="19"/>
+          <w:lang w:val="pt-PT"/>
+        </w:rPr>
+        <w:t>.</w:t>
       </w:r>
     </w:p>
     <w:p>
@@ -8957,7 +12486,27 @@
           <w:szCs w:val="19"/>
           <w:lang w:val="pt-PT"/>
         </w:rPr>
-        <w:t>Abrir http://localhost/phpmyadmin, separador Importar, e escolher o ficheiro base_dados.sql.</w:t>
+        <w:t xml:space="preserve">Abrir http://localhost/phpmyadmin, separador Importar, e escolher o ficheiro </w:t>
+      </w:r>
+      <w:proofErr w:type="spellStart"/>
+      <w:r>
+        <w:rPr>
+          <w:color w:val="1D4E89"/>
+          <w:sz w:val="19"/>
+          <w:szCs w:val="19"/>
+          <w:lang w:val="pt-PT"/>
+        </w:rPr>
+        <w:t>base_dados.sql</w:t>
+      </w:r>
+      <w:proofErr w:type="spellEnd"/>
+      <w:r>
+        <w:rPr>
+          <w:color w:val="1D4E89"/>
+          <w:sz w:val="19"/>
+          <w:szCs w:val="19"/>
+          <w:lang w:val="pt-PT"/>
+        </w:rPr>
+        <w:t>.</w:t>
       </w:r>
     </w:p>
     <w:p>
@@ -8979,7 +12528,87 @@
           <w:szCs w:val="19"/>
           <w:lang w:val="pt-PT"/>
         </w:rPr>
-        <w:t>Se o MySQL tiver password, alterá-la em config/db.php (por omissão: utilizador root, sem password).</w:t>
+        <w:t xml:space="preserve">Se o </w:t>
+      </w:r>
+      <w:proofErr w:type="spellStart"/>
+      <w:r>
+        <w:rPr>
+          <w:color w:val="1D4E89"/>
+          <w:sz w:val="19"/>
+          <w:szCs w:val="19"/>
+          <w:lang w:val="pt-PT"/>
+        </w:rPr>
+        <w:t>MySQL</w:t>
+      </w:r>
+      <w:proofErr w:type="spellEnd"/>
+      <w:r>
+        <w:rPr>
+          <w:color w:val="1D4E89"/>
+          <w:sz w:val="19"/>
+          <w:szCs w:val="19"/>
+          <w:lang w:val="pt-PT"/>
+        </w:rPr>
+        <w:t xml:space="preserve"> tiver password, alterá-la em </w:t>
+      </w:r>
+      <w:proofErr w:type="spellStart"/>
+      <w:r>
+        <w:rPr>
+          <w:color w:val="1D4E89"/>
+          <w:sz w:val="19"/>
+          <w:szCs w:val="19"/>
+          <w:lang w:val="pt-PT"/>
+        </w:rPr>
+        <w:t>config</w:t>
+      </w:r>
+      <w:proofErr w:type="spellEnd"/>
+      <w:r>
+        <w:rPr>
+          <w:color w:val="1D4E89"/>
+          <w:sz w:val="19"/>
+          <w:szCs w:val="19"/>
+          <w:lang w:val="pt-PT"/>
+        </w:rPr>
+        <w:t>/</w:t>
+      </w:r>
+      <w:proofErr w:type="spellStart"/>
+      <w:r>
+        <w:rPr>
+          <w:color w:val="1D4E89"/>
+          <w:sz w:val="19"/>
+          <w:szCs w:val="19"/>
+          <w:lang w:val="pt-PT"/>
+        </w:rPr>
+        <w:t>db.php</w:t>
+      </w:r>
+      <w:proofErr w:type="spellEnd"/>
+      <w:r>
+        <w:rPr>
+          <w:color w:val="1D4E89"/>
+          <w:sz w:val="19"/>
+          <w:szCs w:val="19"/>
+          <w:lang w:val="pt-PT"/>
+        </w:rPr>
+        <w:t xml:space="preserve"> (por omissão: utilizador </w:t>
+      </w:r>
+      <w:proofErr w:type="spellStart"/>
+      <w:r>
+        <w:rPr>
+          <w:color w:val="1D4E89"/>
+          <w:sz w:val="19"/>
+          <w:szCs w:val="19"/>
+          <w:lang w:val="pt-PT"/>
+        </w:rPr>
+        <w:t>root</w:t>
+      </w:r>
+      <w:proofErr w:type="spellEnd"/>
+      <w:r>
+        <w:rPr>
+          <w:color w:val="1D4E89"/>
+          <w:sz w:val="19"/>
+          <w:szCs w:val="19"/>
+          <w:lang w:val="pt-PT"/>
+        </w:rPr>
+        <w:t>, sem password).</w:t>
       </w:r>
     </w:p>
     <w:p>
@@ -9067,7 +12696,7 @@
                 <w:sz w:val="19"/>
                 <w:szCs w:val="19"/>
               </w:rPr>
-              <w:t>Utilizador de teste</w:t>
+              <w:t>Tutor de teste</w:t>
             </w:r>
           </w:p>
         </w:tc>
@@ -9092,13 +12721,124 @@
             <w:pPr>
               <w:spacing w:line="264" w:lineRule="auto"/>
             </w:pPr>
-            <w:r>
-              <w:rPr>
-                <w:color w:val="1D4E89"/>
-                <w:sz w:val="19"/>
-                <w:szCs w:val="19"/>
-              </w:rPr>
-              <w:t>demo@vetgest.pt  /  Demo1234</w:t>
+            <w:proofErr w:type="gramStart"/>
+            <w:r>
+              <w:rPr>
+                <w:color w:val="1D4E89"/>
+                <w:sz w:val="19"/>
+                <w:szCs w:val="19"/>
+              </w:rPr>
+              <w:t>tutorteste@scoutgest.pt  /</w:t>
+            </w:r>
+            <w:proofErr w:type="gramEnd"/>
+            <w:r>
+              <w:rPr>
+                <w:color w:val="1D4E89"/>
+                <w:sz w:val="19"/>
+                <w:szCs w:val="19"/>
+              </w:rPr>
+              <w:t xml:space="preserve">  T€ster246</w:t>
+            </w:r>
+          </w:p>
+        </w:tc>
+      </w:tr>
+      <w:tr>
+        <w:trPr>
+          <w:cantSplit/>
+        </w:trPr>
+        <w:tc>
+          <w:tcPr>
+            <w:tcW w:w="2934" w:type="dxa"/>
+            <w:tcBorders>
+              <w:top w:val="single" w:sz="4" w:space="0" w:color="D5DBDF"/>
+              <w:left w:val="single" w:sz="4" w:space="0" w:color="D5DBDF"/>
+              <w:bottom w:val="single" w:sz="4" w:space="0" w:color="D5DBDF"/>
+              <w:right w:val="single" w:sz="4" w:space="0" w:color="D5DBDF"/>
+            </w:tcBorders>
+            <w:shd w:val="clear" w:color="auto" w:fill="FAFBFB"/>
+            <w:tcMar>
+              <w:top w:w="70" w:type="dxa"/>
+              <w:left w:w="110" w:type="dxa"/>
+              <w:bottom w:w="70" w:type="dxa"/>
+              <w:right w:w="110" w:type="dxa"/>
+            </w:tcMar>
+            <w:vAlign w:val="center"/>
+          </w:tcPr>
+          <w:p>
+            <w:pPr>
+              <w:spacing w:line="264" w:lineRule="auto"/>
+              <w:rPr>
+                <w:b/>
+                <w:bCs/>
+                <w:sz w:val="19"/>
+                <w:szCs w:val="19"/>
+              </w:rPr>
+            </w:pPr>
+            <w:proofErr w:type="spellStart"/>
+            <w:r>
+              <w:rPr>
+                <w:b/>
+                <w:bCs/>
+                <w:sz w:val="19"/>
+                <w:szCs w:val="19"/>
+              </w:rPr>
+              <w:t>Digirente</w:t>
+            </w:r>
+            <w:proofErr w:type="spellEnd"/>
+            <w:r>
+              <w:rPr>
+                <w:b/>
+                <w:bCs/>
+                <w:sz w:val="19"/>
+                <w:szCs w:val="19"/>
+              </w:rPr>
+              <w:t xml:space="preserve"> de teste</w:t>
+            </w:r>
+          </w:p>
+        </w:tc>
+        <w:tc>
+          <w:tcPr>
+            <w:tcW w:w="6772" w:type="dxa"/>
+            <w:tcBorders>
+              <w:top w:val="single" w:sz="4" w:space="0" w:color="D5DBDF"/>
+              <w:left w:val="single" w:sz="4" w:space="0" w:color="D5DBDF"/>
+              <w:bottom w:val="single" w:sz="4" w:space="0" w:color="D5DBDF"/>
+              <w:right w:val="single" w:sz="4" w:space="0" w:color="D5DBDF"/>
+            </w:tcBorders>
+            <w:tcMar>
+              <w:top w:w="70" w:type="dxa"/>
+              <w:left w:w="110" w:type="dxa"/>
+              <w:bottom w:w="70" w:type="dxa"/>
+              <w:right w:w="110" w:type="dxa"/>
+            </w:tcMar>
+            <w:vAlign w:val="center"/>
+          </w:tcPr>
+          <w:p>
+            <w:pPr>
+              <w:spacing w:line="264" w:lineRule="auto"/>
+              <w:rPr>
+                <w:color w:val="1D4E89"/>
+                <w:sz w:val="19"/>
+                <w:szCs w:val="19"/>
+              </w:rPr>
+            </w:pPr>
+            <w:hyperlink r:id="rId7" w:history="1">
+              <w:r>
+                <w:rPr>
+                  <w:rStyle w:val="Hiperligao"/>
+                  <w:sz w:val="19"/>
+                  <w:szCs w:val="19"/>
+                </w:rPr>
+                <w:t>dirteste@scoutgest.pt</w:t>
+              </w:r>
+            </w:hyperlink>
+            <w:r>
+              <w:rPr>
+                <w:color w:val="1D4E89"/>
+                <w:sz w:val="19"/>
+                <w:szCs w:val="19"/>
+              </w:rPr>
+              <w:t xml:space="preserve"> / Admin@135</w:t>
             </w:r>
           </w:p>
         </w:tc>
@@ -9120,8 +12860,20 @@
           <w:sz w:val="26"/>
           <w:szCs w:val="26"/>
         </w:rPr>
-        <w:t>8. Quem fez o quê</w:t>
+        <w:t xml:space="preserve">8. Quem fez o </w:t>
       </w:r>
+      <w:proofErr w:type="spellStart"/>
+      <w:r>
+        <w:rPr>
+          <w:b/>
+          <w:bCs/>
+          <w:color w:val="00713C"/>
+          <w:sz w:val="26"/>
+          <w:szCs w:val="26"/>
+        </w:rPr>
+        <w:t>quê</w:t>
+      </w:r>
+      <w:proofErr w:type="spellEnd"/>
     </w:p>
     <w:p>
       <w:pPr>
@@ -9235,32 +12987,9 @@
                 <w:sz w:val="18"/>
                 <w:szCs w:val="18"/>
               </w:rPr>
-              <w:t>O que fez</w:t>
-            </w:r>
-          </w:p>
-        </w:tc>
-        <w:tc>
-          <w:tcPr>
-            <w:tcW w:w="2253" w:type="dxa"/>
-            <w:tcBorders>
-              <w:top w:val="single" w:sz="4" w:space="0" w:color="D5DBDF"/>
-              <w:left w:val="single" w:sz="4" w:space="0" w:color="D5DBDF"/>
-              <w:bottom w:val="single" w:sz="4" w:space="0" w:color="D5DBDF"/>
-              <w:right w:val="single" w:sz="4" w:space="0" w:color="D5DBDF"/>
-            </w:tcBorders>
-            <w:shd w:val="clear" w:color="auto" w:fill="EAF0EC"/>
-            <w:tcMar>
-              <w:top w:w="70" w:type="dxa"/>
-              <w:left w:w="110" w:type="dxa"/>
-              <w:bottom w:w="70" w:type="dxa"/>
-              <w:right w:w="110" w:type="dxa"/>
-            </w:tcMar>
-            <w:vAlign w:val="center"/>
-          </w:tcPr>
-          <w:p>
-            <w:pPr>
-              <w:spacing w:line="264" w:lineRule="auto"/>
-            </w:pPr>
+              <w:t xml:space="preserve">O </w:t>
+            </w:r>
+            <w:proofErr w:type="spellStart"/>
             <w:r>
               <w:rPr>
                 <w:b/>
@@ -9269,8 +12998,55 @@
                 <w:sz w:val="18"/>
                 <w:szCs w:val="18"/>
               </w:rPr>
+              <w:t>que</w:t>
+            </w:r>
+            <w:proofErr w:type="spellEnd"/>
+            <w:r>
+              <w:rPr>
+                <w:b/>
+                <w:bCs/>
+                <w:color w:val="00713C"/>
+                <w:sz w:val="18"/>
+                <w:szCs w:val="18"/>
+              </w:rPr>
+              <w:t xml:space="preserve"> fez</w:t>
+            </w:r>
+          </w:p>
+        </w:tc>
+        <w:tc>
+          <w:tcPr>
+            <w:tcW w:w="2253" w:type="dxa"/>
+            <w:tcBorders>
+              <w:top w:val="single" w:sz="4" w:space="0" w:color="D5DBDF"/>
+              <w:left w:val="single" w:sz="4" w:space="0" w:color="D5DBDF"/>
+              <w:bottom w:val="single" w:sz="4" w:space="0" w:color="D5DBDF"/>
+              <w:right w:val="single" w:sz="4" w:space="0" w:color="D5DBDF"/>
+            </w:tcBorders>
+            <w:shd w:val="clear" w:color="auto" w:fill="EAF0EC"/>
+            <w:tcMar>
+              <w:top w:w="70" w:type="dxa"/>
+              <w:left w:w="110" w:type="dxa"/>
+              <w:bottom w:w="70" w:type="dxa"/>
+              <w:right w:w="110" w:type="dxa"/>
+            </w:tcMar>
+            <w:vAlign w:val="center"/>
+          </w:tcPr>
+          <w:p>
+            <w:pPr>
+              <w:spacing w:line="264" w:lineRule="auto"/>
+            </w:pPr>
+            <w:proofErr w:type="spellStart"/>
+            <w:r>
+              <w:rPr>
+                <w:b/>
+                <w:bCs/>
+                <w:color w:val="00713C"/>
+                <w:sz w:val="18"/>
+                <w:szCs w:val="18"/>
+              </w:rPr>
               <w:t>Assinatura</w:t>
             </w:r>
+            <w:proofErr w:type="spellEnd"/>
           </w:p>
         </w:tc>
       </w:tr>
@@ -9306,7 +13082,7 @@
                 <w:sz w:val="19"/>
                 <w:szCs w:val="19"/>
               </w:rPr>
-              <w:t>Ana Ribeiro</w:t>
+              <w:t>Flávia Castro</w:t>
             </w:r>
           </w:p>
         </w:tc>
@@ -9341,7 +13117,67 @@
                 <w:szCs w:val="19"/>
                 <w:lang w:val="pt-PT"/>
               </w:rPr>
-              <w:t>Base de dados e base_dados.sql; registo, login e logout; auth.php; política de privacidade.</w:t>
+              <w:t xml:space="preserve">Base de dados e </w:t>
+            </w:r>
+            <w:proofErr w:type="spellStart"/>
+            <w:r>
+              <w:rPr>
+                <w:color w:val="1D4E89"/>
+                <w:sz w:val="19"/>
+                <w:szCs w:val="19"/>
+                <w:lang w:val="pt-PT"/>
+              </w:rPr>
+              <w:t>base_dados.sql</w:t>
+            </w:r>
+            <w:proofErr w:type="spellEnd"/>
+            <w:r>
+              <w:rPr>
+                <w:color w:val="1D4E89"/>
+                <w:sz w:val="19"/>
+                <w:szCs w:val="19"/>
+                <w:lang w:val="pt-PT"/>
+              </w:rPr>
+              <w:t xml:space="preserve">; registo, login e </w:t>
+            </w:r>
+            <w:proofErr w:type="spellStart"/>
+            <w:r>
+              <w:rPr>
+                <w:color w:val="1D4E89"/>
+                <w:sz w:val="19"/>
+                <w:szCs w:val="19"/>
+                <w:lang w:val="pt-PT"/>
+              </w:rPr>
+              <w:t>logout</w:t>
+            </w:r>
+            <w:proofErr w:type="spellEnd"/>
+            <w:r>
+              <w:rPr>
+                <w:color w:val="1D4E89"/>
+                <w:sz w:val="19"/>
+                <w:szCs w:val="19"/>
+                <w:lang w:val="pt-PT"/>
+              </w:rPr>
+              <w:t xml:space="preserve">; </w:t>
+            </w:r>
+            <w:proofErr w:type="spellStart"/>
+            <w:r>
+              <w:rPr>
+                <w:color w:val="1D4E89"/>
+                <w:sz w:val="19"/>
+                <w:szCs w:val="19"/>
+                <w:lang w:val="pt-PT"/>
+              </w:rPr>
+              <w:t>auth.php</w:t>
+            </w:r>
+            <w:proofErr w:type="spellEnd"/>
+            <w:r>
+              <w:rPr>
+                <w:color w:val="1D4E89"/>
+                <w:sz w:val="19"/>
+                <w:szCs w:val="19"/>
+                <w:lang w:val="pt-PT"/>
+              </w:rPr>
+              <w:t>; política de privacidade.</w:t>
             </w:r>
           </w:p>
         </w:tc>
@@ -9404,7 +13240,7 @@
                 <w:sz w:val="19"/>
                 <w:szCs w:val="19"/>
               </w:rPr>
-              <w:t>Bruno Sousa</w:t>
+              <w:t>Adriano Valente</w:t>
             </w:r>
           </w:p>
         </w:tc>
@@ -9496,14 +13332,6 @@
             <w:pPr>
               <w:spacing w:line="264" w:lineRule="auto"/>
             </w:pPr>
-            <w:r>
-              <w:rPr>
-                <w:color w:val="1D4E89"/>
-                <w:sz w:val="19"/>
-                <w:szCs w:val="19"/>
-              </w:rPr>
-              <w:t>Carla Martins</w:t>
-            </w:r>
           </w:p>
         </w:tc>
         <w:tc>
@@ -9699,8 +13527,20 @@
                 <w:sz w:val="18"/>
                 <w:szCs w:val="18"/>
               </w:rPr>
-              <w:t>Para quê</w:t>
-            </w:r>
+              <w:t xml:space="preserve">Para </w:t>
+            </w:r>
+            <w:proofErr w:type="spellStart"/>
+            <w:r>
+              <w:rPr>
+                <w:b/>
+                <w:bCs/>
+                <w:color w:val="00713C"/>
+                <w:sz w:val="18"/>
+                <w:szCs w:val="18"/>
+              </w:rPr>
+              <w:t>quê</w:t>
+            </w:r>
+            <w:proofErr w:type="spellEnd"/>
           </w:p>
         </w:tc>
       </w:tr>
@@ -9771,7 +13611,27 @@
                 <w:szCs w:val="19"/>
                 <w:lang w:val="pt-PT"/>
               </w:rPr>
-              <w:t>Perceber o erro SQLSTATE[23000] ao apagar um tutor com animais (levou-nos ao ON DELETE RESTRICT e à mensagem de erro).</w:t>
+              <w:t xml:space="preserve">Perceber o erro </w:t>
+            </w:r>
+            <w:proofErr w:type="gramStart"/>
+            <w:r>
+              <w:rPr>
+                <w:color w:val="1D4E89"/>
+                <w:sz w:val="19"/>
+                <w:szCs w:val="19"/>
+                <w:lang w:val="pt-PT"/>
+              </w:rPr>
+              <w:t>SQLSTATE[</w:t>
+            </w:r>
+            <w:proofErr w:type="gramEnd"/>
+            <w:r>
+              <w:rPr>
+                <w:color w:val="1D4E89"/>
+                <w:sz w:val="19"/>
+                <w:szCs w:val="19"/>
+                <w:lang w:val="pt-PT"/>
+              </w:rPr>
+              <w:t>23000] ao apagar um tutor com animais (levou-nos ao ON DELETE RESTRICT e à mensagem de erro).</w:t>
             </w:r>
           </w:p>
         </w:tc>
@@ -9843,7 +13703,27 @@
                 <w:szCs w:val="19"/>
                 <w:lang w:val="pt-PT"/>
               </w:rPr>
-              <w:t>Gerar nomes de tutores e animais para os dados de exemplo do .sql.</w:t>
+              <w:t>Gerar nomes de tutores e animais para os dados de exemplo do .</w:t>
+            </w:r>
+            <w:proofErr w:type="spellStart"/>
+            <w:r>
+              <w:rPr>
+                <w:color w:val="1D4E89"/>
+                <w:sz w:val="19"/>
+                <w:szCs w:val="19"/>
+                <w:lang w:val="pt-PT"/>
+              </w:rPr>
+              <w:t>sql</w:t>
+            </w:r>
+            <w:proofErr w:type="spellEnd"/>
+            <w:r>
+              <w:rPr>
+                <w:color w:val="1D4E89"/>
+                <w:sz w:val="19"/>
+                <w:szCs w:val="19"/>
+                <w:lang w:val="pt-PT"/>
+              </w:rPr>
+              <w:t>.</w:t>
             </w:r>
           </w:p>
         </w:tc>
@@ -10181,7 +14061,25 @@
                 <w:szCs w:val="19"/>
                 <w:lang w:val="pt-PT"/>
               </w:rPr>
-              <w:t>Proposta entregue (secções 1 a 3). Base de dados criada. Registo, login e logout a funcionar.</w:t>
+              <w:t xml:space="preserve">Proposta entregue (secções 1 a 3). Base de dados criada. Registo, login e </w:t>
+            </w:r>
+            <w:proofErr w:type="spellStart"/>
+            <w:r>
+              <w:rPr>
+                <w:sz w:val="19"/>
+                <w:szCs w:val="19"/>
+                <w:lang w:val="pt-PT"/>
+              </w:rPr>
+              <w:t>logout</w:t>
+            </w:r>
+            <w:proofErr w:type="spellEnd"/>
+            <w:r>
+              <w:rPr>
+                <w:sz w:val="19"/>
+                <w:szCs w:val="19"/>
+                <w:lang w:val="pt-PT"/>
+              </w:rPr>
+              <w:t xml:space="preserve"> a funcionar.</w:t>
             </w:r>
           </w:p>
         </w:tc>
@@ -10384,6 +14282,7 @@
                 <w:sz w:val="19"/>
                 <w:szCs w:val="19"/>
               </w:rPr>
+              <w:lastRenderedPageBreak/>
               <w:t>3</w:t>
             </w:r>
           </w:p>
@@ -10499,8 +14398,27 @@
           <w:sz w:val="21"/>
           <w:szCs w:val="21"/>
         </w:rPr>
-        <w:lastRenderedPageBreak/>
-        <w:t>9.2 Como entregar no OneDrive</w:t>
+        <w:t xml:space="preserve">9.2 Como </w:t>
+      </w:r>
+      <w:proofErr w:type="spellStart"/>
+      <w:r>
+        <w:rPr>
+          <w:b/>
+          <w:bCs/>
+          <w:sz w:val="21"/>
+          <w:szCs w:val="21"/>
+        </w:rPr>
+        <w:t>entregar</w:t>
+      </w:r>
+      <w:proofErr w:type="spellEnd"/>
+      <w:r>
+        <w:rPr>
+          <w:b/>
+          <w:bCs/>
+          <w:sz w:val="21"/>
+          <w:szCs w:val="21"/>
+        </w:rPr>
+        <w:t xml:space="preserve"> no OneDrive</w:t>
       </w:r>
     </w:p>
     <w:p>
@@ -10577,8 +14495,20 @@
                 <w:sz w:val="18"/>
                 <w:szCs w:val="18"/>
               </w:rPr>
-              <w:t>O quê</w:t>
-            </w:r>
+              <w:t xml:space="preserve">O </w:t>
+            </w:r>
+            <w:proofErr w:type="spellStart"/>
+            <w:r>
+              <w:rPr>
+                <w:b/>
+                <w:bCs/>
+                <w:color w:val="00713C"/>
+                <w:sz w:val="18"/>
+                <w:szCs w:val="18"/>
+              </w:rPr>
+              <w:t>quê</w:t>
+            </w:r>
+            <w:proofErr w:type="spellEnd"/>
           </w:p>
         </w:tc>
         <w:tc>
@@ -10681,8 +14611,17 @@
                 <w:sz w:val="19"/>
                 <w:szCs w:val="19"/>
               </w:rPr>
-              <w:t>Pasta do grupo</w:t>
-            </w:r>
+              <w:t xml:space="preserve">Pasta do </w:t>
+            </w:r>
+            <w:proofErr w:type="spellStart"/>
+            <w:r>
+              <w:rPr>
+                <w:sz w:val="19"/>
+                <w:szCs w:val="19"/>
+              </w:rPr>
+              <w:t>grupo</w:t>
+            </w:r>
+            <w:proofErr w:type="spellEnd"/>
           </w:p>
         </w:tc>
         <w:tc>
@@ -10778,8 +14717,17 @@
                 <w:sz w:val="19"/>
                 <w:szCs w:val="19"/>
               </w:rPr>
-              <w:t>Este dossier, preenchido</w:t>
-            </w:r>
+              <w:t xml:space="preserve">Este dossier, </w:t>
+            </w:r>
+            <w:proofErr w:type="spellStart"/>
+            <w:r>
+              <w:rPr>
+                <w:sz w:val="19"/>
+                <w:szCs w:val="19"/>
+              </w:rPr>
+              <w:t>preenchido</w:t>
+            </w:r>
+            <w:proofErr w:type="spellEnd"/>
           </w:p>
         </w:tc>
         <w:tc>
@@ -10834,12 +14782,37 @@
             <w:pPr>
               <w:spacing w:line="264" w:lineRule="auto"/>
             </w:pPr>
-            <w:r>
-              <w:rPr>
-                <w:sz w:val="19"/>
-                <w:szCs w:val="19"/>
-              </w:rPr>
-              <w:t>Proposta e entrega final</w:t>
+            <w:proofErr w:type="spellStart"/>
+            <w:r>
+              <w:rPr>
+                <w:sz w:val="19"/>
+                <w:szCs w:val="19"/>
+              </w:rPr>
+              <w:t>Proposta</w:t>
+            </w:r>
+            <w:proofErr w:type="spellEnd"/>
+            <w:r>
+              <w:rPr>
+                <w:sz w:val="19"/>
+                <w:szCs w:val="19"/>
+              </w:rPr>
+              <w:t xml:space="preserve"> e </w:t>
+            </w:r>
+            <w:proofErr w:type="spellStart"/>
+            <w:r>
+              <w:rPr>
+                <w:sz w:val="19"/>
+                <w:szCs w:val="19"/>
+              </w:rPr>
+              <w:t>entrega</w:t>
+            </w:r>
+            <w:proofErr w:type="spellEnd"/>
+            <w:r>
+              <w:rPr>
+                <w:sz w:val="19"/>
+                <w:szCs w:val="19"/>
+              </w:rPr>
+              <w:t xml:space="preserve"> final</w:t>
             </w:r>
           </w:p>
         </w:tc>
@@ -10904,13 +14877,23 @@
             <w:pPr>
               <w:spacing w:line="264" w:lineRule="auto"/>
             </w:pPr>
+            <w:proofErr w:type="spellStart"/>
             <w:r>
               <w:rPr>
                 <w:rFonts w:ascii="Consolas" w:eastAsia="Consolas" w:hAnsi="Consolas" w:cs="Consolas"/>
                 <w:sz w:val="17"/>
                 <w:szCs w:val="17"/>
               </w:rPr>
-              <w:t>codigo/</w:t>
+              <w:t>codigo</w:t>
+            </w:r>
+            <w:proofErr w:type="spellEnd"/>
+            <w:r>
+              <w:rPr>
+                <w:rFonts w:ascii="Consolas" w:eastAsia="Consolas" w:hAnsi="Consolas" w:cs="Consolas"/>
+                <w:sz w:val="17"/>
+                <w:szCs w:val="17"/>
+              </w:rPr>
+              <w:t>/</w:t>
             </w:r>
           </w:p>
         </w:tc>
@@ -11005,6 +14988,7 @@
             <w:pPr>
               <w:spacing w:line="264" w:lineRule="auto"/>
             </w:pPr>
+            <w:proofErr w:type="spellStart"/>
             <w:r>
               <w:rPr>
                 <w:rFonts w:ascii="Consolas" w:eastAsia="Consolas" w:hAnsi="Consolas" w:cs="Consolas"/>
@@ -11013,6 +14997,7 @@
               </w:rPr>
               <w:t>base_dados.sql</w:t>
             </w:r>
+            <w:proofErr w:type="spellEnd"/>
           </w:p>
         </w:tc>
         <w:tc>
@@ -11106,13 +15091,23 @@
             <w:pPr>
               <w:spacing w:line="264" w:lineRule="auto"/>
             </w:pPr>
+            <w:proofErr w:type="spellStart"/>
             <w:r>
               <w:rPr>
                 <w:rFonts w:ascii="Consolas" w:eastAsia="Consolas" w:hAnsi="Consolas" w:cs="Consolas"/>
                 <w:sz w:val="17"/>
                 <w:szCs w:val="17"/>
               </w:rPr>
-              <w:t>capturas/</w:t>
+              <w:t>capturas</w:t>
+            </w:r>
+            <w:proofErr w:type="spellEnd"/>
+            <w:r>
+              <w:rPr>
+                <w:rFonts w:ascii="Consolas" w:eastAsia="Consolas" w:hAnsi="Consolas" w:cs="Consolas"/>
+                <w:sz w:val="17"/>
+                <w:szCs w:val="17"/>
+              </w:rPr>
+              <w:t>/</w:t>
             </w:r>
           </w:p>
         </w:tc>
@@ -11162,14 +15157,25 @@
         </w:numPr>
         <w:spacing w:before="30" w:after="30" w:line="264" w:lineRule="auto"/>
       </w:pPr>
+      <w:proofErr w:type="spellStart"/>
       <w:r>
         <w:rPr>
           <w:sz w:val="19"/>
           <w:szCs w:val="19"/>
           <w:lang w:val="pt-PT"/>
         </w:rPr>
-        <w:t xml:space="preserve">Stack B: não enviar a pasta </w:t>
+        <w:t>Stack</w:t>
       </w:r>
+      <w:proofErr w:type="spellEnd"/>
+      <w:r>
+        <w:rPr>
+          <w:sz w:val="19"/>
+          <w:szCs w:val="19"/>
+          <w:lang w:val="pt-PT"/>
+        </w:rPr>
+        <w:t xml:space="preserve"> B: não enviar a pasta </w:t>
+      </w:r>
+      <w:proofErr w:type="spellStart"/>
       <w:r>
         <w:rPr>
           <w:rFonts w:ascii="Consolas" w:eastAsia="Consolas" w:hAnsi="Consolas" w:cs="Consolas"/>
@@ -11179,6 +15185,7 @@
         </w:rPr>
         <w:t>node_modules</w:t>
       </w:r>
+      <w:proofErr w:type="spellEnd"/>
       <w:r>
         <w:rPr>
           <w:sz w:val="19"/>
@@ -11187,6 +15194,7 @@
         </w:rPr>
         <w:t xml:space="preserve"> (é enorme e o formador instala com </w:t>
       </w:r>
+      <w:proofErr w:type="spellStart"/>
       <w:r>
         <w:rPr>
           <w:rFonts w:ascii="Consolas" w:eastAsia="Consolas" w:hAnsi="Consolas" w:cs="Consolas"/>
@@ -11194,8 +15202,29 @@
           <w:szCs w:val="17"/>
           <w:lang w:val="pt-PT"/>
         </w:rPr>
-        <w:t>npm install</w:t>
+        <w:t>npm</w:t>
       </w:r>
+      <w:proofErr w:type="spellEnd"/>
+      <w:r>
+        <w:rPr>
+          <w:rFonts w:ascii="Consolas" w:eastAsia="Consolas" w:hAnsi="Consolas" w:cs="Consolas"/>
+          <w:sz w:val="17"/>
+          <w:szCs w:val="17"/>
+          <w:lang w:val="pt-PT"/>
+        </w:rPr>
+        <w:t xml:space="preserve"> </w:t>
+      </w:r>
+      <w:proofErr w:type="spellStart"/>
+      <w:r>
+        <w:rPr>
+          <w:rFonts w:ascii="Consolas" w:eastAsia="Consolas" w:hAnsi="Consolas" w:cs="Consolas"/>
+          <w:sz w:val="17"/>
+          <w:szCs w:val="17"/>
+          <w:lang w:val="pt-PT"/>
+        </w:rPr>
+        <w:t>install</w:t>
+      </w:r>
+      <w:proofErr w:type="spellEnd"/>
       <w:r>
         <w:rPr>
           <w:sz w:val="19"/>
@@ -11204,12 +15233,29 @@
         </w:rPr>
         <w:t xml:space="preserve">). </w:t>
       </w:r>
+      <w:proofErr w:type="spellStart"/>
       <w:r>
         <w:rPr>
           <w:sz w:val="19"/>
           <w:szCs w:val="19"/>
         </w:rPr>
-        <w:t xml:space="preserve">Enviar um </w:t>
+        <w:t>Enviar</w:t>
+      </w:r>
+      <w:proofErr w:type="spellEnd"/>
+      <w:r>
+        <w:rPr>
+          <w:sz w:val="19"/>
+          <w:szCs w:val="19"/>
+        </w:rPr>
+        <w:t xml:space="preserve"> </w:t>
+      </w:r>
+      <w:proofErr w:type="gramStart"/>
+      <w:r>
+        <w:rPr>
+          <w:sz w:val="19"/>
+          <w:szCs w:val="19"/>
+        </w:rPr>
+        <w:t xml:space="preserve">um </w:t>
       </w:r>
       <w:r>
         <w:rPr>
@@ -11217,14 +15263,81 @@
           <w:sz w:val="17"/>
           <w:szCs w:val="17"/>
         </w:rPr>
-        <w:t>.env.exemplo</w:t>
+        <w:t>.</w:t>
       </w:r>
+      <w:proofErr w:type="spellStart"/>
+      <w:r>
+        <w:rPr>
+          <w:rFonts w:ascii="Consolas" w:eastAsia="Consolas" w:hAnsi="Consolas" w:cs="Consolas"/>
+          <w:sz w:val="17"/>
+          <w:szCs w:val="17"/>
+        </w:rPr>
+        <w:t>env</w:t>
+      </w:r>
+      <w:proofErr w:type="gramEnd"/>
+      <w:r>
+        <w:rPr>
+          <w:rFonts w:ascii="Consolas" w:eastAsia="Consolas" w:hAnsi="Consolas" w:cs="Consolas"/>
+          <w:sz w:val="17"/>
+          <w:szCs w:val="17"/>
+        </w:rPr>
+        <w:t>.exemplo</w:t>
+      </w:r>
+      <w:proofErr w:type="spellEnd"/>
       <w:r>
         <w:rPr>
           <w:sz w:val="19"/>
           <w:szCs w:val="19"/>
         </w:rPr>
-        <w:t xml:space="preserve"> com os nomes das variáveis.</w:t>
+        <w:t xml:space="preserve"> com </w:t>
+      </w:r>
+      <w:proofErr w:type="spellStart"/>
+      <w:r>
+        <w:rPr>
+          <w:sz w:val="19"/>
+          <w:szCs w:val="19"/>
+        </w:rPr>
+        <w:t>os</w:t>
+      </w:r>
+      <w:proofErr w:type="spellEnd"/>
+      <w:r>
+        <w:rPr>
+          <w:sz w:val="19"/>
+          <w:szCs w:val="19"/>
+        </w:rPr>
+        <w:t xml:space="preserve"> </w:t>
+      </w:r>
+      <w:proofErr w:type="spellStart"/>
+      <w:r>
+        <w:rPr>
+          <w:sz w:val="19"/>
+          <w:szCs w:val="19"/>
+        </w:rPr>
+        <w:t>nomes</w:t>
+      </w:r>
+      <w:proofErr w:type="spellEnd"/>
+      <w:r>
+        <w:rPr>
+          <w:sz w:val="19"/>
+          <w:szCs w:val="19"/>
+        </w:rPr>
+        <w:t xml:space="preserve"> das </w:t>
+      </w:r>
+      <w:proofErr w:type="spellStart"/>
+      <w:r>
+        <w:rPr>
+          <w:sz w:val="19"/>
+          <w:szCs w:val="19"/>
+        </w:rPr>
+        <w:t>variáveis</w:t>
+      </w:r>
+      <w:proofErr w:type="spellEnd"/>
+      <w:r>
+        <w:rPr>
+          <w:sz w:val="19"/>
+          <w:szCs w:val="19"/>
+        </w:rPr>
+        <w:t>.</w:t>
       </w:r>
     </w:p>
     <w:p>
@@ -11299,8 +15412,42 @@
           <w:szCs w:val="26"/>
         </w:rPr>
         <w:lastRenderedPageBreak/>
-        <w:t>10. Como vais ser avaliado</w:t>
+        <w:t xml:space="preserve">10. Como </w:t>
       </w:r>
+      <w:proofErr w:type="spellStart"/>
+      <w:r>
+        <w:rPr>
+          <w:b/>
+          <w:bCs/>
+          <w:color w:val="00713C"/>
+          <w:sz w:val="26"/>
+          <w:szCs w:val="26"/>
+        </w:rPr>
+        <w:t>vais</w:t>
+      </w:r>
+      <w:proofErr w:type="spellEnd"/>
+      <w:r>
+        <w:rPr>
+          <w:b/>
+          <w:bCs/>
+          <w:color w:val="00713C"/>
+          <w:sz w:val="26"/>
+          <w:szCs w:val="26"/>
+        </w:rPr>
+        <w:t xml:space="preserve"> ser </w:t>
+      </w:r>
+      <w:proofErr w:type="spellStart"/>
+      <w:r>
+        <w:rPr>
+          <w:b/>
+          <w:bCs/>
+          <w:color w:val="00713C"/>
+          <w:sz w:val="26"/>
+          <w:szCs w:val="26"/>
+        </w:rPr>
+        <w:t>avaliado</w:t>
+      </w:r>
+      <w:proofErr w:type="spellEnd"/>
     </w:p>
     <w:tbl>
       <w:tblPr>
@@ -11436,6 +15583,7 @@
             <w:pPr>
               <w:spacing w:line="264" w:lineRule="auto"/>
             </w:pPr>
+            <w:proofErr w:type="spellStart"/>
             <w:r>
               <w:rPr>
                 <w:b/>
@@ -11446,6 +15594,7 @@
               </w:rPr>
               <w:t>Componente</w:t>
             </w:r>
+            <w:proofErr w:type="spellEnd"/>
           </w:p>
         </w:tc>
         <w:tc>
@@ -11513,8 +15662,20 @@
                 <w:sz w:val="18"/>
                 <w:szCs w:val="18"/>
               </w:rPr>
-              <w:t>Como é apurada</w:t>
-            </w:r>
+              <w:t xml:space="preserve">Como é </w:t>
+            </w:r>
+            <w:proofErr w:type="spellStart"/>
+            <w:r>
+              <w:rPr>
+                <w:b/>
+                <w:bCs/>
+                <w:color w:val="00713C"/>
+                <w:sz w:val="18"/>
+                <w:szCs w:val="18"/>
+              </w:rPr>
+              <w:t>apurada</w:t>
+            </w:r>
+            <w:proofErr w:type="spellEnd"/>
           </w:p>
         </w:tc>
       </w:tr>
@@ -11543,13 +15704,31 @@
             <w:pPr>
               <w:spacing w:line="264" w:lineRule="auto"/>
             </w:pPr>
-            <w:r>
-              <w:rPr>
-                <w:sz w:val="19"/>
-                <w:szCs w:val="19"/>
-              </w:rPr>
-              <w:t>Competências técnicas</w:t>
-            </w:r>
+            <w:proofErr w:type="spellStart"/>
+            <w:r>
+              <w:rPr>
+                <w:sz w:val="19"/>
+                <w:szCs w:val="19"/>
+              </w:rPr>
+              <w:t>Competências</w:t>
+            </w:r>
+            <w:proofErr w:type="spellEnd"/>
+            <w:r>
+              <w:rPr>
+                <w:sz w:val="19"/>
+                <w:szCs w:val="19"/>
+              </w:rPr>
+              <w:t xml:space="preserve"> </w:t>
+            </w:r>
+            <w:proofErr w:type="spellStart"/>
+            <w:r>
+              <w:rPr>
+                <w:sz w:val="19"/>
+                <w:szCs w:val="19"/>
+              </w:rPr>
+              <w:t>técnicas</w:t>
+            </w:r>
+            <w:proofErr w:type="spellEnd"/>
           </w:p>
         </w:tc>
         <w:tc>
@@ -11604,12 +15783,21 @@
             <w:pPr>
               <w:spacing w:line="264" w:lineRule="auto"/>
             </w:pPr>
-            <w:r>
-              <w:rPr>
-                <w:sz w:val="19"/>
-                <w:szCs w:val="19"/>
-              </w:rPr>
-              <w:t>Projeto (40%) + Teste (60%)</w:t>
+            <w:proofErr w:type="spellStart"/>
+            <w:r>
+              <w:rPr>
+                <w:sz w:val="19"/>
+                <w:szCs w:val="19"/>
+              </w:rPr>
+              <w:t>Projeto</w:t>
+            </w:r>
+            <w:proofErr w:type="spellEnd"/>
+            <w:r>
+              <w:rPr>
+                <w:sz w:val="19"/>
+                <w:szCs w:val="19"/>
+              </w:rPr>
+              <w:t xml:space="preserve"> (40%) + Teste (60%)</w:t>
             </w:r>
           </w:p>
         </w:tc>
@@ -11644,8 +15832,17 @@
                 <w:sz w:val="19"/>
                 <w:szCs w:val="19"/>
               </w:rPr>
-              <w:t xml:space="preserve">   · Projeto</w:t>
-            </w:r>
+              <w:t xml:space="preserve">   · </w:t>
+            </w:r>
+            <w:proofErr w:type="spellStart"/>
+            <w:r>
+              <w:rPr>
+                <w:sz w:val="19"/>
+                <w:szCs w:val="19"/>
+              </w:rPr>
+              <w:t>Projeto</w:t>
+            </w:r>
+            <w:proofErr w:type="spellEnd"/>
           </w:p>
         </w:tc>
         <w:tc>
@@ -11705,7 +15902,39 @@
                 <w:sz w:val="19"/>
                 <w:szCs w:val="19"/>
               </w:rPr>
-              <w:t>Nota de grupo — grelha 10.2</w:t>
+              <w:t xml:space="preserve">Nota de </w:t>
+            </w:r>
+            <w:proofErr w:type="spellStart"/>
+            <w:r>
+              <w:rPr>
+                <w:sz w:val="19"/>
+                <w:szCs w:val="19"/>
+              </w:rPr>
+              <w:t>grupo</w:t>
+            </w:r>
+            <w:proofErr w:type="spellEnd"/>
+            <w:r>
+              <w:rPr>
+                <w:sz w:val="19"/>
+                <w:szCs w:val="19"/>
+              </w:rPr>
+              <w:t xml:space="preserve"> — </w:t>
+            </w:r>
+            <w:proofErr w:type="spellStart"/>
+            <w:r>
+              <w:rPr>
+                <w:sz w:val="19"/>
+                <w:szCs w:val="19"/>
+              </w:rPr>
+              <w:t>grelha</w:t>
+            </w:r>
+            <w:proofErr w:type="spellEnd"/>
+            <w:r>
+              <w:rPr>
+                <w:sz w:val="19"/>
+                <w:szCs w:val="19"/>
+              </w:rPr>
+              <w:t xml:space="preserve"> 10.2</w:t>
             </w:r>
           </w:p>
         </w:tc>
@@ -11801,7 +16030,23 @@
                 <w:sz w:val="19"/>
                 <w:szCs w:val="19"/>
               </w:rPr>
-              <w:t>Nota individual — ponto 10.3</w:t>
+              <w:t xml:space="preserve">Nota individual — </w:t>
+            </w:r>
+            <w:proofErr w:type="spellStart"/>
+            <w:r>
+              <w:rPr>
+                <w:sz w:val="19"/>
+                <w:szCs w:val="19"/>
+              </w:rPr>
+              <w:t>ponto</w:t>
+            </w:r>
+            <w:proofErr w:type="spellEnd"/>
+            <w:r>
+              <w:rPr>
+                <w:sz w:val="19"/>
+                <w:szCs w:val="19"/>
+              </w:rPr>
+              <w:t xml:space="preserve"> 10.3</w:t>
             </w:r>
           </w:p>
         </w:tc>
@@ -11831,13 +16076,47 @@
             <w:pPr>
               <w:spacing w:line="264" w:lineRule="auto"/>
             </w:pPr>
-            <w:r>
-              <w:rPr>
-                <w:sz w:val="19"/>
-                <w:szCs w:val="19"/>
-              </w:rPr>
-              <w:t>Competências sociais e profissionais</w:t>
-            </w:r>
+            <w:proofErr w:type="spellStart"/>
+            <w:r>
+              <w:rPr>
+                <w:sz w:val="19"/>
+                <w:szCs w:val="19"/>
+              </w:rPr>
+              <w:t>Competências</w:t>
+            </w:r>
+            <w:proofErr w:type="spellEnd"/>
+            <w:r>
+              <w:rPr>
+                <w:sz w:val="19"/>
+                <w:szCs w:val="19"/>
+              </w:rPr>
+              <w:t xml:space="preserve"> </w:t>
+            </w:r>
+            <w:proofErr w:type="spellStart"/>
+            <w:r>
+              <w:rPr>
+                <w:sz w:val="19"/>
+                <w:szCs w:val="19"/>
+              </w:rPr>
+              <w:t>sociais</w:t>
+            </w:r>
+            <w:proofErr w:type="spellEnd"/>
+            <w:r>
+              <w:rPr>
+                <w:sz w:val="19"/>
+                <w:szCs w:val="19"/>
+              </w:rPr>
+              <w:t xml:space="preserve"> e </w:t>
+            </w:r>
+            <w:proofErr w:type="spellStart"/>
+            <w:r>
+              <w:rPr>
+                <w:sz w:val="19"/>
+                <w:szCs w:val="19"/>
+              </w:rPr>
+              <w:t>profissionais</w:t>
+            </w:r>
+            <w:proofErr w:type="spellEnd"/>
           </w:p>
         </w:tc>
         <w:tc>
@@ -11897,7 +16176,23 @@
                 <w:sz w:val="19"/>
                 <w:szCs w:val="19"/>
               </w:rPr>
-              <w:t>Nota individual — grelha 10.4</w:t>
+              <w:t xml:space="preserve">Nota individual — </w:t>
+            </w:r>
+            <w:proofErr w:type="spellStart"/>
+            <w:r>
+              <w:rPr>
+                <w:sz w:val="19"/>
+                <w:szCs w:val="19"/>
+              </w:rPr>
+              <w:t>grelha</w:t>
+            </w:r>
+            <w:proofErr w:type="spellEnd"/>
+            <w:r>
+              <w:rPr>
+                <w:sz w:val="19"/>
+                <w:szCs w:val="19"/>
+              </w:rPr>
+              <w:t xml:space="preserve"> 10.4</w:t>
             </w:r>
           </w:p>
         </w:tc>
@@ -11914,14 +16209,41 @@
           <w:sz w:val="19"/>
           <w:szCs w:val="19"/>
         </w:rPr>
-        <w:t>Nota técnica</w:t>
+        <w:t xml:space="preserve">Nota </w:t>
       </w:r>
+      <w:proofErr w:type="spellStart"/>
+      <w:r>
+        <w:rPr>
+          <w:b/>
+          <w:bCs/>
+          <w:sz w:val="19"/>
+          <w:szCs w:val="19"/>
+        </w:rPr>
+        <w:t>técnica</w:t>
+      </w:r>
+      <w:proofErr w:type="spellEnd"/>
       <w:r>
         <w:rPr>
           <w:sz w:val="19"/>
           <w:szCs w:val="19"/>
         </w:rPr>
-        <w:t xml:space="preserve"> = 0,40 × Projeto + 0,60 × Teste</w:t>
+        <w:t xml:space="preserve"> = 0,40 × </w:t>
+      </w:r>
+      <w:proofErr w:type="spellStart"/>
+      <w:r>
+        <w:rPr>
+          <w:sz w:val="19"/>
+          <w:szCs w:val="19"/>
+        </w:rPr>
+        <w:t>Projeto</w:t>
+      </w:r>
+      <w:proofErr w:type="spellEnd"/>
+      <w:r>
+        <w:rPr>
+          <w:sz w:val="19"/>
+          <w:szCs w:val="19"/>
+        </w:rPr>
+        <w:t xml:space="preserve"> + 0,60 × Teste</w:t>
       </w:r>
     </w:p>
     <w:p>
@@ -12067,33 +16389,9 @@
                 <w:sz w:val="18"/>
                 <w:szCs w:val="18"/>
               </w:rPr>
-              <w:t>O que é avaliado</w:t>
-            </w:r>
-          </w:p>
-        </w:tc>
-        <w:tc>
-          <w:tcPr>
-            <w:tcW w:w="1213" w:type="dxa"/>
-            <w:tcBorders>
-              <w:top w:val="single" w:sz="4" w:space="0" w:color="D5DBDF"/>
-              <w:left w:val="single" w:sz="4" w:space="0" w:color="D5DBDF"/>
-              <w:bottom w:val="single" w:sz="4" w:space="0" w:color="D5DBDF"/>
-              <w:right w:val="single" w:sz="4" w:space="0" w:color="D5DBDF"/>
-            </w:tcBorders>
-            <w:shd w:val="clear" w:color="auto" w:fill="EAF0EC"/>
-            <w:tcMar>
-              <w:top w:w="70" w:type="dxa"/>
-              <w:left w:w="110" w:type="dxa"/>
-              <w:bottom w:w="70" w:type="dxa"/>
-              <w:right w:w="110" w:type="dxa"/>
-            </w:tcMar>
-            <w:vAlign w:val="center"/>
-          </w:tcPr>
-          <w:p>
-            <w:pPr>
-              <w:spacing w:line="264" w:lineRule="auto"/>
-              <w:jc w:val="center"/>
-            </w:pPr>
+              <w:t xml:space="preserve">O </w:t>
+            </w:r>
+            <w:proofErr w:type="spellStart"/>
             <w:r>
               <w:rPr>
                 <w:b/>
@@ -12102,33 +16400,9 @@
                 <w:sz w:val="18"/>
                 <w:szCs w:val="18"/>
               </w:rPr>
-              <w:t>Pontos</w:t>
-            </w:r>
-          </w:p>
-        </w:tc>
-        <w:tc>
-          <w:tcPr>
-            <w:tcW w:w="1213" w:type="dxa"/>
-            <w:tcBorders>
-              <w:top w:val="single" w:sz="4" w:space="0" w:color="D5DBDF"/>
-              <w:left w:val="single" w:sz="4" w:space="0" w:color="D5DBDF"/>
-              <w:bottom w:val="single" w:sz="4" w:space="0" w:color="D5DBDF"/>
-              <w:right w:val="single" w:sz="4" w:space="0" w:color="D5DBDF"/>
-            </w:tcBorders>
-            <w:shd w:val="clear" w:color="auto" w:fill="EAF0EC"/>
-            <w:tcMar>
-              <w:top w:w="70" w:type="dxa"/>
-              <w:left w:w="110" w:type="dxa"/>
-              <w:bottom w:w="70" w:type="dxa"/>
-              <w:right w:w="110" w:type="dxa"/>
-            </w:tcMar>
-            <w:vAlign w:val="center"/>
-          </w:tcPr>
-          <w:p>
-            <w:pPr>
-              <w:spacing w:line="264" w:lineRule="auto"/>
-              <w:jc w:val="center"/>
-            </w:pPr>
+              <w:t>que</w:t>
+            </w:r>
+            <w:proofErr w:type="spellEnd"/>
             <w:r>
               <w:rPr>
                 <w:b/>
@@ -12137,8 +16411,92 @@
                 <w:sz w:val="18"/>
                 <w:szCs w:val="18"/>
               </w:rPr>
+              <w:t xml:space="preserve"> é </w:t>
+            </w:r>
+            <w:proofErr w:type="spellStart"/>
+            <w:r>
+              <w:rPr>
+                <w:b/>
+                <w:bCs/>
+                <w:color w:val="00713C"/>
+                <w:sz w:val="18"/>
+                <w:szCs w:val="18"/>
+              </w:rPr>
+              <w:t>avaliado</w:t>
+            </w:r>
+            <w:proofErr w:type="spellEnd"/>
+          </w:p>
+        </w:tc>
+        <w:tc>
+          <w:tcPr>
+            <w:tcW w:w="1213" w:type="dxa"/>
+            <w:tcBorders>
+              <w:top w:val="single" w:sz="4" w:space="0" w:color="D5DBDF"/>
+              <w:left w:val="single" w:sz="4" w:space="0" w:color="D5DBDF"/>
+              <w:bottom w:val="single" w:sz="4" w:space="0" w:color="D5DBDF"/>
+              <w:right w:val="single" w:sz="4" w:space="0" w:color="D5DBDF"/>
+            </w:tcBorders>
+            <w:shd w:val="clear" w:color="auto" w:fill="EAF0EC"/>
+            <w:tcMar>
+              <w:top w:w="70" w:type="dxa"/>
+              <w:left w:w="110" w:type="dxa"/>
+              <w:bottom w:w="70" w:type="dxa"/>
+              <w:right w:w="110" w:type="dxa"/>
+            </w:tcMar>
+            <w:vAlign w:val="center"/>
+          </w:tcPr>
+          <w:p>
+            <w:pPr>
+              <w:spacing w:line="264" w:lineRule="auto"/>
+              <w:jc w:val="center"/>
+            </w:pPr>
+            <w:r>
+              <w:rPr>
+                <w:b/>
+                <w:bCs/>
+                <w:color w:val="00713C"/>
+                <w:sz w:val="18"/>
+                <w:szCs w:val="18"/>
+              </w:rPr>
+              <w:t>Pontos</w:t>
+            </w:r>
+          </w:p>
+        </w:tc>
+        <w:tc>
+          <w:tcPr>
+            <w:tcW w:w="1213" w:type="dxa"/>
+            <w:tcBorders>
+              <w:top w:val="single" w:sz="4" w:space="0" w:color="D5DBDF"/>
+              <w:left w:val="single" w:sz="4" w:space="0" w:color="D5DBDF"/>
+              <w:bottom w:val="single" w:sz="4" w:space="0" w:color="D5DBDF"/>
+              <w:right w:val="single" w:sz="4" w:space="0" w:color="D5DBDF"/>
+            </w:tcBorders>
+            <w:shd w:val="clear" w:color="auto" w:fill="EAF0EC"/>
+            <w:tcMar>
+              <w:top w:w="70" w:type="dxa"/>
+              <w:left w:w="110" w:type="dxa"/>
+              <w:bottom w:w="70" w:type="dxa"/>
+              <w:right w:w="110" w:type="dxa"/>
+            </w:tcMar>
+            <w:vAlign w:val="center"/>
+          </w:tcPr>
+          <w:p>
+            <w:pPr>
+              <w:spacing w:line="264" w:lineRule="auto"/>
+              <w:jc w:val="center"/>
+            </w:pPr>
+            <w:proofErr w:type="spellStart"/>
+            <w:r>
+              <w:rPr>
+                <w:b/>
+                <w:bCs/>
+                <w:color w:val="00713C"/>
+                <w:sz w:val="18"/>
+                <w:szCs w:val="18"/>
+              </w:rPr>
               <w:t>Obtido</w:t>
             </w:r>
+            <w:proofErr w:type="spellEnd"/>
           </w:p>
         </w:tc>
       </w:tr>
@@ -12272,7 +16630,43 @@
                 <w:szCs w:val="19"/>
                 <w:lang w:val="pt-PT"/>
               </w:rPr>
-              <w:t>Base de dados com a relação 1:N e ficheiro .sql que cria tudo de raiz</w:t>
+              <w:t xml:space="preserve">Base de dados com a relação </w:t>
+            </w:r>
+            <w:proofErr w:type="gramStart"/>
+            <w:r>
+              <w:rPr>
+                <w:sz w:val="19"/>
+                <w:szCs w:val="19"/>
+                <w:lang w:val="pt-PT"/>
+              </w:rPr>
+              <w:t>1:N</w:t>
+            </w:r>
+            <w:proofErr w:type="gramEnd"/>
+            <w:r>
+              <w:rPr>
+                <w:sz w:val="19"/>
+                <w:szCs w:val="19"/>
+                <w:lang w:val="pt-PT"/>
+              </w:rPr>
+              <w:t xml:space="preserve"> e ficheiro .</w:t>
+            </w:r>
+            <w:proofErr w:type="spellStart"/>
+            <w:r>
+              <w:rPr>
+                <w:sz w:val="19"/>
+                <w:szCs w:val="19"/>
+                <w:lang w:val="pt-PT"/>
+              </w:rPr>
+              <w:t>sql</w:t>
+            </w:r>
+            <w:proofErr w:type="spellEnd"/>
+            <w:r>
+              <w:rPr>
+                <w:sz w:val="19"/>
+                <w:szCs w:val="19"/>
+                <w:lang w:val="pt-PT"/>
+              </w:rPr>
+              <w:t xml:space="preserve"> que cria tudo de raiz</w:t>
             </w:r>
           </w:p>
         </w:tc>
@@ -12784,7 +17178,25 @@
                 <w:szCs w:val="19"/>
                 <w:lang w:val="pt-PT"/>
               </w:rPr>
-              <w:t>Sem passwords guardadas com hash ou sem consultas preparadas, o projeto não passa dos 49 pontos, por melhor que esteja o resto.</w:t>
+              <w:t xml:space="preserve">Sem passwords guardadas com </w:t>
+            </w:r>
+            <w:proofErr w:type="spellStart"/>
+            <w:r>
+              <w:rPr>
+                <w:sz w:val="19"/>
+                <w:szCs w:val="19"/>
+                <w:lang w:val="pt-PT"/>
+              </w:rPr>
+              <w:t>hash</w:t>
+            </w:r>
+            <w:proofErr w:type="spellEnd"/>
+            <w:r>
+              <w:rPr>
+                <w:sz w:val="19"/>
+                <w:szCs w:val="19"/>
+                <w:lang w:val="pt-PT"/>
+              </w:rPr>
+              <w:t xml:space="preserve"> ou sem consultas preparadas, o projeto não passa dos 49 pontos, por melhor que esteja o resto.</w:t>
             </w:r>
           </w:p>
         </w:tc>
@@ -12875,6 +17287,7 @@
             <w:pPr>
               <w:spacing w:line="264" w:lineRule="auto"/>
             </w:pPr>
+            <w:proofErr w:type="spellStart"/>
             <w:r>
               <w:rPr>
                 <w:b/>
@@ -12885,6 +17298,7 @@
               </w:rPr>
               <w:t>Parte</w:t>
             </w:r>
+            <w:proofErr w:type="spellEnd"/>
           </w:p>
         </w:tc>
         <w:tc>
@@ -12909,6 +17323,7 @@
             <w:pPr>
               <w:spacing w:line="264" w:lineRule="auto"/>
             </w:pPr>
+            <w:proofErr w:type="spellStart"/>
             <w:r>
               <w:rPr>
                 <w:b/>
@@ -12919,6 +17334,7 @@
               </w:rPr>
               <w:t>Conteúdo</w:t>
             </w:r>
+            <w:proofErr w:type="spellEnd"/>
           </w:p>
         </w:tc>
         <w:tc>
@@ -12944,6 +17360,7 @@
               <w:spacing w:line="264" w:lineRule="auto"/>
               <w:jc w:val="center"/>
             </w:pPr>
+            <w:proofErr w:type="spellStart"/>
             <w:r>
               <w:rPr>
                 <w:b/>
@@ -12954,6 +17371,7 @@
               </w:rPr>
               <w:t>Perguntas</w:t>
             </w:r>
+            <w:proofErr w:type="spellEnd"/>
           </w:p>
         </w:tc>
       </w:tr>
@@ -12987,8 +17405,17 @@
                 <w:sz w:val="19"/>
                 <w:szCs w:val="19"/>
               </w:rPr>
-              <w:t>I — Comum</w:t>
-            </w:r>
+              <w:t xml:space="preserve">I — </w:t>
+            </w:r>
+            <w:proofErr w:type="spellStart"/>
+            <w:r>
+              <w:rPr>
+                <w:sz w:val="19"/>
+                <w:szCs w:val="19"/>
+              </w:rPr>
+              <w:t>Comum</w:t>
+            </w:r>
+            <w:proofErr w:type="spellEnd"/>
           </w:p>
         </w:tc>
         <w:tc>
@@ -13020,12 +17447,37 @@
               </w:rPr>
               <w:t xml:space="preserve">HTML, CSS, JavaScript, formulários e HTTP, base de dados e SQL, segurança e RGPD. </w:t>
             </w:r>
-            <w:r>
-              <w:rPr>
-                <w:sz w:val="19"/>
-                <w:szCs w:val="19"/>
-              </w:rPr>
-              <w:t>Igual para todos.</w:t>
+            <w:proofErr w:type="spellStart"/>
+            <w:r>
+              <w:rPr>
+                <w:sz w:val="19"/>
+                <w:szCs w:val="19"/>
+              </w:rPr>
+              <w:t>Igual</w:t>
+            </w:r>
+            <w:proofErr w:type="spellEnd"/>
+            <w:r>
+              <w:rPr>
+                <w:sz w:val="19"/>
+                <w:szCs w:val="19"/>
+              </w:rPr>
+              <w:t xml:space="preserve"> para </w:t>
+            </w:r>
+            <w:proofErr w:type="spellStart"/>
+            <w:r>
+              <w:rPr>
+                <w:sz w:val="19"/>
+                <w:szCs w:val="19"/>
+              </w:rPr>
+              <w:t>todos</w:t>
+            </w:r>
+            <w:proofErr w:type="spellEnd"/>
+            <w:r>
+              <w:rPr>
+                <w:sz w:val="19"/>
+                <w:szCs w:val="19"/>
+              </w:rPr>
+              <w:t>.</w:t>
             </w:r>
           </w:p>
         </w:tc>
@@ -13091,7 +17543,23 @@
                 <w:sz w:val="19"/>
                 <w:szCs w:val="19"/>
               </w:rPr>
-              <w:t>II ou III — Stack</w:t>
+              <w:t xml:space="preserve">II </w:t>
+            </w:r>
+            <w:proofErr w:type="spellStart"/>
+            <w:r>
+              <w:rPr>
+                <w:sz w:val="19"/>
+                <w:szCs w:val="19"/>
+              </w:rPr>
+              <w:t>ou</w:t>
+            </w:r>
+            <w:proofErr w:type="spellEnd"/>
+            <w:r>
+              <w:rPr>
+                <w:sz w:val="19"/>
+                <w:szCs w:val="19"/>
+              </w:rPr>
+              <w:t xml:space="preserve"> III — Stack</w:t>
             </w:r>
           </w:p>
         </w:tc>
@@ -13125,7 +17593,25 @@
                 <w:szCs w:val="19"/>
                 <w:lang w:val="pt-PT"/>
               </w:rPr>
-              <w:t>A parte da stack do grupo (A ou B). Cada aluno responde só a uma.</w:t>
+              <w:t xml:space="preserve">A parte da </w:t>
+            </w:r>
+            <w:proofErr w:type="spellStart"/>
+            <w:r>
+              <w:rPr>
+                <w:sz w:val="19"/>
+                <w:szCs w:val="19"/>
+                <w:lang w:val="pt-PT"/>
+              </w:rPr>
+              <w:t>stack</w:t>
+            </w:r>
+            <w:proofErr w:type="spellEnd"/>
+            <w:r>
+              <w:rPr>
+                <w:sz w:val="19"/>
+                <w:szCs w:val="19"/>
+                <w:lang w:val="pt-PT"/>
+              </w:rPr>
+              <w:t xml:space="preserve"> do grupo (A ou B). Cada aluno responde só a uma.</w:t>
             </w:r>
           </w:p>
         </w:tc>
@@ -13371,6 +17857,7 @@
             <w:pPr>
               <w:spacing w:line="264" w:lineRule="auto"/>
             </w:pPr>
+            <w:proofErr w:type="spellStart"/>
             <w:r>
               <w:rPr>
                 <w:b/>
@@ -13381,6 +17868,7 @@
               </w:rPr>
               <w:t>Nível</w:t>
             </w:r>
+            <w:proofErr w:type="spellEnd"/>
           </w:p>
         </w:tc>
         <w:tc>
@@ -13584,6 +18072,7 @@
             <w:pPr>
               <w:spacing w:line="264" w:lineRule="auto"/>
             </w:pPr>
+            <w:proofErr w:type="spellStart"/>
             <w:r>
               <w:rPr>
                 <w:b/>
@@ -13593,6 +18082,7 @@
               </w:rPr>
               <w:t>Significado</w:t>
             </w:r>
+            <w:proofErr w:type="spellEnd"/>
           </w:p>
         </w:tc>
         <w:tc>
@@ -13617,13 +18107,31 @@
               <w:spacing w:line="264" w:lineRule="auto"/>
               <w:jc w:val="center"/>
             </w:pPr>
-            <w:r>
-              <w:rPr>
-                <w:sz w:val="19"/>
-                <w:szCs w:val="19"/>
-              </w:rPr>
-              <w:t>Não demonstra</w:t>
-            </w:r>
+            <w:proofErr w:type="spellStart"/>
+            <w:r>
+              <w:rPr>
+                <w:sz w:val="19"/>
+                <w:szCs w:val="19"/>
+              </w:rPr>
+              <w:t>Não</w:t>
+            </w:r>
+            <w:proofErr w:type="spellEnd"/>
+            <w:r>
+              <w:rPr>
+                <w:sz w:val="19"/>
+                <w:szCs w:val="19"/>
+              </w:rPr>
+              <w:t xml:space="preserve"> </w:t>
+            </w:r>
+            <w:proofErr w:type="spellStart"/>
+            <w:r>
+              <w:rPr>
+                <w:sz w:val="19"/>
+                <w:szCs w:val="19"/>
+              </w:rPr>
+              <w:t>demonstra</w:t>
+            </w:r>
+            <w:proofErr w:type="spellEnd"/>
           </w:p>
         </w:tc>
         <w:tc>
@@ -13653,8 +18161,17 @@
                 <w:sz w:val="19"/>
                 <w:szCs w:val="19"/>
               </w:rPr>
-              <w:t>Só com insistência</w:t>
-            </w:r>
+              <w:t xml:space="preserve">Só com </w:t>
+            </w:r>
+            <w:proofErr w:type="spellStart"/>
+            <w:r>
+              <w:rPr>
+                <w:sz w:val="19"/>
+                <w:szCs w:val="19"/>
+              </w:rPr>
+              <w:t>insistência</w:t>
+            </w:r>
+            <w:proofErr w:type="spellEnd"/>
           </w:p>
         </w:tc>
         <w:tc>
@@ -13679,13 +18196,31 @@
               <w:spacing w:line="264" w:lineRule="auto"/>
               <w:jc w:val="center"/>
             </w:pPr>
-            <w:r>
-              <w:rPr>
-                <w:sz w:val="19"/>
-                <w:szCs w:val="19"/>
-              </w:rPr>
-              <w:t>Cumpre o essencial</w:t>
-            </w:r>
+            <w:proofErr w:type="spellStart"/>
+            <w:r>
+              <w:rPr>
+                <w:sz w:val="19"/>
+                <w:szCs w:val="19"/>
+              </w:rPr>
+              <w:t>Cumpre</w:t>
+            </w:r>
+            <w:proofErr w:type="spellEnd"/>
+            <w:r>
+              <w:rPr>
+                <w:sz w:val="19"/>
+                <w:szCs w:val="19"/>
+              </w:rPr>
+              <w:t xml:space="preserve"> o </w:t>
+            </w:r>
+            <w:proofErr w:type="spellStart"/>
+            <w:r>
+              <w:rPr>
+                <w:sz w:val="19"/>
+                <w:szCs w:val="19"/>
+              </w:rPr>
+              <w:t>essencial</w:t>
+            </w:r>
+            <w:proofErr w:type="spellEnd"/>
           </w:p>
         </w:tc>
         <w:tc>
@@ -13710,12 +18245,21 @@
               <w:spacing w:line="264" w:lineRule="auto"/>
               <w:jc w:val="center"/>
             </w:pPr>
-            <w:r>
-              <w:rPr>
-                <w:sz w:val="19"/>
-                <w:szCs w:val="19"/>
-              </w:rPr>
-              <w:t>Cumpre sempre</w:t>
+            <w:proofErr w:type="spellStart"/>
+            <w:r>
+              <w:rPr>
+                <w:sz w:val="19"/>
+                <w:szCs w:val="19"/>
+              </w:rPr>
+              <w:t>Cumpre</w:t>
+            </w:r>
+            <w:proofErr w:type="spellEnd"/>
+            <w:r>
+              <w:rPr>
+                <w:sz w:val="19"/>
+                <w:szCs w:val="19"/>
+              </w:rPr>
+              <w:t xml:space="preserve"> sempre</w:t>
             </w:r>
           </w:p>
         </w:tc>
@@ -13849,6 +18393,7 @@
             <w:pPr>
               <w:spacing w:line="264" w:lineRule="auto"/>
             </w:pPr>
+            <w:proofErr w:type="spellStart"/>
             <w:r>
               <w:rPr>
                 <w:b/>
@@ -13859,6 +18404,7 @@
               </w:rPr>
               <w:t>Critério</w:t>
             </w:r>
+            <w:proofErr w:type="spellEnd"/>
           </w:p>
         </w:tc>
         <w:tc>
@@ -13884,6 +18430,7 @@
               <w:spacing w:line="264" w:lineRule="auto"/>
               <w:jc w:val="center"/>
             </w:pPr>
+            <w:proofErr w:type="spellStart"/>
             <w:r>
               <w:rPr>
                 <w:b/>
@@ -13892,7 +18439,18 @@
                 <w:sz w:val="18"/>
                 <w:szCs w:val="18"/>
               </w:rPr>
-              <w:t>Nível (0–4)</w:t>
+              <w:t>Nível</w:t>
+            </w:r>
+            <w:proofErr w:type="spellEnd"/>
+            <w:r>
+              <w:rPr>
+                <w:b/>
+                <w:bCs/>
+                <w:color w:val="00713C"/>
+                <w:sz w:val="18"/>
+                <w:szCs w:val="18"/>
+              </w:rPr>
+              <w:t xml:space="preserve"> (0–4)</w:t>
             </w:r>
           </w:p>
         </w:tc>
@@ -13954,13 +18512,31 @@
             <w:pPr>
               <w:spacing w:line="264" w:lineRule="auto"/>
             </w:pPr>
-            <w:r>
-              <w:rPr>
-                <w:sz w:val="19"/>
-                <w:szCs w:val="19"/>
-              </w:rPr>
-              <w:t>Assiduidade e pontualidade</w:t>
-            </w:r>
+            <w:proofErr w:type="spellStart"/>
+            <w:r>
+              <w:rPr>
+                <w:sz w:val="19"/>
+                <w:szCs w:val="19"/>
+              </w:rPr>
+              <w:t>Assiduidade</w:t>
+            </w:r>
+            <w:proofErr w:type="spellEnd"/>
+            <w:r>
+              <w:rPr>
+                <w:sz w:val="19"/>
+                <w:szCs w:val="19"/>
+              </w:rPr>
+              <w:t xml:space="preserve"> e </w:t>
+            </w:r>
+            <w:proofErr w:type="spellStart"/>
+            <w:r>
+              <w:rPr>
+                <w:sz w:val="19"/>
+                <w:szCs w:val="19"/>
+              </w:rPr>
+              <w:t>pontualidade</w:t>
+            </w:r>
+            <w:proofErr w:type="spellEnd"/>
           </w:p>
         </w:tc>
         <w:tc>
@@ -14442,7 +19018,27 @@
                 <w:sz w:val="19"/>
                 <w:szCs w:val="19"/>
               </w:rPr>
-              <w:t>Total (máximo 20)</w:t>
+              <w:t>Total (</w:t>
+            </w:r>
+            <w:proofErr w:type="spellStart"/>
+            <w:r>
+              <w:rPr>
+                <w:b/>
+                <w:bCs/>
+                <w:sz w:val="19"/>
+                <w:szCs w:val="19"/>
+              </w:rPr>
+              <w:t>máximo</w:t>
+            </w:r>
+            <w:proofErr w:type="spellEnd"/>
+            <w:r>
+              <w:rPr>
+                <w:b/>
+                <w:bCs/>
+                <w:sz w:val="19"/>
+                <w:szCs w:val="19"/>
+              </w:rPr>
+              <w:t xml:space="preserve"> 20)</w:t>
             </w:r>
           </w:p>
         </w:tc>
@@ -14485,8 +19081,39 @@
           <w:sz w:val="21"/>
           <w:szCs w:val="21"/>
         </w:rPr>
-        <w:t>10.5 Regras de aprovação</w:t>
+        <w:t xml:space="preserve">10.5 </w:t>
       </w:r>
+      <w:proofErr w:type="spellStart"/>
+      <w:r>
+        <w:rPr>
+          <w:b/>
+          <w:bCs/>
+          <w:sz w:val="21"/>
+          <w:szCs w:val="21"/>
+        </w:rPr>
+        <w:t>Regras</w:t>
+      </w:r>
+      <w:proofErr w:type="spellEnd"/>
+      <w:r>
+        <w:rPr>
+          <w:b/>
+          <w:bCs/>
+          <w:sz w:val="21"/>
+          <w:szCs w:val="21"/>
+        </w:rPr>
+        <w:t xml:space="preserve"> de </w:t>
+      </w:r>
+      <w:proofErr w:type="spellStart"/>
+      <w:r>
+        <w:rPr>
+          <w:b/>
+          <w:bCs/>
+          <w:sz w:val="21"/>
+          <w:szCs w:val="21"/>
+        </w:rPr>
+        <w:t>aprovação</w:t>
+      </w:r>
+      <w:proofErr w:type="spellEnd"/>
     </w:p>
     <w:p>
       <w:pPr>
@@ -14589,7 +19216,7 @@
       </w:r>
     </w:p>
     <w:sectPr>
-      <w:footerReference w:type="default" r:id="rId7"/>
+      <w:footerReference w:type="default" r:id="rId8"/>
       <w:pgSz w:w="11906" w:h="16838"/>
       <w:pgMar w:top="1100" w:right="1100" w:bottom="1900" w:left="1100" w:header="708" w:footer="480" w:gutter="0"/>
       <w:cols w:space="720"/>
@@ -14683,7 +19310,27 @@
         <w:szCs w:val="16"/>
         <w:lang w:val="pt-PT"/>
       </w:rPr>
-      <w:t xml:space="preserve">UC00615 · Dossier de Projeto · Exemplo preenchido  ·  </w:t>
+      <w:t xml:space="preserve">UC00615 · Dossier de Projeto · Exemplo </w:t>
+    </w:r>
+    <w:proofErr w:type="gramStart"/>
+    <w:r>
+      <w:rPr>
+        <w:color w:val="8B959C"/>
+        <w:sz w:val="16"/>
+        <w:szCs w:val="16"/>
+        <w:lang w:val="pt-PT"/>
+      </w:rPr>
+      <w:t>preenchido  ·</w:t>
+    </w:r>
+    <w:proofErr w:type="gramEnd"/>
+    <w:r>
+      <w:rPr>
+        <w:color w:val="8B959C"/>
+        <w:sz w:val="16"/>
+        <w:szCs w:val="16"/>
+        <w:lang w:val="pt-PT"/>
+      </w:rPr>
+      <w:t xml:space="preserve">  </w:t>
     </w:r>
     <w:r>
       <w:rPr>
@@ -15449,6 +20096,7 @@
   <w:style w:type="character" w:default="1" w:styleId="Tipodeletrapredefinidodopargrafo">
     <w:name w:val="Default Paragraph Font"/>
     <w:uiPriority w:val="1"/>
+    <w:semiHidden/>
     <w:unhideWhenUsed/>
   </w:style>
   <w:style w:type="table" w:default="1" w:styleId="Tabelanormal">
@@ -15554,6 +20202,18 @@
     <w:rPr>
       <w:sz w:val="20"/>
       <w:szCs w:val="20"/>
+    </w:rPr>
+  </w:style>
+  <w:style w:type="character" w:styleId="MenoNoResolvida">
+    <w:name w:val="Unresolved Mention"/>
+    <w:basedOn w:val="Tipodeletrapredefinidodopargrafo"/>
+    <w:uiPriority w:val="99"/>
+    <w:semiHidden/>
+    <w:unhideWhenUsed/>
+    <w:rsid w:val="00ED4068"/>
+    <w:rPr>
+      <w:color w:val="605E5C"/>
+      <w:shd w:val="clear" w:color="auto" w:fill="E1DFDD"/>
     </w:rPr>
   </w:style>
 </w:styles>
